--- a/docs/manuals/คู่มือ-Stock-HL-ผู้อนุมัติ.docx
+++ b/docs/manuals/คู่มือ-Stock-HL-ผู้อนุมัติ.docx
@@ -6,6 +6,8 @@
       <w:pPr>
         <w:spacing w:before="2000"/>
       </w:pPr>
+      <w:bookmarkStart w:id="0" w:name="_GoBack"/>
+      <w:bookmarkEnd w:id="0"/>
     </w:p>
     <w:p>
       <w:pPr>
@@ -111,26 +113,7 @@
           <w:color w:val="666666"/>
           <w:cs/>
         </w:rPr>
-        <w:t xml:space="preserve">จัดทำเมื่อ </w:t>
-      </w:r>
-      <w:r>
-        <w:rPr>
-          <w:color w:val="666666"/>
-        </w:rPr>
-        <w:t xml:space="preserve">22 </w:t>
-      </w:r>
-      <w:r>
-        <w:rPr>
-          <w:color w:val="666666"/>
-          <w:cs/>
-        </w:rPr>
-        <w:t xml:space="preserve">กันยายน </w:t>
-      </w:r>
-      <w:r>
-        <w:rPr>
-          <w:color w:val="666666"/>
-        </w:rPr>
-        <w:t>2569</w:t>
+        <w:t>ปรับปรุงล่าสุด 6 ตุลาคม 2569</w:t>
       </w:r>
     </w:p>
     <w:p>
@@ -144,8 +127,9 @@
     <w:p>
       <w:pPr>
         <w:pStyle w:val="Heading1"/>
-      </w:pPr>
-      <w:bookmarkStart w:id="0" w:name="_Toc240985512"/>
+        <w:keepNext/>
+      </w:pPr>
+      <w:bookmarkStart w:id="1" w:name="_Toc242174301"/>
       <w:r>
         <w:rPr>
           <w:b/>
@@ -156,7 +140,7 @@
         <w:lastRenderedPageBreak/>
         <w:t>สารบัญ</w:t>
       </w:r>
-      <w:bookmarkEnd w:id="0"/>
+      <w:bookmarkEnd w:id="1"/>
     </w:p>
     <w:sdt>
       <w:sdtPr>
@@ -182,12 +166,45 @@
             <w:fldChar w:fldCharType="begin"/>
           </w:r>
           <w:r>
-            <w:instrText xml:space="preserve"> TOC \o "1-3" \h \z </w:instrText>
+            <w:instrText xml:space="preserve"> TOC \o </w:instrText>
+          </w:r>
+          <w:r>
+            <w:rPr>
+              <w:rFonts w:cs="TH Sarabun New"/>
+              <w:szCs w:val="24"/>
+              <w:cs/>
+            </w:rPr>
+            <w:instrText>"</w:instrText>
+          </w:r>
+          <w:r>
+            <w:instrText>1</w:instrText>
+          </w:r>
+          <w:r>
+            <w:rPr>
+              <w:rFonts w:cs="TH Sarabun New"/>
+              <w:szCs w:val="24"/>
+              <w:cs/>
+            </w:rPr>
+            <w:instrText>-</w:instrText>
+          </w:r>
+          <w:r>
+            <w:instrText>3</w:instrText>
+          </w:r>
+          <w:r>
+            <w:rPr>
+              <w:rFonts w:cs="TH Sarabun New"/>
+              <w:szCs w:val="24"/>
+              <w:cs/>
+            </w:rPr>
+            <w:instrText xml:space="preserve">" </w:instrText>
+          </w:r>
+          <w:r>
+            <w:instrText xml:space="preserve">\h \z </w:instrText>
           </w:r>
           <w:r>
             <w:fldChar w:fldCharType="separate"/>
           </w:r>
-          <w:hyperlink w:anchor="_Toc240985512" w:history="1">
+          <w:hyperlink w:anchor="_Toc242174301" w:history="1">
             <w:r>
               <w:rPr>
                 <w:rStyle w:val="Hyperlink"/>
@@ -209,7 +226,6 @@
               <w:rPr>
                 <w:rStyle w:val="Hyperlink"/>
                 <w:noProof/>
-                <w:cs/>
               </w:rPr>
               <w:fldChar w:fldCharType="begin"/>
             </w:r>
@@ -218,20 +234,18 @@
                 <w:noProof/>
                 <w:webHidden/>
               </w:rPr>
-              <w:instrText xml:space="preserve"> PAGEREF _Toc240985512 \h </w:instrText>
-            </w:r>
-            <w:r>
-              <w:rPr>
-                <w:rStyle w:val="Hyperlink"/>
-                <w:noProof/>
-                <w:cs/>
-              </w:rPr>
-            </w:r>
-            <w:r>
-              <w:rPr>
-                <w:rStyle w:val="Hyperlink"/>
-                <w:noProof/>
-                <w:cs/>
+              <w:instrText xml:space="preserve"> PAGEREF _Toc242174301 \h </w:instrText>
+            </w:r>
+            <w:r>
+              <w:rPr>
+                <w:rStyle w:val="Hyperlink"/>
+                <w:noProof/>
+              </w:rPr>
+            </w:r>
+            <w:r>
+              <w:rPr>
+                <w:rStyle w:val="Hyperlink"/>
+                <w:noProof/>
               </w:rPr>
               <w:fldChar w:fldCharType="separate"/>
             </w:r>
@@ -246,7 +260,6 @@
               <w:rPr>
                 <w:rStyle w:val="Hyperlink"/>
                 <w:noProof/>
-                <w:cs/>
               </w:rPr>
               <w:fldChar w:fldCharType="end"/>
             </w:r>
@@ -265,7 +278,7 @@
               <w:szCs w:val="28"/>
             </w:rPr>
           </w:pPr>
-          <w:hyperlink w:anchor="_Toc240985513" w:history="1">
+          <w:hyperlink w:anchor="_Toc242174302" w:history="1">
             <w:r>
               <w:rPr>
                 <w:rStyle w:val="Hyperlink"/>
@@ -296,7 +309,6 @@
               <w:rPr>
                 <w:rStyle w:val="Hyperlink"/>
                 <w:noProof/>
-                <w:cs/>
               </w:rPr>
               <w:fldChar w:fldCharType="begin"/>
             </w:r>
@@ -305,20 +317,18 @@
                 <w:noProof/>
                 <w:webHidden/>
               </w:rPr>
-              <w:instrText xml:space="preserve"> PAGEREF _Toc240985513 \h </w:instrText>
-            </w:r>
-            <w:r>
-              <w:rPr>
-                <w:rStyle w:val="Hyperlink"/>
-                <w:noProof/>
-                <w:cs/>
-              </w:rPr>
-            </w:r>
-            <w:r>
-              <w:rPr>
-                <w:rStyle w:val="Hyperlink"/>
-                <w:noProof/>
-                <w:cs/>
+              <w:instrText xml:space="preserve"> PAGEREF _Toc242174302 \h </w:instrText>
+            </w:r>
+            <w:r>
+              <w:rPr>
+                <w:rStyle w:val="Hyperlink"/>
+                <w:noProof/>
+              </w:rPr>
+            </w:r>
+            <w:r>
+              <w:rPr>
+                <w:rStyle w:val="Hyperlink"/>
+                <w:noProof/>
               </w:rPr>
               <w:fldChar w:fldCharType="separate"/>
             </w:r>
@@ -333,7 +343,6 @@
               <w:rPr>
                 <w:rStyle w:val="Hyperlink"/>
                 <w:noProof/>
-                <w:cs/>
               </w:rPr>
               <w:fldChar w:fldCharType="end"/>
             </w:r>
@@ -352,7 +361,7 @@
               <w:szCs w:val="28"/>
             </w:rPr>
           </w:pPr>
-          <w:hyperlink w:anchor="_Toc240985514" w:history="1">
+          <w:hyperlink w:anchor="_Toc242174303" w:history="1">
             <w:r>
               <w:rPr>
                 <w:rStyle w:val="Hyperlink"/>
@@ -383,7 +392,6 @@
               <w:rPr>
                 <w:rStyle w:val="Hyperlink"/>
                 <w:noProof/>
-                <w:cs/>
               </w:rPr>
               <w:fldChar w:fldCharType="begin"/>
             </w:r>
@@ -392,20 +400,18 @@
                 <w:noProof/>
                 <w:webHidden/>
               </w:rPr>
-              <w:instrText xml:space="preserve"> PAGEREF _Toc240985514 \h </w:instrText>
-            </w:r>
-            <w:r>
-              <w:rPr>
-                <w:rStyle w:val="Hyperlink"/>
-                <w:noProof/>
-                <w:cs/>
-              </w:rPr>
-            </w:r>
-            <w:r>
-              <w:rPr>
-                <w:rStyle w:val="Hyperlink"/>
-                <w:noProof/>
-                <w:cs/>
+              <w:instrText xml:space="preserve"> PAGEREF _Toc242174303 \h </w:instrText>
+            </w:r>
+            <w:r>
+              <w:rPr>
+                <w:rStyle w:val="Hyperlink"/>
+                <w:noProof/>
+              </w:rPr>
+            </w:r>
+            <w:r>
+              <w:rPr>
+                <w:rStyle w:val="Hyperlink"/>
+                <w:noProof/>
               </w:rPr>
               <w:fldChar w:fldCharType="separate"/>
             </w:r>
@@ -420,7 +426,6 @@
               <w:rPr>
                 <w:rStyle w:val="Hyperlink"/>
                 <w:noProof/>
-                <w:cs/>
               </w:rPr>
               <w:fldChar w:fldCharType="end"/>
             </w:r>
@@ -439,7 +444,7 @@
               <w:szCs w:val="28"/>
             </w:rPr>
           </w:pPr>
-          <w:hyperlink w:anchor="_Toc240985515" w:history="1">
+          <w:hyperlink w:anchor="_Toc242174304" w:history="1">
             <w:r>
               <w:rPr>
                 <w:rStyle w:val="Hyperlink"/>
@@ -489,7 +494,6 @@
               <w:rPr>
                 <w:rStyle w:val="Hyperlink"/>
                 <w:noProof/>
-                <w:cs/>
               </w:rPr>
               <w:fldChar w:fldCharType="begin"/>
             </w:r>
@@ -498,20 +502,18 @@
                 <w:noProof/>
                 <w:webHidden/>
               </w:rPr>
-              <w:instrText xml:space="preserve"> PAGEREF _Toc240985515 \h </w:instrText>
-            </w:r>
-            <w:r>
-              <w:rPr>
-                <w:rStyle w:val="Hyperlink"/>
-                <w:noProof/>
-                <w:cs/>
-              </w:rPr>
-            </w:r>
-            <w:r>
-              <w:rPr>
-                <w:rStyle w:val="Hyperlink"/>
-                <w:noProof/>
-                <w:cs/>
+              <w:instrText xml:space="preserve"> PAGEREF _Toc242174304 \h </w:instrText>
+            </w:r>
+            <w:r>
+              <w:rPr>
+                <w:rStyle w:val="Hyperlink"/>
+                <w:noProof/>
+              </w:rPr>
+            </w:r>
+            <w:r>
+              <w:rPr>
+                <w:rStyle w:val="Hyperlink"/>
+                <w:noProof/>
               </w:rPr>
               <w:fldChar w:fldCharType="separate"/>
             </w:r>
@@ -526,7 +528,6 @@
               <w:rPr>
                 <w:rStyle w:val="Hyperlink"/>
                 <w:noProof/>
-                <w:cs/>
               </w:rPr>
               <w:fldChar w:fldCharType="end"/>
             </w:r>
@@ -545,7 +546,7 @@
               <w:szCs w:val="28"/>
             </w:rPr>
           </w:pPr>
-          <w:hyperlink w:anchor="_Toc240985516" w:history="1">
+          <w:hyperlink w:anchor="_Toc242174305" w:history="1">
             <w:r>
               <w:rPr>
                 <w:rStyle w:val="Hyperlink"/>
@@ -595,8 +596,109 @@
               <w:rPr>
                 <w:rStyle w:val="Hyperlink"/>
                 <w:noProof/>
+              </w:rPr>
+              <w:fldChar w:fldCharType="begin"/>
+            </w:r>
+            <w:r>
+              <w:rPr>
+                <w:noProof/>
+                <w:webHidden/>
+              </w:rPr>
+              <w:instrText xml:space="preserve"> PAGEREF _Toc242174305 \h </w:instrText>
+            </w:r>
+            <w:r>
+              <w:rPr>
+                <w:rStyle w:val="Hyperlink"/>
+                <w:noProof/>
+              </w:rPr>
+            </w:r>
+            <w:r>
+              <w:rPr>
+                <w:rStyle w:val="Hyperlink"/>
+                <w:noProof/>
+              </w:rPr>
+              <w:fldChar w:fldCharType="separate"/>
+            </w:r>
+            <w:r>
+              <w:rPr>
+                <w:noProof/>
+                <w:webHidden/>
+              </w:rPr>
+              <w:t>4</w:t>
+            </w:r>
+            <w:r>
+              <w:rPr>
+                <w:rStyle w:val="Hyperlink"/>
+                <w:noProof/>
+              </w:rPr>
+              <w:fldChar w:fldCharType="end"/>
+            </w:r>
+          </w:hyperlink>
+        </w:p>
+        <w:p>
+          <w:pPr>
+            <w:pStyle w:val="TOC2"/>
+            <w:tabs>
+              <w:tab w:val="right" w:leader="dot" w:pos="9062"/>
+            </w:tabs>
+            <w:rPr>
+              <w:rFonts w:asciiTheme="minorHAnsi" w:eastAsiaTheme="minorEastAsia" w:hAnsiTheme="minorHAnsi" w:cstheme="minorBidi"/>
+              <w:noProof/>
+              <w:sz w:val="22"/>
+              <w:szCs w:val="28"/>
+            </w:rPr>
+          </w:pPr>
+          <w:hyperlink w:anchor="_Toc242174306" w:history="1">
+            <w:r>
+              <w:rPr>
+                <w:rStyle w:val="Hyperlink"/>
+                <w:b/>
+                <w:bCs/>
+                <w:noProof/>
+              </w:rPr>
+              <w:t>2</w:t>
+            </w:r>
+            <w:r>
+              <w:rPr>
+                <w:rStyle w:val="Hyperlink"/>
+                <w:b/>
+                <w:bCs/>
+                <w:noProof/>
                 <w:cs/>
               </w:rPr>
+              <w:t>.</w:t>
+            </w:r>
+            <w:r>
+              <w:rPr>
+                <w:rStyle w:val="Hyperlink"/>
+                <w:b/>
+                <w:bCs/>
+                <w:noProof/>
+              </w:rPr>
+              <w:t xml:space="preserve">3 </w:t>
+            </w:r>
+            <w:r>
+              <w:rPr>
+                <w:rStyle w:val="Hyperlink"/>
+                <w:b/>
+                <w:bCs/>
+                <w:noProof/>
+                <w:cs/>
+              </w:rPr>
+              <w:t>เบิกวัสดุให้พนักงานใหม่</w:t>
+            </w:r>
+            <w:r>
+              <w:rPr>
+                <w:noProof/>
+                <w:webHidden/>
+              </w:rPr>
+              <w:tab/>
+            </w:r>
+            <w:r>
+              <w:rPr>
+                <w:rStyle w:val="Hyperlink"/>
+                <w:noProof/>
+              </w:rPr>
               <w:fldChar w:fldCharType="begin"/>
             </w:r>
             <w:r>
@@ -604,20 +706,18 @@
                 <w:noProof/>
                 <w:webHidden/>
               </w:rPr>
-              <w:instrText xml:space="preserve"> PAGEREF _Toc240985516 \h </w:instrText>
-            </w:r>
-            <w:r>
-              <w:rPr>
-                <w:rStyle w:val="Hyperlink"/>
-                <w:noProof/>
-                <w:cs/>
-              </w:rPr>
-            </w:r>
-            <w:r>
-              <w:rPr>
-                <w:rStyle w:val="Hyperlink"/>
-                <w:noProof/>
-                <w:cs/>
+              <w:instrText xml:space="preserve"> PAGEREF _Toc242174306 \h </w:instrText>
+            </w:r>
+            <w:r>
+              <w:rPr>
+                <w:rStyle w:val="Hyperlink"/>
+                <w:noProof/>
+              </w:rPr>
+            </w:r>
+            <w:r>
+              <w:rPr>
+                <w:rStyle w:val="Hyperlink"/>
+                <w:noProof/>
               </w:rPr>
               <w:fldChar w:fldCharType="separate"/>
             </w:r>
@@ -626,13 +726,12 @@
                 <w:noProof/>
                 <w:webHidden/>
               </w:rPr>
-              <w:t>4</w:t>
-            </w:r>
-            <w:r>
-              <w:rPr>
-                <w:rStyle w:val="Hyperlink"/>
-                <w:noProof/>
-                <w:cs/>
+              <w:t>5</w:t>
+            </w:r>
+            <w:r>
+              <w:rPr>
+                <w:rStyle w:val="Hyperlink"/>
+                <w:noProof/>
               </w:rPr>
               <w:fldChar w:fldCharType="end"/>
             </w:r>
@@ -651,7 +750,7 @@
               <w:szCs w:val="28"/>
             </w:rPr>
           </w:pPr>
-          <w:hyperlink w:anchor="_Toc240985517" w:history="1">
+          <w:hyperlink w:anchor="_Toc242174307" w:history="1">
             <w:r>
               <w:rPr>
                 <w:rStyle w:val="Hyperlink"/>
@@ -682,7 +781,6 @@
               <w:rPr>
                 <w:rStyle w:val="Hyperlink"/>
                 <w:noProof/>
-                <w:cs/>
               </w:rPr>
               <w:fldChar w:fldCharType="begin"/>
             </w:r>
@@ -691,20 +789,18 @@
                 <w:noProof/>
                 <w:webHidden/>
               </w:rPr>
-              <w:instrText xml:space="preserve"> PAGEREF _Toc240985517 \h </w:instrText>
-            </w:r>
-            <w:r>
-              <w:rPr>
-                <w:rStyle w:val="Hyperlink"/>
-                <w:noProof/>
-                <w:cs/>
-              </w:rPr>
-            </w:r>
-            <w:r>
-              <w:rPr>
-                <w:rStyle w:val="Hyperlink"/>
-                <w:noProof/>
-                <w:cs/>
+              <w:instrText xml:space="preserve"> PAGEREF _Toc242174307 \h </w:instrText>
+            </w:r>
+            <w:r>
+              <w:rPr>
+                <w:rStyle w:val="Hyperlink"/>
+                <w:noProof/>
+              </w:rPr>
+            </w:r>
+            <w:r>
+              <w:rPr>
+                <w:rStyle w:val="Hyperlink"/>
+                <w:noProof/>
               </w:rPr>
               <w:fldChar w:fldCharType="separate"/>
             </w:r>
@@ -713,13 +809,12 @@
                 <w:noProof/>
                 <w:webHidden/>
               </w:rPr>
-              <w:t>5</w:t>
-            </w:r>
-            <w:r>
-              <w:rPr>
-                <w:rStyle w:val="Hyperlink"/>
-                <w:noProof/>
-                <w:cs/>
+              <w:t>6</w:t>
+            </w:r>
+            <w:r>
+              <w:rPr>
+                <w:rStyle w:val="Hyperlink"/>
+                <w:noProof/>
               </w:rPr>
               <w:fldChar w:fldCharType="end"/>
             </w:r>
@@ -738,7 +833,7 @@
               <w:szCs w:val="28"/>
             </w:rPr>
           </w:pPr>
-          <w:hyperlink w:anchor="_Toc240985518" w:history="1">
+          <w:hyperlink w:anchor="_Toc242174308" w:history="1">
             <w:r>
               <w:rPr>
                 <w:rStyle w:val="Hyperlink"/>
@@ -788,7 +883,6 @@
               <w:rPr>
                 <w:rStyle w:val="Hyperlink"/>
                 <w:noProof/>
-                <w:cs/>
               </w:rPr>
               <w:fldChar w:fldCharType="begin"/>
             </w:r>
@@ -797,20 +891,18 @@
                 <w:noProof/>
                 <w:webHidden/>
               </w:rPr>
-              <w:instrText xml:space="preserve"> PAGEREF _Toc240985518 \h </w:instrText>
-            </w:r>
-            <w:r>
-              <w:rPr>
-                <w:rStyle w:val="Hyperlink"/>
-                <w:noProof/>
-                <w:cs/>
-              </w:rPr>
-            </w:r>
-            <w:r>
-              <w:rPr>
-                <w:rStyle w:val="Hyperlink"/>
-                <w:noProof/>
-                <w:cs/>
+              <w:instrText xml:space="preserve"> PAGEREF _Toc242174308 \h </w:instrText>
+            </w:r>
+            <w:r>
+              <w:rPr>
+                <w:rStyle w:val="Hyperlink"/>
+                <w:noProof/>
+              </w:rPr>
+            </w:r>
+            <w:r>
+              <w:rPr>
+                <w:rStyle w:val="Hyperlink"/>
+                <w:noProof/>
               </w:rPr>
               <w:fldChar w:fldCharType="separate"/>
             </w:r>
@@ -819,13 +911,12 @@
                 <w:noProof/>
                 <w:webHidden/>
               </w:rPr>
-              <w:t>5</w:t>
-            </w:r>
-            <w:r>
-              <w:rPr>
-                <w:rStyle w:val="Hyperlink"/>
-                <w:noProof/>
-                <w:cs/>
+              <w:t>6</w:t>
+            </w:r>
+            <w:r>
+              <w:rPr>
+                <w:rStyle w:val="Hyperlink"/>
+                <w:noProof/>
               </w:rPr>
               <w:fldChar w:fldCharType="end"/>
             </w:r>
@@ -844,7 +935,7 @@
               <w:szCs w:val="28"/>
             </w:rPr>
           </w:pPr>
-          <w:hyperlink w:anchor="_Toc240985519" w:history="1">
+          <w:hyperlink w:anchor="_Toc242174309" w:history="1">
             <w:r>
               <w:rPr>
                 <w:rStyle w:val="Hyperlink"/>
@@ -894,7 +985,6 @@
               <w:rPr>
                 <w:rStyle w:val="Hyperlink"/>
                 <w:noProof/>
-                <w:cs/>
               </w:rPr>
               <w:fldChar w:fldCharType="begin"/>
             </w:r>
@@ -903,20 +993,18 @@
                 <w:noProof/>
                 <w:webHidden/>
               </w:rPr>
-              <w:instrText xml:space="preserve"> PAGEREF _Toc240985519 \h </w:instrText>
-            </w:r>
-            <w:r>
-              <w:rPr>
-                <w:rStyle w:val="Hyperlink"/>
-                <w:noProof/>
-                <w:cs/>
-              </w:rPr>
-            </w:r>
-            <w:r>
-              <w:rPr>
-                <w:rStyle w:val="Hyperlink"/>
-                <w:noProof/>
-                <w:cs/>
+              <w:instrText xml:space="preserve"> PAGEREF _Toc242174309 \h </w:instrText>
+            </w:r>
+            <w:r>
+              <w:rPr>
+                <w:rStyle w:val="Hyperlink"/>
+                <w:noProof/>
+              </w:rPr>
+            </w:r>
+            <w:r>
+              <w:rPr>
+                <w:rStyle w:val="Hyperlink"/>
+                <w:noProof/>
               </w:rPr>
               <w:fldChar w:fldCharType="separate"/>
             </w:r>
@@ -925,13 +1013,12 @@
                 <w:noProof/>
                 <w:webHidden/>
               </w:rPr>
-              <w:t>5</w:t>
-            </w:r>
-            <w:r>
-              <w:rPr>
-                <w:rStyle w:val="Hyperlink"/>
-                <w:noProof/>
-                <w:cs/>
+              <w:t>6</w:t>
+            </w:r>
+            <w:r>
+              <w:rPr>
+                <w:rStyle w:val="Hyperlink"/>
+                <w:noProof/>
               </w:rPr>
               <w:fldChar w:fldCharType="end"/>
             </w:r>
@@ -950,7 +1037,7 @@
               <w:szCs w:val="28"/>
             </w:rPr>
           </w:pPr>
-          <w:hyperlink w:anchor="_Toc240985520" w:history="1">
+          <w:hyperlink w:anchor="_Toc242174310" w:history="1">
             <w:r>
               <w:rPr>
                 <w:rStyle w:val="Hyperlink"/>
@@ -1000,7 +1087,6 @@
               <w:rPr>
                 <w:rStyle w:val="Hyperlink"/>
                 <w:noProof/>
-                <w:cs/>
               </w:rPr>
               <w:fldChar w:fldCharType="begin"/>
             </w:r>
@@ -1009,20 +1095,18 @@
                 <w:noProof/>
                 <w:webHidden/>
               </w:rPr>
-              <w:instrText xml:space="preserve"> PAGEREF _Toc240985520 \h </w:instrText>
-            </w:r>
-            <w:r>
-              <w:rPr>
-                <w:rStyle w:val="Hyperlink"/>
-                <w:noProof/>
-                <w:cs/>
-              </w:rPr>
-            </w:r>
-            <w:r>
-              <w:rPr>
-                <w:rStyle w:val="Hyperlink"/>
-                <w:noProof/>
-                <w:cs/>
+              <w:instrText xml:space="preserve"> PAGEREF _Toc242174310 \h </w:instrText>
+            </w:r>
+            <w:r>
+              <w:rPr>
+                <w:rStyle w:val="Hyperlink"/>
+                <w:noProof/>
+              </w:rPr>
+            </w:r>
+            <w:r>
+              <w:rPr>
+                <w:rStyle w:val="Hyperlink"/>
+                <w:noProof/>
               </w:rPr>
               <w:fldChar w:fldCharType="separate"/>
             </w:r>
@@ -1031,13 +1115,12 @@
                 <w:noProof/>
                 <w:webHidden/>
               </w:rPr>
-              <w:t>7</w:t>
-            </w:r>
-            <w:r>
-              <w:rPr>
-                <w:rStyle w:val="Hyperlink"/>
-                <w:noProof/>
-                <w:cs/>
+              <w:t>8</w:t>
+            </w:r>
+            <w:r>
+              <w:rPr>
+                <w:rStyle w:val="Hyperlink"/>
+                <w:noProof/>
               </w:rPr>
               <w:fldChar w:fldCharType="end"/>
             </w:r>
@@ -1056,7 +1139,7 @@
               <w:szCs w:val="28"/>
             </w:rPr>
           </w:pPr>
-          <w:hyperlink w:anchor="_Toc240985521" w:history="1">
+          <w:hyperlink w:anchor="_Toc242174311" w:history="1">
             <w:r>
               <w:rPr>
                 <w:rStyle w:val="Hyperlink"/>
@@ -1106,7 +1189,6 @@
               <w:rPr>
                 <w:rStyle w:val="Hyperlink"/>
                 <w:noProof/>
-                <w:cs/>
               </w:rPr>
               <w:fldChar w:fldCharType="begin"/>
             </w:r>
@@ -1115,20 +1197,18 @@
                 <w:noProof/>
                 <w:webHidden/>
               </w:rPr>
-              <w:instrText xml:space="preserve"> PAGEREF _Toc240985521 \h </w:instrText>
-            </w:r>
-            <w:r>
-              <w:rPr>
-                <w:rStyle w:val="Hyperlink"/>
-                <w:noProof/>
-                <w:cs/>
-              </w:rPr>
-            </w:r>
-            <w:r>
-              <w:rPr>
-                <w:rStyle w:val="Hyperlink"/>
-                <w:noProof/>
-                <w:cs/>
+              <w:instrText xml:space="preserve"> PAGEREF _Toc242174311 \h </w:instrText>
+            </w:r>
+            <w:r>
+              <w:rPr>
+                <w:rStyle w:val="Hyperlink"/>
+                <w:noProof/>
+              </w:rPr>
+            </w:r>
+            <w:r>
+              <w:rPr>
+                <w:rStyle w:val="Hyperlink"/>
+                <w:noProof/>
               </w:rPr>
               <w:fldChar w:fldCharType="separate"/>
             </w:r>
@@ -1137,13 +1217,12 @@
                 <w:noProof/>
                 <w:webHidden/>
               </w:rPr>
-              <w:t>7</w:t>
-            </w:r>
-            <w:r>
-              <w:rPr>
-                <w:rStyle w:val="Hyperlink"/>
-                <w:noProof/>
-                <w:cs/>
+              <w:t>8</w:t>
+            </w:r>
+            <w:r>
+              <w:rPr>
+                <w:rStyle w:val="Hyperlink"/>
+                <w:noProof/>
               </w:rPr>
               <w:fldChar w:fldCharType="end"/>
             </w:r>
@@ -1162,7 +1241,7 @@
               <w:szCs w:val="28"/>
             </w:rPr>
           </w:pPr>
-          <w:hyperlink w:anchor="_Toc240985522" w:history="1">
+          <w:hyperlink w:anchor="_Toc242174312" w:history="1">
             <w:r>
               <w:rPr>
                 <w:rStyle w:val="Hyperlink"/>
@@ -1212,8 +1291,109 @@
               <w:rPr>
                 <w:rStyle w:val="Hyperlink"/>
                 <w:noProof/>
+              </w:rPr>
+              <w:fldChar w:fldCharType="begin"/>
+            </w:r>
+            <w:r>
+              <w:rPr>
+                <w:noProof/>
+                <w:webHidden/>
+              </w:rPr>
+              <w:instrText xml:space="preserve"> PAGEREF _Toc242174312 \h </w:instrText>
+            </w:r>
+            <w:r>
+              <w:rPr>
+                <w:rStyle w:val="Hyperlink"/>
+                <w:noProof/>
+              </w:rPr>
+            </w:r>
+            <w:r>
+              <w:rPr>
+                <w:rStyle w:val="Hyperlink"/>
+                <w:noProof/>
+              </w:rPr>
+              <w:fldChar w:fldCharType="separate"/>
+            </w:r>
+            <w:r>
+              <w:rPr>
+                <w:noProof/>
+                <w:webHidden/>
+              </w:rPr>
+              <w:t>9</w:t>
+            </w:r>
+            <w:r>
+              <w:rPr>
+                <w:rStyle w:val="Hyperlink"/>
+                <w:noProof/>
+              </w:rPr>
+              <w:fldChar w:fldCharType="end"/>
+            </w:r>
+          </w:hyperlink>
+        </w:p>
+        <w:p>
+          <w:pPr>
+            <w:pStyle w:val="TOC2"/>
+            <w:tabs>
+              <w:tab w:val="right" w:leader="dot" w:pos="9062"/>
+            </w:tabs>
+            <w:rPr>
+              <w:rFonts w:asciiTheme="minorHAnsi" w:eastAsiaTheme="minorEastAsia" w:hAnsiTheme="minorHAnsi" w:cstheme="minorBidi"/>
+              <w:noProof/>
+              <w:sz w:val="22"/>
+              <w:szCs w:val="28"/>
+            </w:rPr>
+          </w:pPr>
+          <w:hyperlink w:anchor="_Toc242174313" w:history="1">
+            <w:r>
+              <w:rPr>
+                <w:rStyle w:val="Hyperlink"/>
+                <w:b/>
+                <w:bCs/>
+                <w:noProof/>
+              </w:rPr>
+              <w:t>3</w:t>
+            </w:r>
+            <w:r>
+              <w:rPr>
+                <w:rStyle w:val="Hyperlink"/>
+                <w:b/>
+                <w:bCs/>
+                <w:noProof/>
                 <w:cs/>
               </w:rPr>
+              <w:t>.</w:t>
+            </w:r>
+            <w:r>
+              <w:rPr>
+                <w:rStyle w:val="Hyperlink"/>
+                <w:b/>
+                <w:bCs/>
+                <w:noProof/>
+              </w:rPr>
+              <w:t xml:space="preserve">6 </w:t>
+            </w:r>
+            <w:r>
+              <w:rPr>
+                <w:rStyle w:val="Hyperlink"/>
+                <w:b/>
+                <w:bCs/>
+                <w:noProof/>
+                <w:cs/>
+              </w:rPr>
+              <w:t>อนุมัติใบเบิกพนักงานใหม่</w:t>
+            </w:r>
+            <w:r>
+              <w:rPr>
+                <w:noProof/>
+                <w:webHidden/>
+              </w:rPr>
+              <w:tab/>
+            </w:r>
+            <w:r>
+              <w:rPr>
+                <w:rStyle w:val="Hyperlink"/>
+                <w:noProof/>
+              </w:rPr>
               <w:fldChar w:fldCharType="begin"/>
             </w:r>
             <w:r>
@@ -1221,20 +1401,18 @@
                 <w:noProof/>
                 <w:webHidden/>
               </w:rPr>
-              <w:instrText xml:space="preserve"> PAGEREF _Toc240985522 \h </w:instrText>
-            </w:r>
-            <w:r>
-              <w:rPr>
-                <w:rStyle w:val="Hyperlink"/>
-                <w:noProof/>
-                <w:cs/>
-              </w:rPr>
-            </w:r>
-            <w:r>
-              <w:rPr>
-                <w:rStyle w:val="Hyperlink"/>
-                <w:noProof/>
-                <w:cs/>
+              <w:instrText xml:space="preserve"> PAGEREF _Toc242174313 \h </w:instrText>
+            </w:r>
+            <w:r>
+              <w:rPr>
+                <w:rStyle w:val="Hyperlink"/>
+                <w:noProof/>
+              </w:rPr>
+            </w:r>
+            <w:r>
+              <w:rPr>
+                <w:rStyle w:val="Hyperlink"/>
+                <w:noProof/>
               </w:rPr>
               <w:fldChar w:fldCharType="separate"/>
             </w:r>
@@ -1243,13 +1421,12 @@
                 <w:noProof/>
                 <w:webHidden/>
               </w:rPr>
-              <w:t>8</w:t>
-            </w:r>
-            <w:r>
-              <w:rPr>
-                <w:rStyle w:val="Hyperlink"/>
-                <w:noProof/>
-                <w:cs/>
+              <w:t>10</w:t>
+            </w:r>
+            <w:r>
+              <w:rPr>
+                <w:rStyle w:val="Hyperlink"/>
+                <w:noProof/>
               </w:rPr>
               <w:fldChar w:fldCharType="end"/>
             </w:r>
@@ -1268,7 +1445,7 @@
               <w:szCs w:val="28"/>
             </w:rPr>
           </w:pPr>
-          <w:hyperlink w:anchor="_Toc240985523" w:history="1">
+          <w:hyperlink w:anchor="_Toc242174314" w:history="1">
             <w:r>
               <w:rPr>
                 <w:rStyle w:val="Hyperlink"/>
@@ -1299,8 +1476,90 @@
               <w:rPr>
                 <w:rStyle w:val="Hyperlink"/>
                 <w:noProof/>
+              </w:rPr>
+              <w:fldChar w:fldCharType="begin"/>
+            </w:r>
+            <w:r>
+              <w:rPr>
+                <w:noProof/>
+                <w:webHidden/>
+              </w:rPr>
+              <w:instrText xml:space="preserve"> PAGEREF _Toc242174314 \h </w:instrText>
+            </w:r>
+            <w:r>
+              <w:rPr>
+                <w:rStyle w:val="Hyperlink"/>
+                <w:noProof/>
+              </w:rPr>
+            </w:r>
+            <w:r>
+              <w:rPr>
+                <w:rStyle w:val="Hyperlink"/>
+                <w:noProof/>
+              </w:rPr>
+              <w:fldChar w:fldCharType="separate"/>
+            </w:r>
+            <w:r>
+              <w:rPr>
+                <w:noProof/>
+                <w:webHidden/>
+              </w:rPr>
+              <w:t>11</w:t>
+            </w:r>
+            <w:r>
+              <w:rPr>
+                <w:rStyle w:val="Hyperlink"/>
+                <w:noProof/>
+              </w:rPr>
+              <w:fldChar w:fldCharType="end"/>
+            </w:r>
+          </w:hyperlink>
+        </w:p>
+        <w:p>
+          <w:pPr>
+            <w:pStyle w:val="TOC2"/>
+            <w:tabs>
+              <w:tab w:val="right" w:leader="dot" w:pos="9062"/>
+            </w:tabs>
+            <w:rPr>
+              <w:rFonts w:asciiTheme="minorHAnsi" w:eastAsiaTheme="minorEastAsia" w:hAnsiTheme="minorHAnsi" w:cstheme="minorBidi"/>
+              <w:noProof/>
+              <w:sz w:val="22"/>
+              <w:szCs w:val="28"/>
+            </w:rPr>
+          </w:pPr>
+          <w:hyperlink w:anchor="_Toc242174315" w:history="1">
+            <w:r>
+              <w:rPr>
+                <w:rStyle w:val="Hyperlink"/>
+                <w:b/>
+                <w:bCs/>
+                <w:noProof/>
+              </w:rPr>
+              <w:t xml:space="preserve">4.1 </w:t>
+            </w:r>
+            <w:r>
+              <w:rPr>
+                <w:rStyle w:val="Hyperlink"/>
+                <w:b/>
+                <w:bCs/>
+                <w:noProof/>
                 <w:cs/>
               </w:rPr>
+              <w:t>การแจ้งเตือน</w:t>
+            </w:r>
+            <w:r>
+              <w:rPr>
+                <w:noProof/>
+                <w:webHidden/>
+              </w:rPr>
+              <w:tab/>
+            </w:r>
+            <w:r>
+              <w:rPr>
+                <w:rStyle w:val="Hyperlink"/>
+                <w:noProof/>
+              </w:rPr>
               <w:fldChar w:fldCharType="begin"/>
             </w:r>
             <w:r>
@@ -1308,21 +1567,185 @@
                 <w:noProof/>
                 <w:webHidden/>
               </w:rPr>
-              <w:instrText xml:space="preserve"> PAGEREF _Toc240985523 \h </w:instrText>
-            </w:r>
-            <w:r>
-              <w:rPr>
-                <w:rStyle w:val="Hyperlink"/>
+              <w:instrText xml:space="preserve"> PAGEREF _Toc242174315 \h </w:instrText>
+            </w:r>
+            <w:r>
+              <w:rPr>
+                <w:rStyle w:val="Hyperlink"/>
+                <w:noProof/>
+              </w:rPr>
+            </w:r>
+            <w:r>
+              <w:rPr>
+                <w:rStyle w:val="Hyperlink"/>
+                <w:noProof/>
+              </w:rPr>
+              <w:fldChar w:fldCharType="separate"/>
+            </w:r>
+            <w:r>
+              <w:rPr>
+                <w:noProof/>
+                <w:webHidden/>
+              </w:rPr>
+              <w:t>11</w:t>
+            </w:r>
+            <w:r>
+              <w:rPr>
+                <w:rStyle w:val="Hyperlink"/>
+                <w:noProof/>
+              </w:rPr>
+              <w:fldChar w:fldCharType="end"/>
+            </w:r>
+          </w:hyperlink>
+        </w:p>
+        <w:p>
+          <w:pPr>
+            <w:pStyle w:val="TOC2"/>
+            <w:tabs>
+              <w:tab w:val="right" w:leader="dot" w:pos="9062"/>
+            </w:tabs>
+            <w:rPr>
+              <w:rFonts w:asciiTheme="minorHAnsi" w:eastAsiaTheme="minorEastAsia" w:hAnsiTheme="minorHAnsi" w:cstheme="minorBidi"/>
+              <w:noProof/>
+              <w:sz w:val="22"/>
+              <w:szCs w:val="28"/>
+            </w:rPr>
+          </w:pPr>
+          <w:hyperlink w:anchor="_Toc242174316" w:history="1">
+            <w:r>
+              <w:rPr>
+                <w:rStyle w:val="Hyperlink"/>
+                <w:b/>
+                <w:bCs/>
+                <w:noProof/>
+              </w:rPr>
+              <w:t xml:space="preserve">4.2 </w:t>
+            </w:r>
+            <w:r>
+              <w:rPr>
+                <w:rStyle w:val="Hyperlink"/>
+                <w:b/>
+                <w:bCs/>
                 <w:noProof/>
                 <w:cs/>
               </w:rPr>
-            </w:r>
-            <w:r>
-              <w:rPr>
-                <w:rStyle w:val="Hyperlink"/>
+              <w:t>เปลี่ยนรหัสผ่าน</w:t>
+            </w:r>
+            <w:r>
+              <w:rPr>
+                <w:noProof/>
+                <w:webHidden/>
+              </w:rPr>
+              <w:tab/>
+            </w:r>
+            <w:r>
+              <w:rPr>
+                <w:rStyle w:val="Hyperlink"/>
+                <w:noProof/>
+              </w:rPr>
+              <w:fldChar w:fldCharType="begin"/>
+            </w:r>
+            <w:r>
+              <w:rPr>
+                <w:noProof/>
+                <w:webHidden/>
+              </w:rPr>
+              <w:instrText xml:space="preserve"> PAGEREF _Toc242174316 \h </w:instrText>
+            </w:r>
+            <w:r>
+              <w:rPr>
+                <w:rStyle w:val="Hyperlink"/>
+                <w:noProof/>
+              </w:rPr>
+            </w:r>
+            <w:r>
+              <w:rPr>
+                <w:rStyle w:val="Hyperlink"/>
+                <w:noProof/>
+              </w:rPr>
+              <w:fldChar w:fldCharType="separate"/>
+            </w:r>
+            <w:r>
+              <w:rPr>
+                <w:noProof/>
+                <w:webHidden/>
+              </w:rPr>
+              <w:t>12</w:t>
+            </w:r>
+            <w:r>
+              <w:rPr>
+                <w:rStyle w:val="Hyperlink"/>
+                <w:noProof/>
+              </w:rPr>
+              <w:fldChar w:fldCharType="end"/>
+            </w:r>
+          </w:hyperlink>
+        </w:p>
+        <w:p>
+          <w:pPr>
+            <w:pStyle w:val="TOC2"/>
+            <w:tabs>
+              <w:tab w:val="right" w:leader="dot" w:pos="9062"/>
+            </w:tabs>
+            <w:rPr>
+              <w:rFonts w:asciiTheme="minorHAnsi" w:eastAsiaTheme="minorEastAsia" w:hAnsiTheme="minorHAnsi" w:cstheme="minorBidi"/>
+              <w:noProof/>
+              <w:sz w:val="22"/>
+              <w:szCs w:val="28"/>
+            </w:rPr>
+          </w:pPr>
+          <w:hyperlink w:anchor="_Toc242174317" w:history="1">
+            <w:r>
+              <w:rPr>
+                <w:rStyle w:val="Hyperlink"/>
+                <w:b/>
+                <w:bCs/>
+                <w:noProof/>
+              </w:rPr>
+              <w:t xml:space="preserve">4.3 </w:t>
+            </w:r>
+            <w:r>
+              <w:rPr>
+                <w:rStyle w:val="Hyperlink"/>
+                <w:b/>
+                <w:bCs/>
                 <w:noProof/>
                 <w:cs/>
               </w:rPr>
+              <w:t>ขนาดตัวอักษร</w:t>
+            </w:r>
+            <w:r>
+              <w:rPr>
+                <w:noProof/>
+                <w:webHidden/>
+              </w:rPr>
+              <w:tab/>
+            </w:r>
+            <w:r>
+              <w:rPr>
+                <w:rStyle w:val="Hyperlink"/>
+                <w:noProof/>
+              </w:rPr>
+              <w:fldChar w:fldCharType="begin"/>
+            </w:r>
+            <w:r>
+              <w:rPr>
+                <w:noProof/>
+                <w:webHidden/>
+              </w:rPr>
+              <w:instrText xml:space="preserve"> PAGEREF _Toc242174317 \h </w:instrText>
+            </w:r>
+            <w:r>
+              <w:rPr>
+                <w:rStyle w:val="Hyperlink"/>
+                <w:noProof/>
+              </w:rPr>
+            </w:r>
+            <w:r>
+              <w:rPr>
+                <w:rStyle w:val="Hyperlink"/>
+                <w:noProof/>
+              </w:rPr>
               <w:fldChar w:fldCharType="separate"/>
             </w:r>
             <w:r>
@@ -1330,13 +1753,12 @@
                 <w:noProof/>
                 <w:webHidden/>
               </w:rPr>
-              <w:t>9</w:t>
-            </w:r>
-            <w:r>
-              <w:rPr>
-                <w:rStyle w:val="Hyperlink"/>
-                <w:noProof/>
-                <w:cs/>
+              <w:t>13</w:t>
+            </w:r>
+            <w:r>
+              <w:rPr>
+                <w:rStyle w:val="Hyperlink"/>
+                <w:noProof/>
               </w:rPr>
               <w:fldChar w:fldCharType="end"/>
             </w:r>
@@ -1355,7 +1777,7 @@
               <w:szCs w:val="28"/>
             </w:rPr>
           </w:pPr>
-          <w:hyperlink w:anchor="_Toc240985524" w:history="1">
+          <w:hyperlink w:anchor="_Toc242174318" w:history="1">
             <w:r>
               <w:rPr>
                 <w:rStyle w:val="Hyperlink"/>
@@ -1405,7 +1827,6 @@
               <w:rPr>
                 <w:rStyle w:val="Hyperlink"/>
                 <w:noProof/>
-                <w:cs/>
               </w:rPr>
               <w:fldChar w:fldCharType="begin"/>
             </w:r>
@@ -1414,20 +1835,18 @@
                 <w:noProof/>
                 <w:webHidden/>
               </w:rPr>
-              <w:instrText xml:space="preserve"> PAGEREF _Toc240985524 \h </w:instrText>
-            </w:r>
-            <w:r>
-              <w:rPr>
-                <w:rStyle w:val="Hyperlink"/>
-                <w:noProof/>
-                <w:cs/>
-              </w:rPr>
-            </w:r>
-            <w:r>
-              <w:rPr>
-                <w:rStyle w:val="Hyperlink"/>
-                <w:noProof/>
-                <w:cs/>
+              <w:instrText xml:space="preserve"> PAGEREF _Toc242174318 \h </w:instrText>
+            </w:r>
+            <w:r>
+              <w:rPr>
+                <w:rStyle w:val="Hyperlink"/>
+                <w:noProof/>
+              </w:rPr>
+            </w:r>
+            <w:r>
+              <w:rPr>
+                <w:rStyle w:val="Hyperlink"/>
+                <w:noProof/>
               </w:rPr>
               <w:fldChar w:fldCharType="separate"/>
             </w:r>
@@ -1436,13 +1855,12 @@
                 <w:noProof/>
                 <w:webHidden/>
               </w:rPr>
-              <w:t>10</w:t>
-            </w:r>
-            <w:r>
-              <w:rPr>
-                <w:rStyle w:val="Hyperlink"/>
-                <w:noProof/>
-                <w:cs/>
+              <w:t>15</w:t>
+            </w:r>
+            <w:r>
+              <w:rPr>
+                <w:rStyle w:val="Hyperlink"/>
+                <w:noProof/>
               </w:rPr>
               <w:fldChar w:fldCharType="end"/>
             </w:r>
@@ -1461,7 +1879,7 @@
               <w:szCs w:val="28"/>
             </w:rPr>
           </w:pPr>
-          <w:hyperlink w:anchor="_Toc240985525" w:history="1">
+          <w:hyperlink w:anchor="_Toc242174319" w:history="1">
             <w:r>
               <w:rPr>
                 <w:rStyle w:val="Hyperlink"/>
@@ -1492,7 +1910,6 @@
               <w:rPr>
                 <w:rStyle w:val="Hyperlink"/>
                 <w:noProof/>
-                <w:cs/>
               </w:rPr>
               <w:fldChar w:fldCharType="begin"/>
             </w:r>
@@ -1501,20 +1918,18 @@
                 <w:noProof/>
                 <w:webHidden/>
               </w:rPr>
-              <w:instrText xml:space="preserve"> PAGEREF _Toc240985525 \h </w:instrText>
-            </w:r>
-            <w:r>
-              <w:rPr>
-                <w:rStyle w:val="Hyperlink"/>
-                <w:noProof/>
-                <w:cs/>
-              </w:rPr>
-            </w:r>
-            <w:r>
-              <w:rPr>
-                <w:rStyle w:val="Hyperlink"/>
-                <w:noProof/>
-                <w:cs/>
+              <w:instrText xml:space="preserve"> PAGEREF _Toc242174319 \h </w:instrText>
+            </w:r>
+            <w:r>
+              <w:rPr>
+                <w:rStyle w:val="Hyperlink"/>
+                <w:noProof/>
+              </w:rPr>
+            </w:r>
+            <w:r>
+              <w:rPr>
+                <w:rStyle w:val="Hyperlink"/>
+                <w:noProof/>
               </w:rPr>
               <w:fldChar w:fldCharType="separate"/>
             </w:r>
@@ -1523,13 +1938,12 @@
                 <w:noProof/>
                 <w:webHidden/>
               </w:rPr>
-              <w:t>10</w:t>
-            </w:r>
-            <w:r>
-              <w:rPr>
-                <w:rStyle w:val="Hyperlink"/>
-                <w:noProof/>
-                <w:cs/>
+              <w:t>15</w:t>
+            </w:r>
+            <w:r>
+              <w:rPr>
+                <w:rStyle w:val="Hyperlink"/>
+                <w:noProof/>
               </w:rPr>
               <w:fldChar w:fldCharType="end"/>
             </w:r>
@@ -1548,7 +1962,7 @@
               <w:szCs w:val="28"/>
             </w:rPr>
           </w:pPr>
-          <w:hyperlink w:anchor="_Toc240985526" w:history="1">
+          <w:hyperlink w:anchor="_Toc242174320" w:history="1">
             <w:r>
               <w:rPr>
                 <w:rStyle w:val="Hyperlink"/>
@@ -1579,7 +1993,6 @@
               <w:rPr>
                 <w:rStyle w:val="Hyperlink"/>
                 <w:noProof/>
-                <w:cs/>
               </w:rPr>
               <w:fldChar w:fldCharType="begin"/>
             </w:r>
@@ -1588,20 +2001,18 @@
                 <w:noProof/>
                 <w:webHidden/>
               </w:rPr>
-              <w:instrText xml:space="preserve"> PAGEREF _Toc240985526 \h </w:instrText>
-            </w:r>
-            <w:r>
-              <w:rPr>
-                <w:rStyle w:val="Hyperlink"/>
-                <w:noProof/>
-                <w:cs/>
-              </w:rPr>
-            </w:r>
-            <w:r>
-              <w:rPr>
-                <w:rStyle w:val="Hyperlink"/>
-                <w:noProof/>
-                <w:cs/>
+              <w:instrText xml:space="preserve"> PAGEREF _Toc242174320 \h </w:instrText>
+            </w:r>
+            <w:r>
+              <w:rPr>
+                <w:rStyle w:val="Hyperlink"/>
+                <w:noProof/>
+              </w:rPr>
+            </w:r>
+            <w:r>
+              <w:rPr>
+                <w:rStyle w:val="Hyperlink"/>
+                <w:noProof/>
               </w:rPr>
               <w:fldChar w:fldCharType="separate"/>
             </w:r>
@@ -1610,13 +2021,12 @@
                 <w:noProof/>
                 <w:webHidden/>
               </w:rPr>
-              <w:t>10</w:t>
-            </w:r>
-            <w:r>
-              <w:rPr>
-                <w:rStyle w:val="Hyperlink"/>
-                <w:noProof/>
-                <w:cs/>
+              <w:t>15</w:t>
+            </w:r>
+            <w:r>
+              <w:rPr>
+                <w:rStyle w:val="Hyperlink"/>
+                <w:noProof/>
               </w:rPr>
               <w:fldChar w:fldCharType="end"/>
             </w:r>
@@ -1635,7 +2045,7 @@
               <w:szCs w:val="28"/>
             </w:rPr>
           </w:pPr>
-          <w:hyperlink w:anchor="_Toc240985527" w:history="1">
+          <w:hyperlink w:anchor="_Toc242174321" w:history="1">
             <w:r>
               <w:rPr>
                 <w:rStyle w:val="Hyperlink"/>
@@ -1666,7 +2076,6 @@
               <w:rPr>
                 <w:rStyle w:val="Hyperlink"/>
                 <w:noProof/>
-                <w:cs/>
               </w:rPr>
               <w:fldChar w:fldCharType="begin"/>
             </w:r>
@@ -1675,20 +2084,18 @@
                 <w:noProof/>
                 <w:webHidden/>
               </w:rPr>
-              <w:instrText xml:space="preserve"> PAGEREF _Toc240985527 \h </w:instrText>
-            </w:r>
-            <w:r>
-              <w:rPr>
-                <w:rStyle w:val="Hyperlink"/>
-                <w:noProof/>
-                <w:cs/>
-              </w:rPr>
-            </w:r>
-            <w:r>
-              <w:rPr>
-                <w:rStyle w:val="Hyperlink"/>
-                <w:noProof/>
-                <w:cs/>
+              <w:instrText xml:space="preserve"> PAGEREF _Toc242174321 \h </w:instrText>
+            </w:r>
+            <w:r>
+              <w:rPr>
+                <w:rStyle w:val="Hyperlink"/>
+                <w:noProof/>
+              </w:rPr>
+            </w:r>
+            <w:r>
+              <w:rPr>
+                <w:rStyle w:val="Hyperlink"/>
+                <w:noProof/>
               </w:rPr>
               <w:fldChar w:fldCharType="separate"/>
             </w:r>
@@ -1697,13 +2104,12 @@
                 <w:noProof/>
                 <w:webHidden/>
               </w:rPr>
-              <w:t>10</w:t>
-            </w:r>
-            <w:r>
-              <w:rPr>
-                <w:rStyle w:val="Hyperlink"/>
-                <w:noProof/>
-                <w:cs/>
+              <w:t>15</w:t>
+            </w:r>
+            <w:r>
+              <w:rPr>
+                <w:rStyle w:val="Hyperlink"/>
+                <w:noProof/>
               </w:rPr>
               <w:fldChar w:fldCharType="end"/>
             </w:r>
@@ -1722,7 +2128,7 @@
               <w:szCs w:val="28"/>
             </w:rPr>
           </w:pPr>
-          <w:hyperlink w:anchor="_Toc240985528" w:history="1">
+          <w:hyperlink w:anchor="_Toc242174322" w:history="1">
             <w:r>
               <w:rPr>
                 <w:rStyle w:val="Hyperlink"/>
@@ -1753,8 +2159,90 @@
               <w:rPr>
                 <w:rStyle w:val="Hyperlink"/>
                 <w:noProof/>
+              </w:rPr>
+              <w:fldChar w:fldCharType="begin"/>
+            </w:r>
+            <w:r>
+              <w:rPr>
+                <w:noProof/>
+                <w:webHidden/>
+              </w:rPr>
+              <w:instrText xml:space="preserve"> PAGEREF _Toc242174322 \h </w:instrText>
+            </w:r>
+            <w:r>
+              <w:rPr>
+                <w:rStyle w:val="Hyperlink"/>
+                <w:noProof/>
+              </w:rPr>
+            </w:r>
+            <w:r>
+              <w:rPr>
+                <w:rStyle w:val="Hyperlink"/>
+                <w:noProof/>
+              </w:rPr>
+              <w:fldChar w:fldCharType="separate"/>
+            </w:r>
+            <w:r>
+              <w:rPr>
+                <w:noProof/>
+                <w:webHidden/>
+              </w:rPr>
+              <w:t>15</w:t>
+            </w:r>
+            <w:r>
+              <w:rPr>
+                <w:rStyle w:val="Hyperlink"/>
+                <w:noProof/>
+              </w:rPr>
+              <w:fldChar w:fldCharType="end"/>
+            </w:r>
+          </w:hyperlink>
+        </w:p>
+        <w:p>
+          <w:pPr>
+            <w:pStyle w:val="TOC3"/>
+            <w:tabs>
+              <w:tab w:val="right" w:leader="dot" w:pos="9062"/>
+            </w:tabs>
+            <w:rPr>
+              <w:rFonts w:asciiTheme="minorHAnsi" w:eastAsiaTheme="minorEastAsia" w:hAnsiTheme="minorHAnsi" w:cstheme="minorBidi"/>
+              <w:noProof/>
+              <w:sz w:val="22"/>
+              <w:szCs w:val="28"/>
+            </w:rPr>
+          </w:pPr>
+          <w:hyperlink w:anchor="_Toc242174323" w:history="1">
+            <w:r>
+              <w:rPr>
+                <w:rStyle w:val="Hyperlink"/>
+                <w:b/>
+                <w:bCs/>
+                <w:noProof/>
                 <w:cs/>
               </w:rPr>
+              <w:t>ถาม: ใบเบิกพนักงานใหม่ที่อนุมัติไปแล้วผิด ส่งกลับแก้ไขได้ไหม</w:t>
+            </w:r>
+            <w:r>
+              <w:rPr>
+                <w:rStyle w:val="Hyperlink"/>
+                <w:b/>
+                <w:bCs/>
+                <w:noProof/>
+              </w:rPr>
+              <w:t>?</w:t>
+            </w:r>
+            <w:r>
+              <w:rPr>
+                <w:noProof/>
+                <w:webHidden/>
+              </w:rPr>
+              <w:tab/>
+            </w:r>
+            <w:r>
+              <w:rPr>
+                <w:rStyle w:val="Hyperlink"/>
+                <w:noProof/>
+              </w:rPr>
               <w:fldChar w:fldCharType="begin"/>
             </w:r>
             <w:r>
@@ -1762,20 +2250,18 @@
                 <w:noProof/>
                 <w:webHidden/>
               </w:rPr>
-              <w:instrText xml:space="preserve"> PAGEREF _Toc240985528 \h </w:instrText>
-            </w:r>
-            <w:r>
-              <w:rPr>
-                <w:rStyle w:val="Hyperlink"/>
-                <w:noProof/>
-                <w:cs/>
-              </w:rPr>
-            </w:r>
-            <w:r>
-              <w:rPr>
-                <w:rStyle w:val="Hyperlink"/>
-                <w:noProof/>
-                <w:cs/>
+              <w:instrText xml:space="preserve"> PAGEREF _Toc242174323 \h </w:instrText>
+            </w:r>
+            <w:r>
+              <w:rPr>
+                <w:rStyle w:val="Hyperlink"/>
+                <w:noProof/>
+              </w:rPr>
+            </w:r>
+            <w:r>
+              <w:rPr>
+                <w:rStyle w:val="Hyperlink"/>
+                <w:noProof/>
               </w:rPr>
               <w:fldChar w:fldCharType="separate"/>
             </w:r>
@@ -1784,13 +2270,12 @@
                 <w:noProof/>
                 <w:webHidden/>
               </w:rPr>
-              <w:t>10</w:t>
-            </w:r>
-            <w:r>
-              <w:rPr>
-                <w:rStyle w:val="Hyperlink"/>
-                <w:noProof/>
-                <w:cs/>
+              <w:t>15</w:t>
+            </w:r>
+            <w:r>
+              <w:rPr>
+                <w:rStyle w:val="Hyperlink"/>
+                <w:noProof/>
               </w:rPr>
               <w:fldChar w:fldCharType="end"/>
             </w:r>
@@ -1833,12 +2318,13 @@
     <w:p>
       <w:pPr>
         <w:pStyle w:val="Heading1"/>
+        <w:keepNext/>
         <w:pBdr>
           <w:bottom w:val="single" w:sz="6" w:space="4" w:color="1F3864"/>
         </w:pBdr>
         <w:spacing w:before="400" w:after="200"/>
       </w:pPr>
-      <w:bookmarkStart w:id="1" w:name="_Toc240985513"/>
+      <w:bookmarkStart w:id="2" w:name="_Toc242174302"/>
       <w:r>
         <w:rPr>
           <w:b/>
@@ -1857,7 +2343,7 @@
         </w:rPr>
         <w:t>. เกี่ยวกับคู่มือนี้</w:t>
       </w:r>
-      <w:bookmarkEnd w:id="1"/>
+      <w:bookmarkEnd w:id="2"/>
     </w:p>
     <w:p>
       <w:pPr>
@@ -1917,13 +2403,7 @@
         <w:rPr>
           <w:cs/>
         </w:rPr>
-        <w:t>เบิกสินค้า → ทำรายการเ</w:t>
-      </w:r>
-      <w:r>
-        <w:rPr>
-          <w:cs/>
-        </w:rPr>
-        <w:t>บิก (เบิกของให้ตนเองได้เหมือนผู้ใช้งานทั่วไป) / รายการใบเบิก (เห็นทุกใบของหน่วยงานที่ท่านดูแล พร้อมปุ่มอนุมัติ/ไม่อนุมัติ)</w:t>
+        <w:t>เบิกสินค้า → ทำรายการเบิก (เบิกของให้ตนเองได้เหมือนผู้ใช้งานทั่วไป) / รายการใบเบิก (เห็นทุกใบของหน่วยงานที่ท่านดูแล พร้อมปุ่มอนุมัติ/ไม่อนุมัติ)</w:t>
       </w:r>
     </w:p>
     <w:p>
@@ -1939,7 +2419,72 @@
         <w:rPr>
           <w:cs/>
         </w:rPr>
-        <w:t>การแจ้งเตือน</w:t>
+        <w:t xml:space="preserve">เบิกสินค้า </w:t>
+      </w:r>
+      <w:r>
+        <w:rPr>
+          <w:rFonts w:ascii="Arial" w:hAnsi="Arial" w:cs="Angsana New" w:hint="cs"/>
+          <w:cs/>
+        </w:rPr>
+        <w:t>→</w:t>
+      </w:r>
+      <w:r>
+        <w:rPr>
+          <w:cs/>
+        </w:rPr>
+        <w:t xml:space="preserve"> </w:t>
+      </w:r>
+      <w:r>
+        <w:rPr>
+          <w:rFonts w:hint="cs"/>
+          <w:cs/>
+        </w:rPr>
+        <w:t>เบิกพนักงานใหม่</w:t>
+      </w:r>
+      <w:r>
+        <w:rPr>
+          <w:cs/>
+        </w:rPr>
+        <w:t xml:space="preserve"> / </w:t>
+      </w:r>
+      <w:r>
+        <w:rPr>
+          <w:rFonts w:hint="cs"/>
+          <w:cs/>
+        </w:rPr>
+        <w:t>ใบเบิกพนักงานใหม่</w:t>
+      </w:r>
+      <w:r>
+        <w:rPr>
+          <w:cs/>
+        </w:rPr>
+        <w:t xml:space="preserve"> (</w:t>
+      </w:r>
+      <w:r>
+        <w:rPr>
+          <w:rFonts w:hint="cs"/>
+          <w:cs/>
+        </w:rPr>
+        <w:t>ทำใบเบิกชุดอุปกรณ์ให้พนักงานใหม่ของหน่วยงาน</w:t>
+      </w:r>
+      <w:r>
+        <w:rPr>
+          <w:cs/>
+        </w:rPr>
+        <w:t xml:space="preserve"> </w:t>
+      </w:r>
+      <w:r>
+        <w:rPr>
+          <w:rFonts w:hint="cs"/>
+          <w:cs/>
+        </w:rPr>
+        <w:t>และพิจารณาอนุมัติใบเหล่านั้น</w:t>
+      </w:r>
+      <w:r>
+        <w:rPr>
+          <w:cs/>
+        </w:rPr>
+        <w:t>)</w:t>
       </w:r>
     </w:p>
     <w:p>
@@ -1955,7 +2500,7 @@
         <w:rPr>
           <w:cs/>
         </w:rPr>
-        <w:t>เปลี่ยนรหัสผ่าน</w:t>
+        <w:t>การแจ้งเตือน</w:t>
       </w:r>
     </w:p>
     <w:p>
@@ -1971,6 +2516,22 @@
         <w:rPr>
           <w:cs/>
         </w:rPr>
+        <w:t>เปลี่ยนรหัสผ่าน</w:t>
+      </w:r>
+    </w:p>
+    <w:p>
+      <w:pPr>
+        <w:pStyle w:val="ListParagraph"/>
+        <w:numPr>
+          <w:ilvl w:val="0"/>
+          <w:numId w:val="2"/>
+        </w:numPr>
+        <w:spacing w:after="80"/>
+      </w:pPr>
+      <w:r>
+        <w:rPr>
+          <w:cs/>
+        </w:rPr>
         <w:t>ขนาดตัวอักษร</w:t>
       </w:r>
     </w:p>
@@ -1991,18 +2552,7 @@
           <w:szCs w:val="22"/>
           <w:cs/>
         </w:rPr>
-        <w:t>หมายเหตุ: แม้ในทางทฤษฎีบทบาท “ผู้อนุมัติ” ของระบบจะรองรับสิทธิ์รับเข้า/จ่ายออกสินค้าและดูรายงานด้วย แต่ในระบบที่ท่านใช้งานอยู่นี้ ผู้ดูแลระบบได้ปิดเมนูเหล่านั้นไว้สำหรับบทบาทนี้แล้ว คู่มือฉบับนี้จึงอธิบายเฉพาะสิ่งที่ท่านใช้งานได้จริงเท่านั้น หากต้องการสิทธ</w:t>
-      </w:r>
-      <w:r>
-        <w:rPr>
-          <w:i/>
-          <w:iCs/>
-          <w:color w:val="666666"/>
-          <w:sz w:val="22"/>
-          <w:szCs w:val="22"/>
-          <w:cs/>
-        </w:rPr>
-        <w:t>ิ์เพิ่มเติม กรุณาติดต่อผู้ดูแลระบบ</w:t>
+        <w:t>หมายเหตุ: แม้ในทางทฤษฎีบทบาท “ผู้อนุมัติ” ของระบบจะรองรับสิทธิ์รับเข้า/จ่ายออกสินค้าและดูรายงานด้วย แต่ในระบบที่ท่านใช้งานอยู่นี้ ผู้ดูแลระบบได้ปิดเมนูเหล่านั้นไว้สำหรับบทบาทนี้แล้ว คู่มือฉบับนี้จึงอธิบายเฉพาะสิ่งที่ท่านใช้งานได้จริงเท่านั้น หากต้องการสิทธิ์เพิ่มเติม กรุณาติดต่อผู้ดูแลระบบ</w:t>
       </w:r>
     </w:p>
     <w:p>
@@ -2021,10 +2571,10 @@
           <w:noProof/>
         </w:rPr>
         <w:drawing>
-          <wp:inline distT="0" distB="0" distL="0" distR="0" wp14:anchorId="031515A7" wp14:editId="5AEC640F">
-            <wp:extent cx="5334000" cy="3333750"/>
-            <wp:effectExtent l="0" t="0" r="0" b="0"/>
-            <wp:docPr id="1" name="Picture 1"/>
+          <wp:inline distT="0" distB="0" distL="0" distR="0" wp14:anchorId="607363BA" wp14:editId="45C5C1A5">
+            <wp:extent cx="5715000" cy="3571875"/>
+            <wp:effectExtent l="0" t="0" r="0" b="9525"/>
+            <wp:docPr id="10" name="Picture 10"/>
             <wp:cNvGraphicFramePr>
               <a:graphicFrameLocks xmlns:a="http://schemas.openxmlformats.org/drawingml/2006/main" noChangeAspect="1"/>
             </wp:cNvGraphicFramePr>
@@ -2032,243 +2582,22 @@
               <a:graphicData uri="http://schemas.openxmlformats.org/drawingml/2006/picture">
                 <pic:pic xmlns:pic="http://schemas.openxmlformats.org/drawingml/2006/picture">
                   <pic:nvPicPr>
-                    <pic:cNvPr id="0" name=""/>
-                    <pic:cNvPicPr>
-                      <a:picLocks noChangeAspect="1" noChangeArrowheads="1"/>
-                    </pic:cNvPicPr>
+                    <pic:cNvPr id="10" name=""/>
+                    <pic:cNvPicPr/>
                   </pic:nvPicPr>
                   <pic:blipFill>
-                    <a:blip r:embed="rId8"/>
-                    <a:srcRect/>
+                    <a:blip r:embed="rId8" cstate="print">
+                      <a:extLst>
+                        <a:ext uri="{28A0092B-C50C-407E-A947-70E740481C1C}">
+                          <a14:useLocalDpi xmlns:a14="http://schemas.microsoft.com/office/drawing/2010/main" val="0"/>
+                        </a:ext>
+                      </a:extLst>
+                    </a:blip>
                     <a:stretch>
                       <a:fillRect/>
                     </a:stretch>
                   </pic:blipFill>
-                  <pic:spPr bwMode="auto">
-                    <a:xfrm>
-                      <a:off x="0" y="0"/>
-                      <a:ext cx="5334000" cy="3333750"/>
-                    </a:xfrm>
-                    <a:prstGeom prst="rect">
-                      <a:avLst/>
-                    </a:prstGeom>
-                  </pic:spPr>
-                </pic:pic>
-              </a:graphicData>
-            </a:graphic>
-          </wp:inline>
-        </w:drawing>
-      </w:r>
-    </w:p>
-    <w:p>
-      <w:pPr>
-        <w:spacing w:after="200"/>
-        <w:jc w:val="center"/>
-      </w:pPr>
-      <w:r>
-        <w:rPr>
-          <w:i/>
-          <w:iCs/>
-          <w:color w:val="666666"/>
-          <w:sz w:val="20"/>
-          <w:szCs w:val="20"/>
-          <w:cs/>
-        </w:rPr>
-        <w:t xml:space="preserve">ภาพที่ </w:t>
-      </w:r>
-      <w:r>
-        <w:rPr>
-          <w:i/>
-          <w:iCs/>
-          <w:color w:val="666666"/>
-          <w:sz w:val="20"/>
-          <w:szCs w:val="20"/>
-        </w:rPr>
-        <w:t>1</w:t>
-      </w:r>
-      <w:r>
-        <w:rPr>
-          <w:i/>
-          <w:iCs/>
-          <w:color w:val="666666"/>
-          <w:sz w:val="20"/>
-          <w:szCs w:val="20"/>
-          <w:cs/>
-        </w:rPr>
-        <w:t>.</w:t>
-      </w:r>
-      <w:r>
-        <w:rPr>
-          <w:i/>
-          <w:iCs/>
-          <w:color w:val="666666"/>
-          <w:sz w:val="20"/>
-          <w:szCs w:val="20"/>
-        </w:rPr>
-        <w:t xml:space="preserve">1 </w:t>
-      </w:r>
-      <w:r>
-        <w:rPr>
-          <w:i/>
-          <w:iCs/>
-          <w:color w:val="666666"/>
-          <w:sz w:val="20"/>
-          <w:szCs w:val="20"/>
-          <w:cs/>
-        </w:rPr>
-        <w:t>ตัวอย่างหน้าที่พบเมื่อเข้าเมนูที่ไม่มีสิทธิ์ (เช่น “ภาพรวมระบบ”)</w:t>
-      </w:r>
-    </w:p>
-    <w:p>
-      <w:pPr>
-        <w:pStyle w:val="Heading1"/>
-        <w:pBdr>
-          <w:bottom w:val="single" w:sz="6" w:space="4" w:color="1F3864"/>
-        </w:pBdr>
-        <w:spacing w:before="400" w:after="200"/>
-      </w:pPr>
-      <w:bookmarkStart w:id="2" w:name="_Toc240985514"/>
-      <w:r>
-        <w:rPr>
-          <w:b/>
-          <w:bCs/>
-          <w:color w:val="1F3864"/>
-        </w:rPr>
-        <w:t>2</w:t>
-      </w:r>
-      <w:r>
-        <w:rPr>
-          <w:b/>
-          <w:bCs/>
-          <w:color w:val="1F3864"/>
-          <w:cs/>
-        </w:rPr>
-        <w:t>. ทำรายการเบิกของตนเอง</w:t>
-      </w:r>
-      <w:bookmarkEnd w:id="2"/>
-    </w:p>
-    <w:p>
-      <w:pPr>
-        <w:spacing w:after="120"/>
-      </w:pPr>
-      <w:r>
-        <w:rPr>
-          <w:cs/>
-        </w:rPr>
-        <w:t xml:space="preserve">ในฐานะผู้อนุมัติ ท่านสามารถเบิกของใช้สำหรับตนเองได้เช่นเดียวกับพนักงานทั่วไป เข้าเมนู “เบิกสินค้า </w:t>
-      </w:r>
-      <w:r>
-        <w:t xml:space="preserve">&gt; </w:t>
-      </w:r>
-      <w:r>
-        <w:rPr>
-          <w:cs/>
-        </w:rPr>
-        <w:t>ทำรายการเบิก”</w:t>
-      </w:r>
-    </w:p>
-    <w:p>
-      <w:pPr>
-        <w:pStyle w:val="Heading2"/>
-        <w:spacing w:before="320" w:after="160"/>
-      </w:pPr>
-      <w:bookmarkStart w:id="3" w:name="_Toc240985515"/>
-      <w:r>
-        <w:rPr>
-          <w:b/>
-          <w:bCs/>
-          <w:color w:val="2E5FA3"/>
-          <w:sz w:val="28"/>
-          <w:szCs w:val="28"/>
-        </w:rPr>
-        <w:t>2</w:t>
-      </w:r>
-      <w:r>
-        <w:rPr>
-          <w:b/>
-          <w:bCs/>
-          <w:color w:val="2E5FA3"/>
-          <w:sz w:val="28"/>
-          <w:szCs w:val="28"/>
-          <w:cs/>
-        </w:rPr>
-        <w:t>.</w:t>
-      </w:r>
-      <w:r>
-        <w:rPr>
-          <w:b/>
-          <w:bCs/>
-          <w:color w:val="2E5FA3"/>
-          <w:sz w:val="28"/>
-          <w:szCs w:val="28"/>
-        </w:rPr>
-        <w:t xml:space="preserve">1 </w:t>
-      </w:r>
-      <w:r>
-        <w:rPr>
-          <w:b/>
-          <w:bCs/>
-          <w:color w:val="2E5FA3"/>
-          <w:sz w:val="28"/>
-          <w:szCs w:val="28"/>
-          <w:cs/>
-        </w:rPr>
-        <w:t>ประกาศจากฝ่ายธุรการ</w:t>
-      </w:r>
-      <w:bookmarkEnd w:id="3"/>
-    </w:p>
-    <w:p>
-      <w:pPr>
-        <w:spacing w:after="120"/>
-      </w:pPr>
-      <w:r>
-        <w:rPr>
-          <w:cs/>
-        </w:rPr>
-        <w:t>ทุกครั้งที่เข้าหน้านี้ จะมีกล่องประกาศเด้งขึ้นมาก่อนเสมอ กรุณาอ่านแล้วกดปุ่ม “รับทราบ” จึงจะทำรายการต่อได้</w:t>
-      </w:r>
-    </w:p>
-    <w:p>
-      <w:pPr>
-        <w:pBdr>
-          <w:top w:val="single" w:sz="4" w:space="4" w:color="BFBFBF"/>
-          <w:left w:val="single" w:sz="4" w:space="4" w:color="BFBFBF"/>
-          <w:bottom w:val="single" w:sz="4" w:space="4" w:color="BFBFBF"/>
-          <w:right w:val="single" w:sz="4" w:space="4" w:color="BFBFBF"/>
-        </w:pBdr>
-        <w:spacing w:before="120" w:after="60"/>
-        <w:jc w:val="center"/>
-      </w:pPr>
-      <w:r>
-        <w:rPr>
-          <w:noProof/>
-        </w:rPr>
-        <w:lastRenderedPageBreak/>
-        <w:drawing>
-          <wp:inline distT="0" distB="0" distL="0" distR="0" wp14:anchorId="39C77CBA" wp14:editId="3508BDEB">
-            <wp:extent cx="5715000" cy="3571875"/>
-            <wp:effectExtent l="0" t="0" r="0" b="0"/>
-            <wp:docPr id="2" name="Picture 2"/>
-            <wp:cNvGraphicFramePr>
-              <a:graphicFrameLocks xmlns:a="http://schemas.openxmlformats.org/drawingml/2006/main" noChangeAspect="1"/>
-            </wp:cNvGraphicFramePr>
-            <a:graphic xmlns:a="http://schemas.openxmlformats.org/drawingml/2006/main">
-              <a:graphicData uri="http://schemas.openxmlformats.org/drawingml/2006/picture">
-                <pic:pic xmlns:pic="http://schemas.openxmlformats.org/drawingml/2006/picture">
-                  <pic:nvPicPr>
-                    <pic:cNvPr id="0" name=""/>
-                    <pic:cNvPicPr>
-                      <a:picLocks noChangeAspect="1" noChangeArrowheads="1"/>
-                    </pic:cNvPicPr>
-                  </pic:nvPicPr>
-                  <pic:blipFill>
-                    <a:blip r:embed="rId9"/>
-                    <a:srcRect/>
-                    <a:stretch>
-                      <a:fillRect/>
-                    </a:stretch>
-                  </pic:blipFill>
-                  <pic:spPr bwMode="auto">
+                  <pic:spPr>
                     <a:xfrm>
                       <a:off x="0" y="0"/>
                       <a:ext cx="5715000" cy="3571875"/>
@@ -2308,7 +2637,7 @@
           <w:sz w:val="20"/>
           <w:szCs w:val="20"/>
         </w:rPr>
-        <w:t>2</w:t>
+        <w:t>1</w:t>
       </w:r>
       <w:r>
         <w:rPr>
@@ -2340,15 +2669,65 @@
           <w:szCs w:val="20"/>
           <w:cs/>
         </w:rPr>
-        <w:t>กล่องประกาศจากฝ่ายธุรการ</w:t>
+        <w:t>ตัวอย่างหน้าที่พบเมื่อเข้าเมนูที่ไม่มีสิทธิ์ (เช่น “ภาพรวมระบบ”)</w:t>
+      </w:r>
+    </w:p>
+    <w:p>
+      <w:pPr>
+        <w:pStyle w:val="Heading1"/>
+        <w:keepNext/>
+        <w:pBdr>
+          <w:bottom w:val="single" w:sz="6" w:space="4" w:color="1F3864"/>
+        </w:pBdr>
+        <w:spacing w:before="400" w:after="200"/>
+      </w:pPr>
+      <w:bookmarkStart w:id="3" w:name="_Toc242174303"/>
+      <w:r>
+        <w:rPr>
+          <w:b/>
+          <w:bCs/>
+          <w:color w:val="1F3864"/>
+        </w:rPr>
+        <w:t>2</w:t>
+      </w:r>
+      <w:r>
+        <w:rPr>
+          <w:b/>
+          <w:bCs/>
+          <w:color w:val="1F3864"/>
+          <w:cs/>
+        </w:rPr>
+        <w:t>. ทำรายการเบิกของตนเอง</w:t>
+      </w:r>
+      <w:bookmarkEnd w:id="3"/>
+    </w:p>
+    <w:p>
+      <w:pPr>
+        <w:spacing w:after="120"/>
+      </w:pPr>
+      <w:r>
+        <w:rPr>
+          <w:cs/>
+        </w:rPr>
+        <w:t xml:space="preserve">ในฐานะผู้อนุมัติ ท่านสามารถเบิกของใช้สำหรับตนเองได้เช่นเดียวกับพนักงานทั่วไป เข้าเมนู “เบิกสินค้า </w:t>
+      </w:r>
+      <w:r>
+        <w:t xml:space="preserve">&gt; </w:t>
+      </w:r>
+      <w:r>
+        <w:rPr>
+          <w:cs/>
+        </w:rPr>
+        <w:t>ทำรายการเบิก”</w:t>
       </w:r>
     </w:p>
     <w:p>
       <w:pPr>
         <w:pStyle w:val="Heading2"/>
+        <w:keepNext/>
         <w:spacing w:before="320" w:after="160"/>
       </w:pPr>
-      <w:bookmarkStart w:id="4" w:name="_Toc240985516"/>
+      <w:bookmarkStart w:id="4" w:name="_Toc242174304"/>
       <w:r>
         <w:rPr>
           <w:b/>
@@ -2378,7 +2757,7 @@
           <w:sz w:val="28"/>
           <w:szCs w:val="28"/>
         </w:rPr>
-        <w:t xml:space="preserve">2 </w:t>
+        <w:t xml:space="preserve">1 </w:t>
       </w:r>
       <w:r>
         <w:rPr>
@@ -2389,7 +2768,7 @@
           <w:szCs w:val="28"/>
           <w:cs/>
         </w:rPr>
-        <w:t>หน้าจอทำรายการเบิก</w:t>
+        <w:t>ประกาศจากฝ่ายธุรการ</w:t>
       </w:r>
       <w:bookmarkEnd w:id="4"/>
     </w:p>
@@ -2401,13 +2780,7 @@
         <w:rPr>
           <w:cs/>
         </w:rPr>
-        <w:t>ช่อง “หน่วยงานที่ขอเบิก” ถูกล็อกไว้ที่หน่วยงานต้นสังกัดของท่านเช</w:t>
-      </w:r>
-      <w:r>
-        <w:rPr>
-          <w:cs/>
-        </w:rPr>
-        <w:t>่นเดียวกับผู้ใช้งานทั่วไป (ในภาพคือ “บัญชี”) เลือกสินค้าจากฝั่งซ้าย ปรับจำนวนในฝั่งขวา แล้วกด “บันทึกเอกสาร”</w:t>
+        <w:t>ทุกครั้งที่เข้าหน้านี้ จะมีกล่องประกาศเด้งขึ้นมาก่อนเสมอ กรุณาอ่านแล้วกดปุ่ม “รับทราบ” จึงจะทำรายการต่อได้</w:t>
       </w:r>
     </w:p>
     <w:p>
@@ -2425,11 +2798,12 @@
         <w:rPr>
           <w:noProof/>
         </w:rPr>
+        <w:lastRenderedPageBreak/>
         <w:drawing>
-          <wp:inline distT="0" distB="0" distL="0" distR="0" wp14:anchorId="2B6AABC0" wp14:editId="364BB440">
+          <wp:inline distT="0" distB="0" distL="0" distR="0" wp14:anchorId="4EA2A012" wp14:editId="4FE3B72B">
             <wp:extent cx="5715000" cy="3571875"/>
-            <wp:effectExtent l="0" t="0" r="0" b="0"/>
-            <wp:docPr id="3" name="Picture 3"/>
+            <wp:effectExtent l="0" t="0" r="0" b="9525"/>
+            <wp:docPr id="12" name="Picture 12"/>
             <wp:cNvGraphicFramePr>
               <a:graphicFrameLocks xmlns:a="http://schemas.openxmlformats.org/drawingml/2006/main" noChangeAspect="1"/>
             </wp:cNvGraphicFramePr>
@@ -2437,19 +2811,22 @@
               <a:graphicData uri="http://schemas.openxmlformats.org/drawingml/2006/picture">
                 <pic:pic xmlns:pic="http://schemas.openxmlformats.org/drawingml/2006/picture">
                   <pic:nvPicPr>
-                    <pic:cNvPr id="0" name=""/>
-                    <pic:cNvPicPr>
-                      <a:picLocks noChangeAspect="1" noChangeArrowheads="1"/>
-                    </pic:cNvPicPr>
+                    <pic:cNvPr id="12" name=""/>
+                    <pic:cNvPicPr/>
                   </pic:nvPicPr>
                   <pic:blipFill>
-                    <a:blip r:embed="rId10"/>
-                    <a:srcRect/>
+                    <a:blip r:embed="rId9" cstate="print">
+                      <a:extLst>
+                        <a:ext uri="{28A0092B-C50C-407E-A947-70E740481C1C}">
+                          <a14:useLocalDpi xmlns:a14="http://schemas.microsoft.com/office/drawing/2010/main" val="0"/>
+                        </a:ext>
+                      </a:extLst>
+                    </a:blip>
                     <a:stretch>
                       <a:fillRect/>
                     </a:stretch>
                   </pic:blipFill>
-                  <pic:spPr bwMode="auto">
+                  <pic:spPr>
                     <a:xfrm>
                       <a:off x="0" y="0"/>
                       <a:ext cx="5715000" cy="3571875"/>
@@ -2510,7 +2887,7 @@
           <w:sz w:val="20"/>
           <w:szCs w:val="20"/>
         </w:rPr>
-        <w:t xml:space="preserve">2 </w:t>
+        <w:t xml:space="preserve">1 </w:t>
       </w:r>
       <w:r>
         <w:rPr>
@@ -2521,92 +2898,16 @@
           <w:szCs w:val="20"/>
           <w:cs/>
         </w:rPr>
-        <w:t>หน้าทำรายการเบิก</w:t>
-      </w:r>
-    </w:p>
-    <w:p>
-      <w:pPr>
-        <w:pBdr>
-          <w:left w:val="single" w:sz="16" w:space="8" w:color="666666"/>
-        </w:pBdr>
-        <w:spacing w:before="60" w:after="160"/>
-        <w:ind w:left="360"/>
-      </w:pPr>
-      <w:r>
-        <w:rPr>
-          <w:i/>
-          <w:iCs/>
-          <w:color w:val="666666"/>
-          <w:sz w:val="22"/>
-          <w:szCs w:val="22"/>
-          <w:cs/>
-        </w:rPr>
-        <w:t>หมายเหตุ: ใบเบิกของตัวท่านเองจะถูกส่งให้ผู้อนุมัติ “ท่านอื่น” ของหน่วยงานเดียวกันพิจารณา ท่านจะไม่เห็นปุ่มอนุมัติในใบ</w:t>
-      </w:r>
-      <w:r>
-        <w:rPr>
-          <w:i/>
-          <w:iCs/>
-          <w:color w:val="666666"/>
-          <w:sz w:val="22"/>
-          <w:szCs w:val="22"/>
-          <w:cs/>
-        </w:rPr>
-        <w:t>ของตัวเอง</w:t>
-      </w:r>
-      <w:r>
-        <w:rPr>
-          <w:cs/>
-        </w:rPr>
-        <w:br w:type="page"/>
-      </w:r>
-    </w:p>
-    <w:p>
-      <w:pPr>
-        <w:pStyle w:val="Heading1"/>
-        <w:pBdr>
-          <w:bottom w:val="single" w:sz="6" w:space="4" w:color="1F3864"/>
-        </w:pBdr>
-        <w:spacing w:before="400" w:after="200"/>
-      </w:pPr>
-      <w:bookmarkStart w:id="5" w:name="_Toc240985517"/>
-      <w:r>
-        <w:rPr>
-          <w:b/>
-          <w:bCs/>
-          <w:color w:val="1F3864"/>
-        </w:rPr>
-        <w:lastRenderedPageBreak/>
-        <w:t>3</w:t>
-      </w:r>
-      <w:r>
-        <w:rPr>
-          <w:b/>
-          <w:bCs/>
-          <w:color w:val="1F3864"/>
-          <w:cs/>
-        </w:rPr>
-        <w:t>. วิธีอนุมัติ / ไม่อนุมัติใบเบิก</w:t>
-      </w:r>
-      <w:bookmarkEnd w:id="5"/>
-    </w:p>
-    <w:p>
-      <w:pPr>
-        <w:spacing w:after="120"/>
-      </w:pPr>
-      <w:r>
-        <w:rPr>
-          <w:cs/>
-        </w:rPr>
-        <w:t>นี่คืองานหลักของบทบาทผู้อนุมัติ — พิจารณาใบเบิกที่หน่วยงานของท่านส่งเข้ามา</w:t>
+        <w:t>กล่องประกาศจากฝ่ายธุรการ</w:t>
       </w:r>
     </w:p>
     <w:p>
       <w:pPr>
         <w:pStyle w:val="Heading2"/>
+        <w:keepNext/>
         <w:spacing w:before="320" w:after="160"/>
       </w:pPr>
-      <w:bookmarkStart w:id="6" w:name="_Toc240985518"/>
+      <w:bookmarkStart w:id="5" w:name="_Toc242174305"/>
       <w:r>
         <w:rPr>
           <w:b/>
@@ -2615,7 +2916,7 @@
           <w:sz w:val="28"/>
           <w:szCs w:val="28"/>
         </w:rPr>
-        <w:t>3</w:t>
+        <w:t>2</w:t>
       </w:r>
       <w:r>
         <w:rPr>
@@ -2636,7 +2937,7 @@
           <w:sz w:val="28"/>
           <w:szCs w:val="28"/>
         </w:rPr>
-        <w:t xml:space="preserve">1 </w:t>
+        <w:t xml:space="preserve">2 </w:t>
       </w:r>
       <w:r>
         <w:rPr>
@@ -2647,9 +2948,9 @@
           <w:szCs w:val="28"/>
           <w:cs/>
         </w:rPr>
-        <w:t>หน้ารายการใบเบิก</w:t>
-      </w:r>
-      <w:bookmarkEnd w:id="6"/>
+        <w:t>หน้าจอทำรายการเบิก</w:t>
+      </w:r>
+      <w:bookmarkEnd w:id="5"/>
     </w:p>
     <w:p>
       <w:pPr>
@@ -2659,16 +2960,7 @@
         <w:rPr>
           <w:cs/>
         </w:rPr>
-        <w:t xml:space="preserve">เข้าเมนู “เบิกสินค้า </w:t>
-      </w:r>
-      <w:r>
-        <w:t xml:space="preserve">&gt; </w:t>
-      </w:r>
-      <w:r>
-        <w:rPr>
-          <w:cs/>
-        </w:rPr>
-        <w:t>รายการใบเบิก” ท่านจะเห็นใบเบิกทั้งหมดของหน่วยงานที่ท่านดูแล (ไม่ใช่แค่ของตัวเอง) พร้อมตัวเลขแจ้งเตือนจำนวนใบที่รออนุมัติที่เมนูด้านซ้าย</w:t>
+        <w:t>ช่อง “หน่วยงานที่ขอเบิก” ถูกล็อกไว้ที่หน่วยงานต้นสังกัดของท่านเช่นเดียวกับผู้ใช้งานทั่วไป (ในภาพคือ “บัญชี”) เลือกสินค้าจากฝั่งซ้าย ปรับจำนวนในฝั่งขวา แล้วกด “บันทึกเอกสาร”</w:t>
       </w:r>
     </w:p>
     <w:p>
@@ -2687,10 +2979,10 @@
           <w:noProof/>
         </w:rPr>
         <w:drawing>
-          <wp:inline distT="0" distB="0" distL="0" distR="0" wp14:anchorId="114ECA61" wp14:editId="16B69786">
+          <wp:inline distT="0" distB="0" distL="0" distR="0" wp14:anchorId="6DF6C449" wp14:editId="2ED5124A">
             <wp:extent cx="5715000" cy="3571875"/>
-            <wp:effectExtent l="0" t="0" r="0" b="0"/>
-            <wp:docPr id="4" name="Picture 4"/>
+            <wp:effectExtent l="0" t="0" r="0" b="9525"/>
+            <wp:docPr id="14" name="Picture 14"/>
             <wp:cNvGraphicFramePr>
               <a:graphicFrameLocks xmlns:a="http://schemas.openxmlformats.org/drawingml/2006/main" noChangeAspect="1"/>
             </wp:cNvGraphicFramePr>
@@ -2698,19 +2990,22 @@
               <a:graphicData uri="http://schemas.openxmlformats.org/drawingml/2006/picture">
                 <pic:pic xmlns:pic="http://schemas.openxmlformats.org/drawingml/2006/picture">
                   <pic:nvPicPr>
-                    <pic:cNvPr id="0" name=""/>
-                    <pic:cNvPicPr>
-                      <a:picLocks noChangeAspect="1" noChangeArrowheads="1"/>
-                    </pic:cNvPicPr>
+                    <pic:cNvPr id="14" name=""/>
+                    <pic:cNvPicPr/>
                   </pic:nvPicPr>
                   <pic:blipFill>
-                    <a:blip r:embed="rId11"/>
-                    <a:srcRect/>
+                    <a:blip r:embed="rId10" cstate="print">
+                      <a:extLst>
+                        <a:ext uri="{28A0092B-C50C-407E-A947-70E740481C1C}">
+                          <a14:useLocalDpi xmlns:a14="http://schemas.microsoft.com/office/drawing/2010/main" val="0"/>
+                        </a:ext>
+                      </a:extLst>
+                    </a:blip>
                     <a:stretch>
                       <a:fillRect/>
                     </a:stretch>
                   </pic:blipFill>
-                  <pic:spPr bwMode="auto">
+                  <pic:spPr>
                     <a:xfrm>
                       <a:off x="0" y="0"/>
                       <a:ext cx="5715000" cy="3571875"/>
@@ -2750,7 +3045,7 @@
           <w:sz w:val="20"/>
           <w:szCs w:val="20"/>
         </w:rPr>
-        <w:t>3</w:t>
+        <w:t>2</w:t>
       </w:r>
       <w:r>
         <w:rPr>
@@ -2771,7 +3066,7 @@
           <w:sz w:val="20"/>
           <w:szCs w:val="20"/>
         </w:rPr>
-        <w:t xml:space="preserve">1 </w:t>
+        <w:t xml:space="preserve">2 </w:t>
       </w:r>
       <w:r>
         <w:rPr>
@@ -2782,53 +3077,42 @@
           <w:szCs w:val="20"/>
           <w:cs/>
         </w:rPr>
-        <w:t>หน้ารายการใบเบิก — เห็นทุกใบของหน่วยงานที่ดูแล พร้อมปุ่ม ✓/✗ ในแถวที่รออนุมัติ</w:t>
-      </w:r>
-    </w:p>
-    <w:p>
-      <w:pPr>
-        <w:pStyle w:val="ListParagraph"/>
-        <w:numPr>
-          <w:ilvl w:val="0"/>
-          <w:numId w:val="2"/>
-        </w:numPr>
-        <w:spacing w:after="80"/>
-      </w:pPr>
-      <w:r>
-        <w:rPr>
-          <w:cs/>
-        </w:rPr>
-        <w:t>ใช้ชิ</w:t>
-      </w:r>
-      <w:r>
-        <w:rPr>
-          <w:cs/>
-        </w:rPr>
-        <w:t>ปกรองสถานะด่วน “รออนุมัติ” เพื่อดูเฉพาะใบที่ต้องพิจารณา</w:t>
-      </w:r>
-    </w:p>
-    <w:p>
-      <w:pPr>
-        <w:pStyle w:val="ListParagraph"/>
-        <w:numPr>
-          <w:ilvl w:val="0"/>
-          <w:numId w:val="2"/>
-        </w:numPr>
-        <w:spacing w:after="80"/>
-      </w:pPr>
-      <w:r>
-        <w:rPr>
-          <w:cs/>
-        </w:rPr>
-        <w:t>แถวที่รออนุมัติจะมีปุ่ม ✓ (อนุมัติ) และ ✗ (ไม่อนุมัติ) ให้กดได้โดยตรงโดยไม่ต้องเปิดดูรายละเอียดก่อนก็ได้</w:t>
+        <w:t>หน้าทำรายการเบิก</w:t>
+      </w:r>
+    </w:p>
+    <w:p>
+      <w:pPr>
+        <w:pBdr>
+          <w:left w:val="single" w:sz="16" w:space="8" w:color="666666"/>
+        </w:pBdr>
+        <w:spacing w:before="60" w:after="160"/>
+        <w:ind w:left="360"/>
+      </w:pPr>
+      <w:r>
+        <w:rPr>
+          <w:i/>
+          <w:iCs/>
+          <w:color w:val="666666"/>
+          <w:sz w:val="22"/>
+          <w:szCs w:val="22"/>
+          <w:cs/>
+        </w:rPr>
+        <w:t>หมายเหตุ: ใบเบิกของตัวท่านเองจะถูกส่งให้ผู้อนุมัติ “ท่านอื่น” ของหน่วยงานเดียวกันพิจารณา ท่านจะไม่เห็นปุ่มอนุมัติในใบของตัวเอง</w:t>
+      </w:r>
+      <w:r>
+        <w:rPr>
+          <w:cs/>
+        </w:rPr>
+        <w:br w:type="page"/>
       </w:r>
     </w:p>
     <w:p>
       <w:pPr>
         <w:pStyle w:val="Heading2"/>
+        <w:keepNext/>
         <w:spacing w:before="320" w:after="160"/>
       </w:pPr>
-      <w:bookmarkStart w:id="7" w:name="_Toc240985519"/>
+      <w:bookmarkStart w:id="6" w:name="_Toc242174306"/>
       <w:r>
         <w:rPr>
           <w:b/>
@@ -2837,7 +3121,8 @@
           <w:sz w:val="28"/>
           <w:szCs w:val="28"/>
         </w:rPr>
-        <w:t>3</w:t>
+        <w:lastRenderedPageBreak/>
+        <w:t>2</w:t>
       </w:r>
       <w:r>
         <w:rPr>
@@ -2858,7 +3143,7 @@
           <w:sz w:val="28"/>
           <w:szCs w:val="28"/>
         </w:rPr>
-        <w:t xml:space="preserve">2 </w:t>
+        <w:t xml:space="preserve">3 </w:t>
       </w:r>
       <w:r>
         <w:rPr>
@@ -2869,16 +3154,36 @@
           <w:szCs w:val="28"/>
           <w:cs/>
         </w:rPr>
-        <w:t>ขั้นตอนการอนุมัติ/ไม่อนุมัติ</w:t>
-      </w:r>
-      <w:bookmarkEnd w:id="7"/>
+        <w:t>เบิกวัสดุให้พนักงานใหม่</w:t>
+      </w:r>
+      <w:bookmarkEnd w:id="6"/>
+    </w:p>
+    <w:p>
+      <w:pPr>
+        <w:spacing w:after="120"/>
+      </w:pPr>
+      <w:r>
+        <w:rPr>
+          <w:cs/>
+        </w:rPr>
+        <w:t xml:space="preserve">เมื่อหน่วยงานของท่านมีพนักงานเข้าใหม่ เข้าเมนู “เบิกสินค้า </w:t>
+      </w:r>
+      <w:r>
+        <w:t xml:space="preserve">&gt; </w:t>
+      </w:r>
+      <w:r>
+        <w:rPr>
+          <w:cs/>
+        </w:rPr>
+        <w:t>เบิกพนักงานใหม่” เพื่อเบิกชุดเครื่องเขียนและวัสดุสำนักงานให้ (ใช้แทนแบบฟอร์มกระดาษเดิม) ช่องหน่วยงานถูกล็อกไว้ที่หน่วยงานต้นสังกัดของท่าน</w:t>
+      </w:r>
     </w:p>
     <w:p>
       <w:pPr>
         <w:pStyle w:val="ListParagraph"/>
         <w:numPr>
           <w:ilvl w:val="0"/>
-          <w:numId w:val="3"/>
+          <w:numId w:val="5"/>
         </w:numPr>
         <w:spacing w:after="100"/>
       </w:pPr>
@@ -2886,13 +3191,25 @@
         <w:rPr>
           <w:cs/>
         </w:rPr>
-        <w:t>กด “ดูรายละเอียด” (รูปตา) ที่ใบซึ่งมีสถานะ “รออนุมัติ” (หรือกด</w:t>
-      </w:r>
-      <w:r>
-        <w:rPr>
-          <w:cs/>
-        </w:rPr>
-        <w:t>ปุ่ม ✓/✗ ในแถวได้โดยตรง)</w:t>
+        <w:t>กรอกข้อมูลพนักงานใหม่: ชื่อ-นามสกุล</w:t>
+      </w:r>
+      <w:r>
+        <w:t xml:space="preserve">, </w:t>
+      </w:r>
+      <w:r>
+        <w:rPr>
+          <w:cs/>
+        </w:rPr>
+        <w:t>ตำแหน่ง</w:t>
+      </w:r>
+      <w:r>
+        <w:t xml:space="preserve">, </w:t>
+      </w:r>
+      <w:r>
+        <w:rPr>
+          <w:cs/>
+        </w:rPr>
+        <w:t>วันที่เริ่มงาน (ลงล่วงหน้าได้) และรหัสพนักงานถ้ามี — พนักงานยังไม่ต้องมีบัญชีในระบบ</w:t>
       </w:r>
     </w:p>
     <w:p>
@@ -2900,7 +3217,7 @@
         <w:pStyle w:val="ListParagraph"/>
         <w:numPr>
           <w:ilvl w:val="0"/>
-          <w:numId w:val="3"/>
+          <w:numId w:val="5"/>
         </w:numPr>
         <w:spacing w:after="100"/>
       </w:pPr>
@@ -2908,7 +3225,7 @@
         <w:rPr>
           <w:cs/>
         </w:rPr>
-        <w:t>ตรวจสอบรายการสินค้าและจำนวนที่ขอเบิกในกล่องรายละเอียดให้ถูกต้อง</w:t>
+        <w:t>ตรวจ “รายการเครื่องเขียนพื้นฐาน” ที่ระบบใส่ให้แล้ว ปรับจำนวนหรือเอาเครื่องหมายถูกออกได้ รายการที่มีป้าย “ต้องคืน” พนักงานต้องส่งคืนเมื่อพ้นสภาพ</w:t>
       </w:r>
     </w:p>
     <w:p>
@@ -2916,7 +3233,7 @@
         <w:pStyle w:val="ListParagraph"/>
         <w:numPr>
           <w:ilvl w:val="0"/>
-          <w:numId w:val="3"/>
+          <w:numId w:val="5"/>
         </w:numPr>
         <w:spacing w:after="100"/>
       </w:pPr>
@@ -2924,7 +3241,7 @@
         <w:rPr>
           <w:cs/>
         </w:rPr>
-        <w:t>หากเห็นควรอนุมัติ กดปุ่ม “อนุมัติ” จะมีกล่องยืนยันเด้งขึ้นมาพร้อมช่องหมายเหตุ (ไม่บังคับกรอก) กด “ยืนยันอนุมัติ”</w:t>
+        <w:t>เลือก “วัสดุเพิ่มเติม” ที่ตำแหน่งนั้นต้องใช้ (ถ้ามี) จากรายการฝั่งซ้าย — ทุกรายการในขั้นนี้ต้องคืน</w:t>
       </w:r>
     </w:p>
     <w:p>
@@ -2932,7 +3249,7 @@
         <w:pStyle w:val="ListParagraph"/>
         <w:numPr>
           <w:ilvl w:val="0"/>
-          <w:numId w:val="3"/>
+          <w:numId w:val="5"/>
         </w:numPr>
         <w:spacing w:after="100"/>
       </w:pPr>
@@ -2940,42 +3257,12 @@
         <w:rPr>
           <w:cs/>
         </w:rPr>
-        <w:t>หากเห็นว่าไม่ควรอนุมัติ กดปุ่ม “ไม่อนุมัติ” แทน — ต้องกรอกเหตุผลเสมอ เพื่อให้ผู้ขอเบิกทราบว่าต้องแก้ไขอะไร แล้วกด “ยืนยันไม่อนุมัติ”</w:t>
-      </w:r>
-    </w:p>
-    <w:p>
-      <w:pPr>
-        <w:pBdr>
-          <w:left w:val="single" w:sz="16" w:space="8" w:color="666666"/>
-        </w:pBdr>
-        <w:spacing w:before="60" w:after="160"/>
-        <w:ind w:left="360"/>
-      </w:pPr>
-      <w:r>
-        <w:rPr>
-          <w:i/>
-          <w:iCs/>
-          <w:color w:val="666666"/>
-          <w:sz w:val="22"/>
-          <w:szCs w:val="22"/>
-          <w:cs/>
-        </w:rPr>
-        <w:t>หมายเหตุ: การอนุมัติใบเบิก “ไม่ตัดสต๊อกทันที” เป็นเพียงการอนุญาตให้ฝ่ายคลังทำใบจ่ายตามใบนี้ได้เท่านั้น ยอดคงเหลือจะเปลี่ยนก</w:t>
-      </w:r>
-      <w:r>
-        <w:rPr>
-          <w:i/>
-          <w:iCs/>
-          <w:color w:val="666666"/>
-          <w:sz w:val="22"/>
-          <w:szCs w:val="22"/>
-          <w:cs/>
-        </w:rPr>
-        <w:t>็ต่อเมื่อมีการบันทึกใบจ่ายจริง</w:t>
-      </w:r>
-    </w:p>
-    <w:p>
-      <w:pPr>
+        <w:t>อ่านกรอบหมายเหตุท้ายฟอร์ม แล้วกด “ส่งใบเบิก” และยืนยัน</w:t>
+      </w:r>
+    </w:p>
+    <w:p>
+      <w:pPr>
+        <w:keepNext/>
         <w:pBdr>
           <w:top w:val="single" w:sz="4" w:space="4" w:color="BFBFBF"/>
           <w:left w:val="single" w:sz="4" w:space="4" w:color="BFBFBF"/>
@@ -2989,12 +3276,11 @@
         <w:rPr>
           <w:noProof/>
         </w:rPr>
-        <w:lastRenderedPageBreak/>
         <w:drawing>
-          <wp:inline distT="0" distB="0" distL="0" distR="0" wp14:anchorId="75DFB091" wp14:editId="2185900E">
-            <wp:extent cx="5715000" cy="3571875"/>
-            <wp:effectExtent l="0" t="0" r="0" b="0"/>
-            <wp:docPr id="5" name="Picture 5"/>
+          <wp:inline distT="0" distB="0" distL="0" distR="0" wp14:anchorId="3F2B7EC5" wp14:editId="02AB15E6">
+            <wp:extent cx="5715000" cy="5953125"/>
+            <wp:effectExtent l="0" t="0" r="0" b="9525"/>
+            <wp:docPr id="11" name="Picture 11"/>
             <wp:cNvGraphicFramePr>
               <a:graphicFrameLocks xmlns:a="http://schemas.openxmlformats.org/drawingml/2006/main" noChangeAspect="1"/>
             </wp:cNvGraphicFramePr>
@@ -3002,19 +3288,229 @@
               <a:graphicData uri="http://schemas.openxmlformats.org/drawingml/2006/picture">
                 <pic:pic xmlns:pic="http://schemas.openxmlformats.org/drawingml/2006/picture">
                   <pic:nvPicPr>
-                    <pic:cNvPr id="0" name=""/>
-                    <pic:cNvPicPr>
-                      <a:picLocks noChangeAspect="1" noChangeArrowheads="1"/>
-                    </pic:cNvPicPr>
+                    <pic:cNvPr id="11" name=""/>
+                    <pic:cNvPicPr/>
                   </pic:nvPicPr>
                   <pic:blipFill>
-                    <a:blip r:embed="rId12"/>
-                    <a:srcRect/>
+                    <a:blip r:embed="rId11" cstate="print">
+                      <a:extLst>
+                        <a:ext uri="{28A0092B-C50C-407E-A947-70E740481C1C}">
+                          <a14:useLocalDpi xmlns:a14="http://schemas.microsoft.com/office/drawing/2010/main" val="0"/>
+                        </a:ext>
+                      </a:extLst>
+                    </a:blip>
                     <a:stretch>
                       <a:fillRect/>
                     </a:stretch>
                   </pic:blipFill>
-                  <pic:spPr bwMode="auto">
+                  <pic:spPr>
+                    <a:xfrm>
+                      <a:off x="0" y="0"/>
+                      <a:ext cx="5715000" cy="5953125"/>
+                    </a:xfrm>
+                    <a:prstGeom prst="rect">
+                      <a:avLst/>
+                    </a:prstGeom>
+                  </pic:spPr>
+                </pic:pic>
+              </a:graphicData>
+            </a:graphic>
+          </wp:inline>
+        </w:drawing>
+      </w:r>
+    </w:p>
+    <w:p>
+      <w:pPr>
+        <w:spacing w:after="200"/>
+        <w:jc w:val="center"/>
+      </w:pPr>
+      <w:r>
+        <w:rPr>
+          <w:i/>
+          <w:iCs/>
+          <w:color w:val="666666"/>
+          <w:sz w:val="20"/>
+          <w:szCs w:val="20"/>
+          <w:cs/>
+        </w:rPr>
+        <w:t>ภาพที่ 2.3 หน้าเบิกพนักงานใหม่</w:t>
+      </w:r>
+    </w:p>
+    <w:p>
+      <w:pPr>
+        <w:pBdr>
+          <w:left w:val="single" w:sz="16" w:space="8" w:color="C0392B"/>
+        </w:pBdr>
+        <w:spacing w:before="60" w:after="160"/>
+        <w:ind w:left="360"/>
+      </w:pPr>
+      <w:r>
+        <w:rPr>
+          <w:i/>
+          <w:iCs/>
+          <w:color w:val="666666"/>
+          <w:sz w:val="22"/>
+          <w:szCs w:val="22"/>
+          <w:cs/>
+        </w:rPr>
+        <w:t>หมายเหตุ: ใบที่ท่านทำเองจะถูกส่งให้ผู้อนุมัติ “ท่านอื่น” ของหน่วยงานพิจารณาเช่นเดียวกับใบเบิกปกติ และใบประเภทนี้แก้ไขไม่ได้ หากกรอกผิดให้ยกเลิกแล้วทำใหม่</w:t>
+      </w:r>
+    </w:p>
+    <w:p>
+      <w:pPr>
+        <w:pStyle w:val="Heading1"/>
+        <w:keepNext/>
+        <w:pBdr>
+          <w:bottom w:val="single" w:sz="6" w:space="4" w:color="1F3864"/>
+        </w:pBdr>
+        <w:spacing w:before="400" w:after="200"/>
+      </w:pPr>
+      <w:bookmarkStart w:id="7" w:name="_Toc242174307"/>
+      <w:r>
+        <w:rPr>
+          <w:b/>
+          <w:bCs/>
+          <w:color w:val="1F3864"/>
+        </w:rPr>
+        <w:lastRenderedPageBreak/>
+        <w:t>3</w:t>
+      </w:r>
+      <w:r>
+        <w:rPr>
+          <w:b/>
+          <w:bCs/>
+          <w:color w:val="1F3864"/>
+          <w:cs/>
+        </w:rPr>
+        <w:t>. วิธีอนุมัติ / ไม่อนุมัติใบเบิก</w:t>
+      </w:r>
+      <w:bookmarkEnd w:id="7"/>
+    </w:p>
+    <w:p>
+      <w:pPr>
+        <w:spacing w:after="120"/>
+      </w:pPr>
+      <w:r>
+        <w:rPr>
+          <w:cs/>
+        </w:rPr>
+        <w:t>นี่คืองานหลักของบทบาทผู้อนุมัติ — พิจารณาใบเบิกที่หน่วยงานของท่านส่งเข้ามา</w:t>
+      </w:r>
+    </w:p>
+    <w:p>
+      <w:pPr>
+        <w:pStyle w:val="Heading2"/>
+        <w:keepNext/>
+        <w:spacing w:before="320" w:after="160"/>
+      </w:pPr>
+      <w:bookmarkStart w:id="8" w:name="_Toc242174308"/>
+      <w:r>
+        <w:rPr>
+          <w:b/>
+          <w:bCs/>
+          <w:color w:val="2E5FA3"/>
+          <w:sz w:val="28"/>
+          <w:szCs w:val="28"/>
+        </w:rPr>
+        <w:t>3</w:t>
+      </w:r>
+      <w:r>
+        <w:rPr>
+          <w:b/>
+          <w:bCs/>
+          <w:color w:val="2E5FA3"/>
+          <w:sz w:val="28"/>
+          <w:szCs w:val="28"/>
+          <w:cs/>
+        </w:rPr>
+        <w:t>.</w:t>
+      </w:r>
+      <w:r>
+        <w:rPr>
+          <w:b/>
+          <w:bCs/>
+          <w:color w:val="2E5FA3"/>
+          <w:sz w:val="28"/>
+          <w:szCs w:val="28"/>
+        </w:rPr>
+        <w:t xml:space="preserve">1 </w:t>
+      </w:r>
+      <w:r>
+        <w:rPr>
+          <w:b/>
+          <w:bCs/>
+          <w:color w:val="2E5FA3"/>
+          <w:sz w:val="28"/>
+          <w:szCs w:val="28"/>
+          <w:cs/>
+        </w:rPr>
+        <w:t>หน้ารายการใบเบิก</w:t>
+      </w:r>
+      <w:bookmarkEnd w:id="8"/>
+    </w:p>
+    <w:p>
+      <w:pPr>
+        <w:spacing w:after="120"/>
+      </w:pPr>
+      <w:r>
+        <w:rPr>
+          <w:cs/>
+        </w:rPr>
+        <w:t xml:space="preserve">เข้าเมนู “เบิกสินค้า </w:t>
+      </w:r>
+      <w:r>
+        <w:t xml:space="preserve">&gt; </w:t>
+      </w:r>
+      <w:r>
+        <w:rPr>
+          <w:cs/>
+        </w:rPr>
+        <w:t>รายการใบเบิก” ท่านจะเห็นใบเบิกทั้งหมดของหน่วยงานที่ท่านดูแล (ไม่ใช่แค่ของตัวเอง) พร้อมตัวเลขแจ้งเตือนจำนวนใบที่รออนุมัติที่เมนูด้านซ้าย</w:t>
+      </w:r>
+    </w:p>
+    <w:p>
+      <w:pPr>
+        <w:pBdr>
+          <w:top w:val="single" w:sz="4" w:space="4" w:color="BFBFBF"/>
+          <w:left w:val="single" w:sz="4" w:space="4" w:color="BFBFBF"/>
+          <w:bottom w:val="single" w:sz="4" w:space="4" w:color="BFBFBF"/>
+          <w:right w:val="single" w:sz="4" w:space="4" w:color="BFBFBF"/>
+        </w:pBdr>
+        <w:spacing w:before="120" w:after="60"/>
+        <w:jc w:val="center"/>
+      </w:pPr>
+      <w:r>
+        <w:rPr>
+          <w:noProof/>
+        </w:rPr>
+        <w:drawing>
+          <wp:inline distT="0" distB="0" distL="0" distR="0" wp14:anchorId="7873D338" wp14:editId="0E7B142B">
+            <wp:extent cx="5715000" cy="3571875"/>
+            <wp:effectExtent l="0" t="0" r="0" b="9525"/>
+            <wp:docPr id="15" name="Picture 15"/>
+            <wp:cNvGraphicFramePr>
+              <a:graphicFrameLocks xmlns:a="http://schemas.openxmlformats.org/drawingml/2006/main" noChangeAspect="1"/>
+            </wp:cNvGraphicFramePr>
+            <a:graphic xmlns:a="http://schemas.openxmlformats.org/drawingml/2006/main">
+              <a:graphicData uri="http://schemas.openxmlformats.org/drawingml/2006/picture">
+                <pic:pic xmlns:pic="http://schemas.openxmlformats.org/drawingml/2006/picture">
+                  <pic:nvPicPr>
+                    <pic:cNvPr id="15" name=""/>
+                    <pic:cNvPicPr/>
+                  </pic:nvPicPr>
+                  <pic:blipFill>
+                    <a:blip r:embed="rId12" cstate="print">
+                      <a:extLst>
+                        <a:ext uri="{28A0092B-C50C-407E-A947-70E740481C1C}">
+                          <a14:useLocalDpi xmlns:a14="http://schemas.microsoft.com/office/drawing/2010/main" val="0"/>
+                        </a:ext>
+                      </a:extLst>
+                    </a:blip>
+                    <a:stretch>
+                      <a:fillRect/>
+                    </a:stretch>
+                  </pic:blipFill>
+                  <pic:spPr>
                     <a:xfrm>
                       <a:off x="0" y="0"/>
                       <a:ext cx="5715000" cy="3571875"/>
@@ -3075,7 +3571,7 @@
           <w:sz w:val="20"/>
           <w:szCs w:val="20"/>
         </w:rPr>
-        <w:t xml:space="preserve">2 </w:t>
+        <w:t xml:space="preserve">1 </w:t>
       </w:r>
       <w:r>
         <w:rPr>
@@ -3086,7 +3582,272 @@
           <w:szCs w:val="20"/>
           <w:cs/>
         </w:rPr>
-        <w:t>กล่องรายละเอียดใบเบิก พร้อมปุ่มอนุมัติ/ไม่อนุมัติ</w:t>
+        <w:t xml:space="preserve">หน้ารายการใบเบิก — เห็นทุกใบของหน่วยงานที่ดูแล พร้อมปุ่ม </w:t>
+      </w:r>
+      <w:r>
+        <w:rPr>
+          <w:rFonts w:ascii="Segoe UI Symbol" w:hAnsi="Segoe UI Symbol" w:cs="Segoe UI Symbol" w:hint="cs"/>
+          <w:i/>
+          <w:iCs/>
+          <w:color w:val="666666"/>
+          <w:sz w:val="20"/>
+          <w:szCs w:val="20"/>
+          <w:cs/>
+        </w:rPr>
+        <w:t>✓</w:t>
+      </w:r>
+      <w:r>
+        <w:rPr>
+          <w:i/>
+          <w:iCs/>
+          <w:color w:val="666666"/>
+          <w:sz w:val="20"/>
+          <w:szCs w:val="20"/>
+          <w:cs/>
+        </w:rPr>
+        <w:t>/</w:t>
+      </w:r>
+      <w:r>
+        <w:rPr>
+          <w:rFonts w:ascii="Segoe UI Symbol" w:hAnsi="Segoe UI Symbol" w:cs="Segoe UI Symbol" w:hint="cs"/>
+          <w:i/>
+          <w:iCs/>
+          <w:color w:val="666666"/>
+          <w:sz w:val="20"/>
+          <w:szCs w:val="20"/>
+          <w:cs/>
+        </w:rPr>
+        <w:t>✗</w:t>
+      </w:r>
+      <w:r>
+        <w:rPr>
+          <w:i/>
+          <w:iCs/>
+          <w:color w:val="666666"/>
+          <w:sz w:val="20"/>
+          <w:szCs w:val="20"/>
+          <w:cs/>
+        </w:rPr>
+        <w:t xml:space="preserve"> ในแถวที่รออนุมัติ</w:t>
+      </w:r>
+    </w:p>
+    <w:p>
+      <w:pPr>
+        <w:pStyle w:val="ListParagraph"/>
+        <w:numPr>
+          <w:ilvl w:val="0"/>
+          <w:numId w:val="2"/>
+        </w:numPr>
+        <w:spacing w:after="80"/>
+      </w:pPr>
+      <w:r>
+        <w:rPr>
+          <w:cs/>
+        </w:rPr>
+        <w:t>ใช้ชิปกรองสถานะด่วน “รออนุมัติ” เพื่อดูเฉพาะใบที่ต้องพิจารณา</w:t>
+      </w:r>
+    </w:p>
+    <w:p>
+      <w:pPr>
+        <w:pStyle w:val="ListParagraph"/>
+        <w:numPr>
+          <w:ilvl w:val="0"/>
+          <w:numId w:val="2"/>
+        </w:numPr>
+        <w:spacing w:after="80"/>
+      </w:pPr>
+      <w:r>
+        <w:rPr>
+          <w:cs/>
+        </w:rPr>
+        <w:t xml:space="preserve">แถวที่รออนุมัติจะมีปุ่ม </w:t>
+      </w:r>
+      <w:r>
+        <w:rPr>
+          <w:rFonts w:ascii="Segoe UI Symbol" w:hAnsi="Segoe UI Symbol" w:cs="Segoe UI Symbol" w:hint="cs"/>
+          <w:cs/>
+        </w:rPr>
+        <w:t>✓</w:t>
+      </w:r>
+      <w:r>
+        <w:rPr>
+          <w:cs/>
+        </w:rPr>
+        <w:t xml:space="preserve"> (อนุมัติ) และ </w:t>
+      </w:r>
+      <w:r>
+        <w:rPr>
+          <w:rFonts w:ascii="Segoe UI Symbol" w:hAnsi="Segoe UI Symbol" w:cs="Segoe UI Symbol" w:hint="cs"/>
+          <w:cs/>
+        </w:rPr>
+        <w:t>✗</w:t>
+      </w:r>
+      <w:r>
+        <w:rPr>
+          <w:cs/>
+        </w:rPr>
+        <w:t xml:space="preserve"> (ไม่อนุมัติ) ให้กดได้โดยตรงโดยไม่ต้องเปิดดูรายละเอียดก่อนก็ได้</w:t>
+      </w:r>
+    </w:p>
+    <w:p>
+      <w:pPr>
+        <w:pStyle w:val="Heading2"/>
+        <w:keepNext/>
+        <w:spacing w:before="320" w:after="160"/>
+      </w:pPr>
+      <w:bookmarkStart w:id="9" w:name="_Toc242174309"/>
+      <w:r>
+        <w:rPr>
+          <w:b/>
+          <w:bCs/>
+          <w:color w:val="2E5FA3"/>
+          <w:sz w:val="28"/>
+          <w:szCs w:val="28"/>
+        </w:rPr>
+        <w:t>3</w:t>
+      </w:r>
+      <w:r>
+        <w:rPr>
+          <w:b/>
+          <w:bCs/>
+          <w:color w:val="2E5FA3"/>
+          <w:sz w:val="28"/>
+          <w:szCs w:val="28"/>
+          <w:cs/>
+        </w:rPr>
+        <w:t>.</w:t>
+      </w:r>
+      <w:r>
+        <w:rPr>
+          <w:b/>
+          <w:bCs/>
+          <w:color w:val="2E5FA3"/>
+          <w:sz w:val="28"/>
+          <w:szCs w:val="28"/>
+        </w:rPr>
+        <w:t xml:space="preserve">2 </w:t>
+      </w:r>
+      <w:r>
+        <w:rPr>
+          <w:b/>
+          <w:bCs/>
+          <w:color w:val="2E5FA3"/>
+          <w:sz w:val="28"/>
+          <w:szCs w:val="28"/>
+          <w:cs/>
+        </w:rPr>
+        <w:t>ขั้นตอนการอนุมัติ/ไม่อนุมัติ</w:t>
+      </w:r>
+      <w:bookmarkEnd w:id="9"/>
+    </w:p>
+    <w:p>
+      <w:pPr>
+        <w:pStyle w:val="ListParagraph"/>
+        <w:numPr>
+          <w:ilvl w:val="0"/>
+          <w:numId w:val="3"/>
+        </w:numPr>
+        <w:spacing w:after="100"/>
+      </w:pPr>
+      <w:r>
+        <w:rPr>
+          <w:cs/>
+        </w:rPr>
+        <w:t xml:space="preserve">กด “ดูรายละเอียด” (รูปตา) ที่ใบซึ่งมีสถานะ “รออนุมัติ” (หรือกดปุ่ม </w:t>
+      </w:r>
+      <w:r>
+        <w:rPr>
+          <w:rFonts w:ascii="Segoe UI Symbol" w:hAnsi="Segoe UI Symbol" w:cs="Segoe UI Symbol" w:hint="cs"/>
+          <w:cs/>
+        </w:rPr>
+        <w:t>✓</w:t>
+      </w:r>
+      <w:r>
+        <w:rPr>
+          <w:cs/>
+        </w:rPr>
+        <w:t>/</w:t>
+      </w:r>
+      <w:r>
+        <w:rPr>
+          <w:rFonts w:ascii="Segoe UI Symbol" w:hAnsi="Segoe UI Symbol" w:cs="Segoe UI Symbol" w:hint="cs"/>
+          <w:cs/>
+        </w:rPr>
+        <w:t>✗</w:t>
+      </w:r>
+      <w:r>
+        <w:rPr>
+          <w:cs/>
+        </w:rPr>
+        <w:t xml:space="preserve"> ในแถวได้โดยตรง)</w:t>
+      </w:r>
+    </w:p>
+    <w:p>
+      <w:pPr>
+        <w:pStyle w:val="ListParagraph"/>
+        <w:numPr>
+          <w:ilvl w:val="0"/>
+          <w:numId w:val="3"/>
+        </w:numPr>
+        <w:spacing w:after="100"/>
+      </w:pPr>
+      <w:r>
+        <w:rPr>
+          <w:cs/>
+        </w:rPr>
+        <w:t>ตรวจสอบรายการสินค้าและจำนวนที่ขอเบิกในกล่องรายละเอียดให้ถูกต้อง</w:t>
+      </w:r>
+    </w:p>
+    <w:p>
+      <w:pPr>
+        <w:pStyle w:val="ListParagraph"/>
+        <w:numPr>
+          <w:ilvl w:val="0"/>
+          <w:numId w:val="3"/>
+        </w:numPr>
+        <w:spacing w:after="100"/>
+      </w:pPr>
+      <w:r>
+        <w:rPr>
+          <w:cs/>
+        </w:rPr>
+        <w:t>หากเห็นควรอนุมัติ กดปุ่ม “อนุมัติ” จะมีกล่องยืนยันเด้งขึ้นมาพร้อมช่องหมายเหตุ (ไม่บังคับกรอก) กด “ยืนยันอนุมัติ”</w:t>
+      </w:r>
+    </w:p>
+    <w:p>
+      <w:pPr>
+        <w:pStyle w:val="ListParagraph"/>
+        <w:numPr>
+          <w:ilvl w:val="0"/>
+          <w:numId w:val="3"/>
+        </w:numPr>
+        <w:spacing w:after="100"/>
+      </w:pPr>
+      <w:r>
+        <w:rPr>
+          <w:cs/>
+        </w:rPr>
+        <w:t>หากเห็นว่าไม่ควรอนุมัติ กดปุ่ม “ไม่อนุมัติ” แทน — ต้องกรอกเหตุผลเสมอ เพื่อให้ผู้ขอเบิกทราบว่าต้องแก้ไขอะไร แล้วกด “ยืนยันไม่อนุมัติ”</w:t>
+      </w:r>
+    </w:p>
+    <w:p>
+      <w:pPr>
+        <w:pBdr>
+          <w:left w:val="single" w:sz="16" w:space="8" w:color="666666"/>
+        </w:pBdr>
+        <w:spacing w:before="60" w:after="160"/>
+        <w:ind w:left="360"/>
+      </w:pPr>
+      <w:r>
+        <w:rPr>
+          <w:i/>
+          <w:iCs/>
+          <w:color w:val="666666"/>
+          <w:sz w:val="22"/>
+          <w:szCs w:val="22"/>
+          <w:cs/>
+        </w:rPr>
+        <w:t>หมายเหตุ: การอนุมัติใบเบิก “ไม่ตัดสต๊อกทันที” เป็นเพียงการอนุญาตให้ฝ่ายคลังทำใบจ่ายตามใบนี้ได้เท่านั้น ยอดคงเหลือจะเปลี่ยนก็ต่อเมื่อมีการบันทึกใบจ่ายจริง</w:t>
       </w:r>
     </w:p>
     <w:p>
@@ -3104,11 +3865,12 @@
         <w:rPr>
           <w:noProof/>
         </w:rPr>
+        <w:lastRenderedPageBreak/>
         <w:drawing>
-          <wp:inline distT="0" distB="0" distL="0" distR="0" wp14:anchorId="1BF439C9" wp14:editId="03599F8D">
+          <wp:inline distT="0" distB="0" distL="0" distR="0" wp14:anchorId="22C173BD" wp14:editId="7281E363">
             <wp:extent cx="5715000" cy="3571875"/>
-            <wp:effectExtent l="0" t="0" r="0" b="0"/>
-            <wp:docPr id="6" name="Picture 6"/>
+            <wp:effectExtent l="0" t="0" r="0" b="9525"/>
+            <wp:docPr id="16" name="Picture 16"/>
             <wp:cNvGraphicFramePr>
               <a:graphicFrameLocks xmlns:a="http://schemas.openxmlformats.org/drawingml/2006/main" noChangeAspect="1"/>
             </wp:cNvGraphicFramePr>
@@ -3116,19 +3878,22 @@
               <a:graphicData uri="http://schemas.openxmlformats.org/drawingml/2006/picture">
                 <pic:pic xmlns:pic="http://schemas.openxmlformats.org/drawingml/2006/picture">
                   <pic:nvPicPr>
-                    <pic:cNvPr id="0" name=""/>
-                    <pic:cNvPicPr>
-                      <a:picLocks noChangeAspect="1" noChangeArrowheads="1"/>
-                    </pic:cNvPicPr>
+                    <pic:cNvPr id="16" name=""/>
+                    <pic:cNvPicPr/>
                   </pic:nvPicPr>
                   <pic:blipFill>
-                    <a:blip r:embed="rId13"/>
-                    <a:srcRect/>
+                    <a:blip r:embed="rId13" cstate="print">
+                      <a:extLst>
+                        <a:ext uri="{28A0092B-C50C-407E-A947-70E740481C1C}">
+                          <a14:useLocalDpi xmlns:a14="http://schemas.microsoft.com/office/drawing/2010/main" val="0"/>
+                        </a:ext>
+                      </a:extLst>
+                    </a:blip>
                     <a:stretch>
                       <a:fillRect/>
                     </a:stretch>
                   </pic:blipFill>
-                  <pic:spPr bwMode="auto">
+                  <pic:spPr>
                     <a:xfrm>
                       <a:off x="0" y="0"/>
                       <a:ext cx="5715000" cy="3571875"/>
@@ -3189,7 +3954,7 @@
           <w:sz w:val="20"/>
           <w:szCs w:val="20"/>
         </w:rPr>
-        <w:t xml:space="preserve">3 </w:t>
+        <w:t xml:space="preserve">2 </w:t>
       </w:r>
       <w:r>
         <w:rPr>
@@ -3200,7 +3965,7 @@
           <w:szCs w:val="20"/>
           <w:cs/>
         </w:rPr>
-        <w:t>กล่องยืนยันการอนุมัติ</w:t>
+        <w:t>กล่องรายละเอียดใบเบิก พร้อมปุ่มอนุมัติ/ไม่อนุมัติ</w:t>
       </w:r>
     </w:p>
     <w:p>
@@ -3218,12 +3983,11 @@
         <w:rPr>
           <w:noProof/>
         </w:rPr>
-        <w:lastRenderedPageBreak/>
         <w:drawing>
-          <wp:inline distT="0" distB="0" distL="0" distR="0" wp14:anchorId="204A9B4C" wp14:editId="6934797D">
+          <wp:inline distT="0" distB="0" distL="0" distR="0" wp14:anchorId="7BFD42F9" wp14:editId="3DFF4DF5">
             <wp:extent cx="5715000" cy="3571875"/>
-            <wp:effectExtent l="0" t="0" r="0" b="0"/>
-            <wp:docPr id="7" name="Picture 7"/>
+            <wp:effectExtent l="0" t="0" r="0" b="9525"/>
+            <wp:docPr id="17" name="Picture 17"/>
             <wp:cNvGraphicFramePr>
               <a:graphicFrameLocks xmlns:a="http://schemas.openxmlformats.org/drawingml/2006/main" noChangeAspect="1"/>
             </wp:cNvGraphicFramePr>
@@ -3231,19 +3995,22 @@
               <a:graphicData uri="http://schemas.openxmlformats.org/drawingml/2006/picture">
                 <pic:pic xmlns:pic="http://schemas.openxmlformats.org/drawingml/2006/picture">
                   <pic:nvPicPr>
-                    <pic:cNvPr id="0" name=""/>
-                    <pic:cNvPicPr>
-                      <a:picLocks noChangeAspect="1" noChangeArrowheads="1"/>
-                    </pic:cNvPicPr>
+                    <pic:cNvPr id="17" name=""/>
+                    <pic:cNvPicPr/>
                   </pic:nvPicPr>
                   <pic:blipFill>
-                    <a:blip r:embed="rId14"/>
-                    <a:srcRect/>
+                    <a:blip r:embed="rId14" cstate="print">
+                      <a:extLst>
+                        <a:ext uri="{28A0092B-C50C-407E-A947-70E740481C1C}">
+                          <a14:useLocalDpi xmlns:a14="http://schemas.microsoft.com/office/drawing/2010/main" val="0"/>
+                        </a:ext>
+                      </a:extLst>
+                    </a:blip>
                     <a:stretch>
                       <a:fillRect/>
                     </a:stretch>
                   </pic:blipFill>
-                  <pic:spPr bwMode="auto">
+                  <pic:spPr>
                     <a:xfrm>
                       <a:off x="0" y="0"/>
                       <a:ext cx="5715000" cy="3571875"/>
@@ -3304,7 +4071,7 @@
           <w:sz w:val="20"/>
           <w:szCs w:val="20"/>
         </w:rPr>
-        <w:t xml:space="preserve">4 </w:t>
+        <w:t xml:space="preserve">3 </w:t>
       </w:r>
       <w:r>
         <w:rPr>
@@ -3315,236 +4082,7 @@
           <w:szCs w:val="20"/>
           <w:cs/>
         </w:rPr>
-        <w:t>กล่องกรอกเหตุผลกรณีไม่อนุมัติ</w:t>
-      </w:r>
-    </w:p>
-    <w:p>
-      <w:pPr>
-        <w:pStyle w:val="Heading2"/>
-        <w:spacing w:before="320" w:after="160"/>
-      </w:pPr>
-      <w:bookmarkStart w:id="8" w:name="_Toc240985520"/>
-      <w:r>
-        <w:rPr>
-          <w:b/>
-          <w:bCs/>
-          <w:color w:val="2E5FA3"/>
-          <w:sz w:val="28"/>
-          <w:szCs w:val="28"/>
-        </w:rPr>
-        <w:t>3</w:t>
-      </w:r>
-      <w:r>
-        <w:rPr>
-          <w:b/>
-          <w:bCs/>
-          <w:color w:val="2E5FA3"/>
-          <w:sz w:val="28"/>
-          <w:szCs w:val="28"/>
-          <w:cs/>
-        </w:rPr>
-        <w:t>.</w:t>
-      </w:r>
-      <w:r>
-        <w:rPr>
-          <w:b/>
-          <w:bCs/>
-          <w:color w:val="2E5FA3"/>
-          <w:sz w:val="28"/>
-          <w:szCs w:val="28"/>
-        </w:rPr>
-        <w:t xml:space="preserve">3 </w:t>
-      </w:r>
-      <w:r>
-        <w:rPr>
-          <w:b/>
-          <w:bCs/>
-          <w:color w:val="2E5FA3"/>
-          <w:sz w:val="28"/>
-          <w:szCs w:val="28"/>
-          <w:cs/>
-        </w:rPr>
-        <w:t>ส่งใบเบิกกลับให้แก้ไข</w:t>
-      </w:r>
-      <w:bookmarkEnd w:id="8"/>
-    </w:p>
-    <w:p>
-      <w:pPr>
-        <w:spacing w:after="120"/>
-      </w:pPr>
-      <w:r>
-        <w:rPr>
-          <w:cs/>
-        </w:rPr>
-        <w:t>หากใบเบิก “อนุมัติแล้ว” แต่ภายหลังพบว่าผู้ขอเบิกเลือกสินค้าหรือจำนวนผิด และฝ่ายคลังยังไม่ได้จ่ายของแม้แต่บางส่วน ท่านสามารถกดปุ่ม “ส่งกลับแก้ไข” เพื่อดึงสถานะกลับเป็น “รออนุมัติ” ให้ผู้ขอเบิกแก้ไขและยื่นใหม่ได้</w:t>
-      </w:r>
-    </w:p>
-    <w:p>
-      <w:pPr>
-        <w:pBdr>
-          <w:left w:val="single" w:sz="16" w:space="8" w:color="666666"/>
-        </w:pBdr>
-        <w:spacing w:before="60" w:after="160"/>
-        <w:ind w:left="360"/>
-      </w:pPr>
-      <w:r>
-        <w:rPr>
-          <w:i/>
-          <w:iCs/>
-          <w:color w:val="666666"/>
-          <w:sz w:val="22"/>
-          <w:szCs w:val="22"/>
-          <w:cs/>
-        </w:rPr>
-        <w:t>หมายเหตุ: ถ้าฝ่ายคลังจ่ายของไปแล้วบางส่วน ต้อ</w:t>
-      </w:r>
-      <w:r>
-        <w:rPr>
-          <w:i/>
-          <w:iCs/>
-          <w:color w:val="666666"/>
-          <w:sz w:val="22"/>
-          <w:szCs w:val="22"/>
-          <w:cs/>
-        </w:rPr>
-        <w:t>งยกเลิกใบจ่ายนั้นก่อน จึงจะส่งกลับแก้ไขได้</w:t>
-      </w:r>
-    </w:p>
-    <w:p>
-      <w:pPr>
-        <w:pStyle w:val="Heading2"/>
-        <w:spacing w:before="320" w:after="160"/>
-      </w:pPr>
-      <w:bookmarkStart w:id="9" w:name="_Toc240985521"/>
-      <w:r>
-        <w:rPr>
-          <w:b/>
-          <w:bCs/>
-          <w:color w:val="2E5FA3"/>
-          <w:sz w:val="28"/>
-          <w:szCs w:val="28"/>
-        </w:rPr>
-        <w:t>3</w:t>
-      </w:r>
-      <w:r>
-        <w:rPr>
-          <w:b/>
-          <w:bCs/>
-          <w:color w:val="2E5FA3"/>
-          <w:sz w:val="28"/>
-          <w:szCs w:val="28"/>
-          <w:cs/>
-        </w:rPr>
-        <w:t>.</w:t>
-      </w:r>
-      <w:r>
-        <w:rPr>
-          <w:b/>
-          <w:bCs/>
-          <w:color w:val="2E5FA3"/>
-          <w:sz w:val="28"/>
-          <w:szCs w:val="28"/>
-        </w:rPr>
-        <w:t xml:space="preserve">4 </w:t>
-      </w:r>
-      <w:r>
-        <w:rPr>
-          <w:b/>
-          <w:bCs/>
-          <w:color w:val="2E5FA3"/>
-          <w:sz w:val="28"/>
-          <w:szCs w:val="28"/>
-          <w:cs/>
-        </w:rPr>
-        <w:t>การอนุมัติผ่านลิงก์ในอีเมล (ไม่ต้องล็อกอิน)</w:t>
-      </w:r>
-      <w:bookmarkEnd w:id="9"/>
-    </w:p>
-    <w:p>
-      <w:pPr>
-        <w:spacing w:after="120"/>
-      </w:pPr>
-      <w:r>
-        <w:rPr>
-          <w:cs/>
-        </w:rPr>
-        <w:t>นอกจากเข้าระบบมาอนุมัติแล้ว ท่านยังอนุมัติ/ไม่อนุมัติได้ทันทีจากอีเมลแจ้งเตือน โดยไม่ต้องล็อกอิน สะดวกเมื่อไม่ได้อยู่หน้าคอมพิวเตอร์</w:t>
-      </w:r>
-    </w:p>
-    <w:p>
-      <w:pPr>
-        <w:pStyle w:val="ListParagraph"/>
-        <w:numPr>
-          <w:ilvl w:val="0"/>
-          <w:numId w:val="3"/>
-        </w:numPr>
-        <w:spacing w:after="100"/>
-      </w:pPr>
-      <w:r>
-        <w:rPr>
-          <w:cs/>
-        </w:rPr>
-        <w:t>เมื่อมีใบเบิกยื่นเข้ามาใหม่ ระบบ</w:t>
-      </w:r>
-      <w:r>
-        <w:rPr>
-          <w:cs/>
-        </w:rPr>
-        <w:t>จะส่งอีเมลแจ้งเตือนมาให้โดยอัตโนมัติ พร้อมสรุปรายการสินค้าและปุ่ม “เปิดหน้าอนุมัติ”</w:t>
-      </w:r>
-    </w:p>
-    <w:p>
-      <w:pPr>
-        <w:pStyle w:val="ListParagraph"/>
-        <w:numPr>
-          <w:ilvl w:val="0"/>
-          <w:numId w:val="3"/>
-        </w:numPr>
-        <w:spacing w:after="100"/>
-      </w:pPr>
-      <w:r>
-        <w:rPr>
-          <w:cs/>
-        </w:rPr>
-        <w:t>กดปุ่ม “เปิดหน้าอนุมัติ” ในอีเมล จะเปิดหน้าเว็บสำหรับอนุมัติใบนี้โดยเฉพาะ ไม่ต้องกรอกชื่อผู้ใช้/รหัสผ่าน</w:t>
-      </w:r>
-    </w:p>
-    <w:p>
-      <w:pPr>
-        <w:pStyle w:val="ListParagraph"/>
-        <w:numPr>
-          <w:ilvl w:val="0"/>
-          <w:numId w:val="3"/>
-        </w:numPr>
-        <w:spacing w:after="100"/>
-      </w:pPr>
-      <w:r>
-        <w:rPr>
-          <w:cs/>
-        </w:rPr>
-        <w:t>ตรวจสอบรายละเอียดและรายการสินค้าที่ขอเบิกให้ครบถ้วน</w:t>
-      </w:r>
-    </w:p>
-    <w:p>
-      <w:pPr>
-        <w:pStyle w:val="ListParagraph"/>
-        <w:numPr>
-          <w:ilvl w:val="0"/>
-          <w:numId w:val="3"/>
-        </w:numPr>
-        <w:spacing w:after="100"/>
-      </w:pPr>
-      <w:r>
-        <w:rPr>
-          <w:cs/>
-        </w:rPr>
-        <w:t>กรอกเหตุผล (บัง</w:t>
-      </w:r>
-      <w:r>
-        <w:rPr>
-          <w:cs/>
-        </w:rPr>
-        <w:t>คับเฉพาะกรณีไม่อนุมัติ) แล้วกด “อนุมัติใบเบิกนี้” หรือ “ไม่อนุมัติ”</w:t>
+        <w:t>กล่องยืนยันการอนุมัติ</w:t>
       </w:r>
     </w:p>
     <w:p>
@@ -3564,10 +4102,10 @@
         </w:rPr>
         <w:lastRenderedPageBreak/>
         <w:drawing>
-          <wp:inline distT="0" distB="0" distL="0" distR="0" wp14:anchorId="1D25AA2C" wp14:editId="48FE13D4">
-            <wp:extent cx="5715000" cy="3048000"/>
-            <wp:effectExtent l="0" t="0" r="0" b="0"/>
-            <wp:docPr id="8" name="Picture 8"/>
+          <wp:inline distT="0" distB="0" distL="0" distR="0" wp14:anchorId="065E8174" wp14:editId="7299039F">
+            <wp:extent cx="5715000" cy="3571875"/>
+            <wp:effectExtent l="0" t="0" r="0" b="9525"/>
+            <wp:docPr id="18" name="Picture 18"/>
             <wp:cNvGraphicFramePr>
               <a:graphicFrameLocks xmlns:a="http://schemas.openxmlformats.org/drawingml/2006/main" noChangeAspect="1"/>
             </wp:cNvGraphicFramePr>
@@ -3575,22 +4113,25 @@
               <a:graphicData uri="http://schemas.openxmlformats.org/drawingml/2006/picture">
                 <pic:pic xmlns:pic="http://schemas.openxmlformats.org/drawingml/2006/picture">
                   <pic:nvPicPr>
-                    <pic:cNvPr id="0" name=""/>
-                    <pic:cNvPicPr>
-                      <a:picLocks noChangeAspect="1" noChangeArrowheads="1"/>
-                    </pic:cNvPicPr>
+                    <pic:cNvPr id="18" name=""/>
+                    <pic:cNvPicPr/>
                   </pic:nvPicPr>
                   <pic:blipFill>
-                    <a:blip r:embed="rId15"/>
-                    <a:srcRect/>
+                    <a:blip r:embed="rId15" cstate="print">
+                      <a:extLst>
+                        <a:ext uri="{28A0092B-C50C-407E-A947-70E740481C1C}">
+                          <a14:useLocalDpi xmlns:a14="http://schemas.microsoft.com/office/drawing/2010/main" val="0"/>
+                        </a:ext>
+                      </a:extLst>
+                    </a:blip>
                     <a:stretch>
                       <a:fillRect/>
                     </a:stretch>
                   </pic:blipFill>
-                  <pic:spPr bwMode="auto">
+                  <pic:spPr>
                     <a:xfrm>
                       <a:off x="0" y="0"/>
-                      <a:ext cx="5715000" cy="3048000"/>
+                      <a:ext cx="5715000" cy="3571875"/>
                     </a:xfrm>
                     <a:prstGeom prst="rect">
                       <a:avLst/>
@@ -3648,7 +4189,7 @@
           <w:sz w:val="20"/>
           <w:szCs w:val="20"/>
         </w:rPr>
-        <w:t xml:space="preserve">5 </w:t>
+        <w:t xml:space="preserve">4 </w:t>
       </w:r>
       <w:r>
         <w:rPr>
@@ -3659,7 +4200,215 @@
           <w:szCs w:val="20"/>
           <w:cs/>
         </w:rPr>
-        <w:t>อีเมลแจ้งเตือนใบเบิกรออนุมัติ</w:t>
+        <w:t>กล่องกรอกเหตุผลกรณีไม่อนุมัติ</w:t>
+      </w:r>
+    </w:p>
+    <w:p>
+      <w:pPr>
+        <w:pStyle w:val="Heading2"/>
+        <w:keepNext/>
+        <w:spacing w:before="320" w:after="160"/>
+      </w:pPr>
+      <w:bookmarkStart w:id="10" w:name="_Toc242174310"/>
+      <w:r>
+        <w:rPr>
+          <w:b/>
+          <w:bCs/>
+          <w:color w:val="2E5FA3"/>
+          <w:sz w:val="28"/>
+          <w:szCs w:val="28"/>
+        </w:rPr>
+        <w:t>3</w:t>
+      </w:r>
+      <w:r>
+        <w:rPr>
+          <w:b/>
+          <w:bCs/>
+          <w:color w:val="2E5FA3"/>
+          <w:sz w:val="28"/>
+          <w:szCs w:val="28"/>
+          <w:cs/>
+        </w:rPr>
+        <w:t>.</w:t>
+      </w:r>
+      <w:r>
+        <w:rPr>
+          <w:b/>
+          <w:bCs/>
+          <w:color w:val="2E5FA3"/>
+          <w:sz w:val="28"/>
+          <w:szCs w:val="28"/>
+        </w:rPr>
+        <w:t xml:space="preserve">3 </w:t>
+      </w:r>
+      <w:r>
+        <w:rPr>
+          <w:b/>
+          <w:bCs/>
+          <w:color w:val="2E5FA3"/>
+          <w:sz w:val="28"/>
+          <w:szCs w:val="28"/>
+          <w:cs/>
+        </w:rPr>
+        <w:t>ส่งใบเบิกกลับให้แก้ไข</w:t>
+      </w:r>
+      <w:bookmarkEnd w:id="10"/>
+    </w:p>
+    <w:p>
+      <w:pPr>
+        <w:spacing w:after="120"/>
+      </w:pPr>
+      <w:r>
+        <w:rPr>
+          <w:cs/>
+        </w:rPr>
+        <w:t>หากใบเบิก “อนุมัติแล้ว” แต่ภายหลังพบว่าผู้ขอเบิกเลือกสินค้าหรือจำนวนผิด และฝ่ายคลังยังไม่ได้จ่ายของแม้แต่บางส่วน ท่านสามารถกดปุ่ม “ส่งกลับแก้ไข” เพื่อดึงสถานะกลับเป็น “รออนุมัติ” ให้ผู้ขอเบิกแก้ไขและยื่นใหม่ได้</w:t>
+      </w:r>
+    </w:p>
+    <w:p>
+      <w:pPr>
+        <w:pBdr>
+          <w:left w:val="single" w:sz="16" w:space="8" w:color="666666"/>
+        </w:pBdr>
+        <w:spacing w:before="60" w:after="160"/>
+        <w:ind w:left="360"/>
+      </w:pPr>
+      <w:r>
+        <w:rPr>
+          <w:i/>
+          <w:iCs/>
+          <w:color w:val="666666"/>
+          <w:sz w:val="22"/>
+          <w:szCs w:val="22"/>
+          <w:cs/>
+        </w:rPr>
+        <w:t>หมายเหตุ: ถ้าฝ่ายคลังจ่ายของไปแล้วบางส่วน ต้องยกเลิกใบจ่ายนั้นก่อน จึงจะส่งกลับแก้ไขได้</w:t>
+      </w:r>
+    </w:p>
+    <w:p>
+      <w:pPr>
+        <w:pStyle w:val="Heading2"/>
+        <w:keepNext/>
+        <w:spacing w:before="320" w:after="160"/>
+      </w:pPr>
+      <w:bookmarkStart w:id="11" w:name="_Toc242174311"/>
+      <w:r>
+        <w:rPr>
+          <w:b/>
+          <w:bCs/>
+          <w:color w:val="2E5FA3"/>
+          <w:sz w:val="28"/>
+          <w:szCs w:val="28"/>
+        </w:rPr>
+        <w:t>3</w:t>
+      </w:r>
+      <w:r>
+        <w:rPr>
+          <w:b/>
+          <w:bCs/>
+          <w:color w:val="2E5FA3"/>
+          <w:sz w:val="28"/>
+          <w:szCs w:val="28"/>
+          <w:cs/>
+        </w:rPr>
+        <w:t>.</w:t>
+      </w:r>
+      <w:r>
+        <w:rPr>
+          <w:b/>
+          <w:bCs/>
+          <w:color w:val="2E5FA3"/>
+          <w:sz w:val="28"/>
+          <w:szCs w:val="28"/>
+        </w:rPr>
+        <w:t xml:space="preserve">4 </w:t>
+      </w:r>
+      <w:r>
+        <w:rPr>
+          <w:b/>
+          <w:bCs/>
+          <w:color w:val="2E5FA3"/>
+          <w:sz w:val="28"/>
+          <w:szCs w:val="28"/>
+          <w:cs/>
+        </w:rPr>
+        <w:t>การอนุมัติผ่านลิงก์ในอีเมล (ไม่ต้องล็อกอิน)</w:t>
+      </w:r>
+      <w:bookmarkEnd w:id="11"/>
+    </w:p>
+    <w:p>
+      <w:pPr>
+        <w:spacing w:after="120"/>
+      </w:pPr>
+      <w:r>
+        <w:rPr>
+          <w:cs/>
+        </w:rPr>
+        <w:t>นอกจากเข้าระบบมาอนุมัติแล้ว ท่านยังอนุมัติ/ไม่อนุมัติได้ทันทีจากอีเมลแจ้งเตือน โดยไม่ต้องล็อกอิน สะดวกเมื่อไม่ได้อยู่หน้าคอมพิวเตอร์</w:t>
+      </w:r>
+    </w:p>
+    <w:p>
+      <w:pPr>
+        <w:pStyle w:val="ListParagraph"/>
+        <w:numPr>
+          <w:ilvl w:val="0"/>
+          <w:numId w:val="3"/>
+        </w:numPr>
+        <w:spacing w:after="100"/>
+      </w:pPr>
+      <w:r>
+        <w:rPr>
+          <w:cs/>
+        </w:rPr>
+        <w:t>เมื่อมีใบเบิกยื่นเข้ามาใหม่ ระบบจะส่งอีเมลแจ้งเตือนมาให้โดยอัตโนมัติ พร้อมสรุปรายการสินค้าและปุ่ม “เปิดหน้าอนุมัติ”</w:t>
+      </w:r>
+    </w:p>
+    <w:p>
+      <w:pPr>
+        <w:pStyle w:val="ListParagraph"/>
+        <w:numPr>
+          <w:ilvl w:val="0"/>
+          <w:numId w:val="3"/>
+        </w:numPr>
+        <w:spacing w:after="100"/>
+      </w:pPr>
+      <w:r>
+        <w:rPr>
+          <w:cs/>
+        </w:rPr>
+        <w:t>กดปุ่ม “เปิดหน้าอนุมัติ” ในอีเมล จะเปิดหน้าเว็บสำหรับอนุมัติใบนี้โดยเฉพาะ ไม่ต้องกรอกชื่อผู้ใช้/รหัสผ่าน</w:t>
+      </w:r>
+    </w:p>
+    <w:p>
+      <w:pPr>
+        <w:pStyle w:val="ListParagraph"/>
+        <w:numPr>
+          <w:ilvl w:val="0"/>
+          <w:numId w:val="3"/>
+        </w:numPr>
+        <w:spacing w:after="100"/>
+      </w:pPr>
+      <w:r>
+        <w:rPr>
+          <w:cs/>
+        </w:rPr>
+        <w:t>ตรวจสอบรายละเอียดและรายการสินค้าที่ขอเบิกให้ครบถ้วน</w:t>
+      </w:r>
+    </w:p>
+    <w:p>
+      <w:pPr>
+        <w:pStyle w:val="ListParagraph"/>
+        <w:numPr>
+          <w:ilvl w:val="0"/>
+          <w:numId w:val="3"/>
+        </w:numPr>
+        <w:spacing w:after="100"/>
+      </w:pPr>
+      <w:r>
+        <w:rPr>
+          <w:cs/>
+        </w:rPr>
+        <w:t>กรอกเหตุผล (บังคับเฉพาะกรณีไม่อนุมัติ) แล้วกด “อนุมัติใบเบิกนี้” หรือ “ไม่อนุมัติ”</w:t>
       </w:r>
     </w:p>
     <w:p>
@@ -3677,11 +4426,12 @@
         <w:rPr>
           <w:noProof/>
         </w:rPr>
+        <w:lastRenderedPageBreak/>
         <w:drawing>
-          <wp:inline distT="0" distB="0" distL="0" distR="0" wp14:anchorId="564B8E8C" wp14:editId="2BA8653B">
-            <wp:extent cx="5715000" cy="3238500"/>
+          <wp:inline distT="0" distB="0" distL="0" distR="0" wp14:anchorId="732CEBB6" wp14:editId="1D5B9630">
+            <wp:extent cx="5715000" cy="3048000"/>
             <wp:effectExtent l="0" t="0" r="0" b="0"/>
-            <wp:docPr id="9" name="Picture 9"/>
+            <wp:docPr id="8" name="Picture 8"/>
             <wp:cNvGraphicFramePr>
               <a:graphicFrameLocks xmlns:a="http://schemas.openxmlformats.org/drawingml/2006/main" noChangeAspect="1"/>
             </wp:cNvGraphicFramePr>
@@ -3704,6 +4454,120 @@
                   <pic:spPr bwMode="auto">
                     <a:xfrm>
                       <a:off x="0" y="0"/>
+                      <a:ext cx="5715000" cy="3048000"/>
+                    </a:xfrm>
+                    <a:prstGeom prst="rect">
+                      <a:avLst/>
+                    </a:prstGeom>
+                  </pic:spPr>
+                </pic:pic>
+              </a:graphicData>
+            </a:graphic>
+          </wp:inline>
+        </w:drawing>
+      </w:r>
+    </w:p>
+    <w:p>
+      <w:pPr>
+        <w:spacing w:after="200"/>
+        <w:jc w:val="center"/>
+      </w:pPr>
+      <w:r>
+        <w:rPr>
+          <w:i/>
+          <w:iCs/>
+          <w:color w:val="666666"/>
+          <w:sz w:val="20"/>
+          <w:szCs w:val="20"/>
+          <w:cs/>
+        </w:rPr>
+        <w:t xml:space="preserve">ภาพที่ </w:t>
+      </w:r>
+      <w:r>
+        <w:rPr>
+          <w:i/>
+          <w:iCs/>
+          <w:color w:val="666666"/>
+          <w:sz w:val="20"/>
+          <w:szCs w:val="20"/>
+        </w:rPr>
+        <w:t>3</w:t>
+      </w:r>
+      <w:r>
+        <w:rPr>
+          <w:i/>
+          <w:iCs/>
+          <w:color w:val="666666"/>
+          <w:sz w:val="20"/>
+          <w:szCs w:val="20"/>
+          <w:cs/>
+        </w:rPr>
+        <w:t>.</w:t>
+      </w:r>
+      <w:r>
+        <w:rPr>
+          <w:i/>
+          <w:iCs/>
+          <w:color w:val="666666"/>
+          <w:sz w:val="20"/>
+          <w:szCs w:val="20"/>
+        </w:rPr>
+        <w:t xml:space="preserve">5 </w:t>
+      </w:r>
+      <w:r>
+        <w:rPr>
+          <w:i/>
+          <w:iCs/>
+          <w:color w:val="666666"/>
+          <w:sz w:val="20"/>
+          <w:szCs w:val="20"/>
+          <w:cs/>
+        </w:rPr>
+        <w:t>อีเมลแจ้งเตือนใบเบิกรออนุมัติ</w:t>
+      </w:r>
+    </w:p>
+    <w:p>
+      <w:pPr>
+        <w:pBdr>
+          <w:top w:val="single" w:sz="4" w:space="4" w:color="BFBFBF"/>
+          <w:left w:val="single" w:sz="4" w:space="4" w:color="BFBFBF"/>
+          <w:bottom w:val="single" w:sz="4" w:space="4" w:color="BFBFBF"/>
+          <w:right w:val="single" w:sz="4" w:space="4" w:color="BFBFBF"/>
+        </w:pBdr>
+        <w:spacing w:before="120" w:after="60"/>
+        <w:jc w:val="center"/>
+      </w:pPr>
+      <w:r>
+        <w:rPr>
+          <w:noProof/>
+        </w:rPr>
+        <w:drawing>
+          <wp:inline distT="0" distB="0" distL="0" distR="0" wp14:anchorId="5D9D66A8" wp14:editId="7A783636">
+            <wp:extent cx="5715000" cy="3238500"/>
+            <wp:effectExtent l="0" t="0" r="0" b="0"/>
+            <wp:docPr id="9" name="Picture 9"/>
+            <wp:cNvGraphicFramePr>
+              <a:graphicFrameLocks xmlns:a="http://schemas.openxmlformats.org/drawingml/2006/main" noChangeAspect="1"/>
+            </wp:cNvGraphicFramePr>
+            <a:graphic xmlns:a="http://schemas.openxmlformats.org/drawingml/2006/main">
+              <a:graphicData uri="http://schemas.openxmlformats.org/drawingml/2006/picture">
+                <pic:pic xmlns:pic="http://schemas.openxmlformats.org/drawingml/2006/picture">
+                  <pic:nvPicPr>
+                    <pic:cNvPr id="0" name=""/>
+                    <pic:cNvPicPr>
+                      <a:picLocks noChangeAspect="1" noChangeArrowheads="1"/>
+                    </pic:cNvPicPr>
+                  </pic:nvPicPr>
+                  <pic:blipFill>
+                    <a:blip r:embed="rId17"/>
+                    <a:srcRect/>
+                    <a:stretch>
+                      <a:fillRect/>
+                    </a:stretch>
+                  </pic:blipFill>
+                  <pic:spPr bwMode="auto">
+                    <a:xfrm>
+                      <a:off x="0" y="0"/>
                       <a:ext cx="5715000" cy="3238500"/>
                     </a:xfrm>
                     <a:prstGeom prst="rect">
@@ -3814,26 +4678,16 @@
           <w:szCs w:val="22"/>
           <w:cs/>
         </w:rPr>
-        <w:t>วัน เมื่อมีผู้อนุมัติคนใดคนหนึ่งตัดสินใจแล้ว ล</w:t>
-      </w:r>
-      <w:r>
-        <w:rPr>
-          <w:i/>
-          <w:iCs/>
-          <w:color w:val="666666"/>
-          <w:sz w:val="22"/>
-          <w:szCs w:val="22"/>
-          <w:cs/>
-        </w:rPr>
-        <w:t>ิงก์ของผู้อนุมัติคนอื่นในหน่วยงานเดียวกันจะถูกปิดใช้งานทันที ห้ามส่งต่อลิงก์นี้ให้ผู้อื่นเด็ดขาด เพราะใครถือลิงก์ก็ตัดสินใจแทนได้ทันที</w:t>
+        <w:t>วัน เมื่อมีผู้อนุมัติคนใดคนหนึ่งตัดสินใจแล้ว ลิงก์ของผู้อนุมัติคนอื่นในหน่วยงานเดียวกันจะถูกปิดใช้งานทันที ห้ามส่งต่อลิงก์นี้ให้ผู้อื่นเด็ดขาด เพราะใครถือลิงก์ก็ตัดสินใจแทนได้ทันที</w:t>
       </w:r>
     </w:p>
     <w:p>
       <w:pPr>
         <w:pStyle w:val="Heading2"/>
+        <w:keepNext/>
         <w:spacing w:before="320" w:after="160"/>
       </w:pPr>
-      <w:bookmarkStart w:id="10" w:name="_Toc240985522"/>
+      <w:bookmarkStart w:id="12" w:name="_Toc242174312"/>
       <w:r>
         <w:rPr>
           <w:b/>
@@ -3876,7 +4730,7 @@
         </w:rPr>
         <w:t>การยกเลิกใบเบิก</w:t>
       </w:r>
-      <w:bookmarkEnd w:id="10"/>
+      <w:bookmarkEnd w:id="12"/>
     </w:p>
     <w:p>
       <w:pPr>
@@ -3886,51 +4740,200 @@
         <w:rPr>
           <w:cs/>
         </w:rPr>
-        <w:t>ผู้อนุมัติสามารถยกเลิกใบเบิกที่ยังอยู่ในสถานะ “รออนุมัติ” ได้ (ต้องระบุเหตุผลเสมอ) ส่วนใบที่ “อนุมัติ</w:t>
-      </w:r>
-      <w:r>
-        <w:rPr>
-          <w:cs/>
-        </w:rPr>
-        <w:t>แล้ว” การยกเลิกเป็นสิทธิ์ของผู้ดูแลระบบเท่านั้น</w:t>
-      </w:r>
-    </w:p>
-    <w:p>
-      <w:r>
-        <w:rPr>
-          <w:cs/>
-        </w:rPr>
-        <w:br w:type="page"/>
-      </w:r>
-    </w:p>
-    <w:p>
-      <w:pPr>
-        <w:pStyle w:val="Heading1"/>
-        <w:pBdr>
-          <w:bottom w:val="single" w:sz="6" w:space="4" w:color="1F3864"/>
-        </w:pBdr>
-        <w:spacing w:before="400" w:after="200"/>
-      </w:pPr>
-      <w:bookmarkStart w:id="11" w:name="_Toc240985523"/>
+        <w:t>ผู้อนุมัติสามารถยกเลิกใบเบิกที่ยังอยู่ในสถานะ “รออนุมัติ” ได้ (ต้องระบุเหตุผลเสมอ) ส่วนใบที่ “อนุมัติแล้ว” การยกเลิกเป็นสิทธิ์ของผู้ดูแลระบบเท่านั้น</w:t>
+      </w:r>
+    </w:p>
+    <w:p>
+      <w:pPr>
+        <w:pStyle w:val="Heading2"/>
+        <w:keepNext/>
+        <w:spacing w:before="320" w:after="160"/>
+      </w:pPr>
+      <w:bookmarkStart w:id="13" w:name="_Toc242174313"/>
       <w:r>
         <w:rPr>
           <w:b/>
           <w:bCs/>
-          <w:color w:val="1F3864"/>
+          <w:color w:val="2E5FA3"/>
+          <w:sz w:val="28"/>
+          <w:szCs w:val="28"/>
         </w:rPr>
         <w:lastRenderedPageBreak/>
-        <w:t>4</w:t>
+        <w:t>3</w:t>
       </w:r>
       <w:r>
         <w:rPr>
           <w:b/>
           <w:bCs/>
-          <w:color w:val="1F3864"/>
-          <w:cs/>
-        </w:rPr>
-        <w:t>. การแจ้งเตือน / เปลี่ยนรหัสผ่าน / ขนาดตัวอักษร</w:t>
-      </w:r>
-      <w:bookmarkEnd w:id="11"/>
+          <w:color w:val="2E5FA3"/>
+          <w:sz w:val="28"/>
+          <w:szCs w:val="28"/>
+          <w:cs/>
+        </w:rPr>
+        <w:t>.</w:t>
+      </w:r>
+      <w:r>
+        <w:rPr>
+          <w:b/>
+          <w:bCs/>
+          <w:color w:val="2E5FA3"/>
+          <w:sz w:val="28"/>
+          <w:szCs w:val="28"/>
+        </w:rPr>
+        <w:t xml:space="preserve">6 </w:t>
+      </w:r>
+      <w:r>
+        <w:rPr>
+          <w:b/>
+          <w:bCs/>
+          <w:color w:val="2E5FA3"/>
+          <w:sz w:val="28"/>
+          <w:szCs w:val="28"/>
+          <w:cs/>
+        </w:rPr>
+        <w:t>อนุมัติใบเบิกพนักงานใหม่</w:t>
+      </w:r>
+      <w:bookmarkEnd w:id="13"/>
+    </w:p>
+    <w:p>
+      <w:pPr>
+        <w:spacing w:after="120"/>
+      </w:pPr>
+      <w:r>
+        <w:rPr>
+          <w:cs/>
+        </w:rPr>
+        <w:t xml:space="preserve">ใบเบิกพนักงานใหม่ (เลขที่ขึ้นต้นด้วย </w:t>
+      </w:r>
+      <w:r>
+        <w:t>NRQ</w:t>
+      </w:r>
+      <w:r>
+        <w:rPr>
+          <w:cs/>
+        </w:rPr>
+        <w:t xml:space="preserve">-) ไม่อยู่ในหน้า “รายการใบเบิก” แต่อยู่ที่เมนู “เบิกสินค้า </w:t>
+      </w:r>
+      <w:r>
+        <w:t xml:space="preserve">&gt; </w:t>
+      </w:r>
+      <w:r>
+        <w:rPr>
+          <w:cs/>
+        </w:rPr>
+        <w:t>ใบเบิกพนักงานใหม่” และมีตัวเลขรออนุมัติบนเมนูแยกของตัวเอง</w:t>
+      </w:r>
+    </w:p>
+    <w:p>
+      <w:pPr>
+        <w:keepNext/>
+        <w:pBdr>
+          <w:top w:val="single" w:sz="4" w:space="4" w:color="BFBFBF"/>
+          <w:left w:val="single" w:sz="4" w:space="4" w:color="BFBFBF"/>
+          <w:bottom w:val="single" w:sz="4" w:space="4" w:color="BFBFBF"/>
+          <w:right w:val="single" w:sz="4" w:space="4" w:color="BFBFBF"/>
+        </w:pBdr>
+        <w:spacing w:before="120" w:after="60"/>
+        <w:jc w:val="center"/>
+      </w:pPr>
+      <w:r>
+        <w:rPr>
+          <w:noProof/>
+        </w:rPr>
+        <w:drawing>
+          <wp:inline distT="0" distB="0" distL="0" distR="0" wp14:anchorId="70C4A722" wp14:editId="434CA462">
+            <wp:extent cx="5715000" cy="3413125"/>
+            <wp:effectExtent l="0" t="0" r="0" b="0"/>
+            <wp:docPr id="13" name="Picture 13"/>
+            <wp:cNvGraphicFramePr>
+              <a:graphicFrameLocks xmlns:a="http://schemas.openxmlformats.org/drawingml/2006/main" noChangeAspect="1"/>
+            </wp:cNvGraphicFramePr>
+            <a:graphic xmlns:a="http://schemas.openxmlformats.org/drawingml/2006/main">
+              <a:graphicData uri="http://schemas.openxmlformats.org/drawingml/2006/picture">
+                <pic:pic xmlns:pic="http://schemas.openxmlformats.org/drawingml/2006/picture">
+                  <pic:nvPicPr>
+                    <pic:cNvPr id="13" name=""/>
+                    <pic:cNvPicPr/>
+                  </pic:nvPicPr>
+                  <pic:blipFill>
+                    <a:blip r:embed="rId18" cstate="print">
+                      <a:extLst>
+                        <a:ext uri="{28A0092B-C50C-407E-A947-70E740481C1C}">
+                          <a14:useLocalDpi xmlns:a14="http://schemas.microsoft.com/office/drawing/2010/main" val="0"/>
+                        </a:ext>
+                      </a:extLst>
+                    </a:blip>
+                    <a:stretch>
+                      <a:fillRect/>
+                    </a:stretch>
+                  </pic:blipFill>
+                  <pic:spPr>
+                    <a:xfrm>
+                      <a:off x="0" y="0"/>
+                      <a:ext cx="5715000" cy="3413125"/>
+                    </a:xfrm>
+                    <a:prstGeom prst="rect">
+                      <a:avLst/>
+                    </a:prstGeom>
+                  </pic:spPr>
+                </pic:pic>
+              </a:graphicData>
+            </a:graphic>
+          </wp:inline>
+        </w:drawing>
+      </w:r>
+    </w:p>
+    <w:p>
+      <w:pPr>
+        <w:spacing w:after="200"/>
+        <w:jc w:val="center"/>
+      </w:pPr>
+      <w:r>
+        <w:rPr>
+          <w:i/>
+          <w:iCs/>
+          <w:color w:val="666666"/>
+          <w:sz w:val="20"/>
+          <w:szCs w:val="20"/>
+          <w:cs/>
+        </w:rPr>
+        <w:t xml:space="preserve">ภาพที่ 3.7 หน้าใบเบิกพนักงานใหม่ — แถวที่รออนุมัติมีปุ่ม </w:t>
+      </w:r>
+      <w:r>
+        <w:rPr>
+          <w:rFonts w:ascii="Segoe UI Symbol" w:hAnsi="Segoe UI Symbol" w:cs="Segoe UI Symbol" w:hint="cs"/>
+          <w:i/>
+          <w:iCs/>
+          <w:color w:val="666666"/>
+          <w:sz w:val="20"/>
+          <w:szCs w:val="20"/>
+          <w:cs/>
+        </w:rPr>
+        <w:t>✓</w:t>
+      </w:r>
+      <w:r>
+        <w:rPr>
+          <w:i/>
+          <w:iCs/>
+          <w:color w:val="666666"/>
+          <w:sz w:val="20"/>
+          <w:szCs w:val="20"/>
+          <w:cs/>
+        </w:rPr>
+        <w:t>/</w:t>
+      </w:r>
+      <w:r>
+        <w:rPr>
+          <w:rFonts w:ascii="Segoe UI Symbol" w:hAnsi="Segoe UI Symbol" w:cs="Segoe UI Symbol" w:hint="cs"/>
+          <w:i/>
+          <w:iCs/>
+          <w:color w:val="666666"/>
+          <w:sz w:val="20"/>
+          <w:szCs w:val="20"/>
+          <w:cs/>
+        </w:rPr>
+        <w:t>✗</w:t>
+      </w:r>
     </w:p>
     <w:p>
       <w:pPr>
@@ -3945,16 +4948,7 @@
         <w:rPr>
           <w:cs/>
         </w:rPr>
-        <w:t>เมนู “การแจ้งเตือน” — ศูนย์รวมแจ้งเตือนส่วนตัว เช่น มีใบเบิกใหม่รออนุมัติ</w:t>
-      </w:r>
-      <w:r>
-        <w:t xml:space="preserve">, </w:t>
-      </w:r>
-      <w:r>
-        <w:rPr>
-          <w:cs/>
-        </w:rPr>
-        <w:t>ผลการอนุมัติใบเบิกของตัวเอง</w:t>
+        <w:t>ขั้นตอนอนุมัติ/ไม่อนุมัติเหมือนหัวข้อ 3.2 ทุกอย่าง และอนุมัติผ่านลิงก์ในอีเมลได้เหมือนกัน</w:t>
       </w:r>
     </w:p>
     <w:p>
@@ -3970,7 +4964,7 @@
         <w:rPr>
           <w:cs/>
         </w:rPr>
-        <w:t>เมนู “เปลี่ยนรหัสผ่าน” — ต้องกรอกรหัสผ่านปัจจุบันให้ถูกต้องก่อนเสมอ</w:t>
+        <w:t>ตารางมีคอลัมน์ “พนักงานใหม่ / ตำแหน่ง / วันที่เริ่มงาน” ใช้ดูว่าใครใกล้เริ่มงาน ควรพิจารณาก่อน</w:t>
       </w:r>
     </w:p>
     <w:p>
@@ -3986,7 +4980,7 @@
         <w:rPr>
           <w:cs/>
         </w:rPr>
-        <w:t>เมนู “ขนาดตัวอักษร” — ปรับขนาดตัวอักษรทั้งระบบให้เหมาะกับสายตา (เฉพาะเครื่อง/เบราว์เซอร์ที่ใช้อยู่)</w:t>
+        <w:t>ไม่มีปุ่ม “ส่งกลับแก้ไข” — ถ้าใบที่อนุมัติไปแล้วผิด ต้องให้ผู้ดูแลระบบยกเลิก แล้วผู้ขอเบิกทำใบใหม่</w:t>
       </w:r>
     </w:p>
     <w:p>
@@ -4000,12 +4994,13 @@
     <w:p>
       <w:pPr>
         <w:pStyle w:val="Heading1"/>
+        <w:keepNext/>
         <w:pBdr>
           <w:bottom w:val="single" w:sz="6" w:space="4" w:color="1F3864"/>
         </w:pBdr>
         <w:spacing w:before="400" w:after="200"/>
       </w:pPr>
-      <w:bookmarkStart w:id="12" w:name="_Toc240985524"/>
+      <w:bookmarkStart w:id="14" w:name="_Toc242174314"/>
       <w:r>
         <w:rPr>
           <w:b/>
@@ -4013,7 +5008,7 @@
           <w:color w:val="1F3864"/>
         </w:rPr>
         <w:lastRenderedPageBreak/>
-        <w:t>5</w:t>
+        <w:t>4</w:t>
       </w:r>
       <w:r>
         <w:rPr>
@@ -4022,15 +5017,734 @@
           <w:color w:val="1F3864"/>
           <w:cs/>
         </w:rPr>
-        <w:t>. คำถามที่พบบ่อย (</w:t>
-      </w:r>
+        <w:t>. การแจ้งเตือน / เปลี่ยนรหัสผ่าน / ขนาดตัวอักษร</w:t>
+      </w:r>
+      <w:bookmarkEnd w:id="14"/>
+    </w:p>
+    <w:p>
+      <w:pPr>
+        <w:pStyle w:val="Heading2"/>
+        <w:keepNext/>
+        <w:spacing w:before="320" w:after="160"/>
+      </w:pPr>
+      <w:bookmarkStart w:id="15" w:name="_Toc242174315"/>
+      <w:r>
+        <w:rPr>
+          <w:b/>
+          <w:bCs/>
+          <w:color w:val="2E5FA3"/>
+          <w:sz w:val="28"/>
+          <w:szCs w:val="28"/>
+        </w:rPr>
+        <w:t xml:space="preserve">4.1 </w:t>
+      </w:r>
+      <w:r>
+        <w:rPr>
+          <w:b/>
+          <w:bCs/>
+          <w:color w:val="2E5FA3"/>
+          <w:sz w:val="28"/>
+          <w:szCs w:val="28"/>
+          <w:cs/>
+        </w:rPr>
+        <w:t>การแจ้งเตือน</w:t>
+      </w:r>
+      <w:bookmarkEnd w:id="15"/>
+    </w:p>
+    <w:p>
+      <w:pPr>
+        <w:spacing w:after="120"/>
+      </w:pPr>
+      <w:r>
+        <w:rPr>
+          <w:cs/>
+        </w:rPr>
+        <w:t>ระบบแจ้งเตือนทุกครั้งที่มีเหตุการณ์ที่เกี่ยวกับท่าน เช่น มีใบเบิกใหม่ของหน่วยงานรอท่านอนุมัติ</w:t>
+      </w:r>
+      <w:r>
+        <w:t xml:space="preserve">, </w:t>
+      </w:r>
+      <w:r>
+        <w:rPr>
+          <w:cs/>
+        </w:rPr>
+        <w:t>ผู้ขอเบิกแก้ไขใบเบิกแล้วส่งกลับมาให้พิจารณาใหม่</w:t>
+      </w:r>
+      <w:r>
+        <w:t xml:space="preserve">, </w:t>
+      </w:r>
+      <w:r>
+        <w:rPr>
+          <w:cs/>
+        </w:rPr>
+        <w:t>ผลการอนุมัติใบเบิกของท่านเอง</w:t>
+      </w:r>
+      <w:r>
+        <w:t xml:space="preserve">, </w:t>
+      </w:r>
+      <w:r>
+        <w:rPr>
+          <w:cs/>
+        </w:rPr>
+        <w:t>ฝ่ายคลังจ่ายของแล้ว</w:t>
+      </w:r>
+    </w:p>
+    <w:p>
+      <w:pPr>
+        <w:spacing w:after="120"/>
+      </w:pPr>
+      <w:r>
+        <w:rPr>
+          <w:cs/>
+        </w:rPr>
+        <w:t>ดูการแจ้งเตือนได้ 2 ทาง:</w:t>
+      </w:r>
+    </w:p>
+    <w:p>
+      <w:pPr>
+        <w:pStyle w:val="ListParagraph"/>
+        <w:numPr>
+          <w:ilvl w:val="0"/>
+          <w:numId w:val="2"/>
+        </w:numPr>
+        <w:spacing w:after="80"/>
+      </w:pPr>
+      <w:r>
+        <w:rPr>
+          <w:cs/>
+        </w:rPr>
+        <w:t>ไอคอนกระดิ่งที่แถบด้านบน (มีทุกหน้า) — ตัวเลขสีแดงคือจำนวนที่ยังไม่ได้อ่าน กดแล้วจะเปิดหน้าต่างเล็กแสดงแจ้งเตือนล่าสุด กดที่รายการเพื่อเปิดเอกสารนั้น (นับว่าอ่านแล้ว) มีปุ่ม “อ่านทั้งหมด” และลิงก์ “ดูการแจ้งเตือนทั้งหมด” ท้ายหน้าต่าง</w:t>
+      </w:r>
+    </w:p>
+    <w:p>
+      <w:pPr>
+        <w:pStyle w:val="ListParagraph"/>
+        <w:numPr>
+          <w:ilvl w:val="0"/>
+          <w:numId w:val="2"/>
+        </w:numPr>
+        <w:spacing w:after="80"/>
+      </w:pPr>
+      <w:r>
+        <w:rPr>
+          <w:cs/>
+        </w:rPr>
+        <w:t>เมนู “การแจ้งเตือน” — แสดงประวัติแจ้งเตือนทั้งหมดเรียงตามวัน รายการที่ยังไม่อ่านมีจุดสีเขียวท้ายรายการ</w:t>
+      </w:r>
+    </w:p>
+    <w:p>
+      <w:pPr>
+        <w:keepNext/>
+        <w:pBdr>
+          <w:top w:val="single" w:sz="4" w:space="4" w:color="BFBFBF"/>
+          <w:left w:val="single" w:sz="4" w:space="4" w:color="BFBFBF"/>
+          <w:bottom w:val="single" w:sz="4" w:space="4" w:color="BFBFBF"/>
+          <w:right w:val="single" w:sz="4" w:space="4" w:color="BFBFBF"/>
+        </w:pBdr>
+        <w:spacing w:before="120" w:after="60"/>
+        <w:jc w:val="center"/>
+      </w:pPr>
+      <w:r>
+        <w:rPr>
+          <w:noProof/>
+        </w:rPr>
+        <w:drawing>
+          <wp:inline distT="0" distB="0" distL="0" distR="0" wp14:anchorId="6E4B2621" wp14:editId="5402BAB8">
+            <wp:extent cx="5715000" cy="3571875"/>
+            <wp:effectExtent l="0" t="0" r="0" b="9525"/>
+            <wp:docPr id="20" name="Picture 20"/>
+            <wp:cNvGraphicFramePr>
+              <a:graphicFrameLocks xmlns:a="http://schemas.openxmlformats.org/drawingml/2006/main" noChangeAspect="1"/>
+            </wp:cNvGraphicFramePr>
+            <a:graphic xmlns:a="http://schemas.openxmlformats.org/drawingml/2006/main">
+              <a:graphicData uri="http://schemas.openxmlformats.org/drawingml/2006/picture">
+                <pic:pic xmlns:pic="http://schemas.openxmlformats.org/drawingml/2006/picture">
+                  <pic:nvPicPr>
+                    <pic:cNvPr id="20" name=""/>
+                    <pic:cNvPicPr/>
+                  </pic:nvPicPr>
+                  <pic:blipFill>
+                    <a:blip r:embed="rId19" cstate="print">
+                      <a:extLst>
+                        <a:ext uri="{28A0092B-C50C-407E-A947-70E740481C1C}">
+                          <a14:useLocalDpi xmlns:a14="http://schemas.microsoft.com/office/drawing/2010/main" val="0"/>
+                        </a:ext>
+                      </a:extLst>
+                    </a:blip>
+                    <a:stretch>
+                      <a:fillRect/>
+                    </a:stretch>
+                  </pic:blipFill>
+                  <pic:spPr>
+                    <a:xfrm>
+                      <a:off x="0" y="0"/>
+                      <a:ext cx="5715000" cy="3571875"/>
+                    </a:xfrm>
+                    <a:prstGeom prst="rect">
+                      <a:avLst/>
+                    </a:prstGeom>
+                  </pic:spPr>
+                </pic:pic>
+              </a:graphicData>
+            </a:graphic>
+          </wp:inline>
+        </w:drawing>
+      </w:r>
+    </w:p>
+    <w:p>
+      <w:pPr>
+        <w:spacing w:after="200"/>
+        <w:jc w:val="center"/>
+      </w:pPr>
+      <w:r>
+        <w:rPr>
+          <w:i/>
+          <w:iCs/>
+          <w:color w:val="666666"/>
+          <w:sz w:val="20"/>
+          <w:szCs w:val="20"/>
+          <w:cs/>
+        </w:rPr>
+        <w:t>ภาพที่ 4.1 หน้าต่างแจ้งเตือนเมื่อกดไอคอนกระดิ่ง</w:t>
+      </w:r>
+    </w:p>
+    <w:p>
+      <w:pPr>
+        <w:pStyle w:val="ListParagraph"/>
+        <w:numPr>
+          <w:ilvl w:val="0"/>
+          <w:numId w:val="2"/>
+        </w:numPr>
+        <w:spacing w:after="80"/>
+      </w:pPr>
+      <w:r>
+        <w:rPr>
+          <w:cs/>
+        </w:rPr>
+        <w:t>ปุ่มกรอง “แสดงทั้งหมด” — สลับไปดูเฉพาะรายการที่ยังไม่ได้อ่าน</w:t>
+      </w:r>
+    </w:p>
+    <w:p>
+      <w:pPr>
+        <w:pStyle w:val="ListParagraph"/>
+        <w:numPr>
+          <w:ilvl w:val="0"/>
+          <w:numId w:val="2"/>
+        </w:numPr>
+        <w:spacing w:after="80"/>
+      </w:pPr>
+      <w:r>
+        <w:rPr>
+          <w:cs/>
+        </w:rPr>
+        <w:t>ปุ่ม “อ่านทั้งหมด” — ทำเครื่องหมายว่าอ่านแล้วทุกรายการ ตัวเลขบนกระดิ่งจะหายไป</w:t>
+      </w:r>
+    </w:p>
+    <w:p>
+      <w:pPr>
+        <w:pStyle w:val="ListParagraph"/>
+        <w:numPr>
+          <w:ilvl w:val="0"/>
+          <w:numId w:val="2"/>
+        </w:numPr>
+        <w:spacing w:after="80"/>
+      </w:pPr>
+      <w:r>
+        <w:rPr>
+          <w:cs/>
+        </w:rPr>
+        <w:t>สวิตช์ “แจ้งเตือนนอกหน้าเว็บ” — ให้เบราว์เซอร์เด้งแจ้งเตือนที่มุมจอ แม้กำลังเปิดโปรแกรมหรือแท็บอื่นอยู่ (ครั้งแรกเบราว์เซอร์จะถามขออนุญาต ให้กด “อนุญาต”)</w:t>
+      </w:r>
+    </w:p>
+    <w:p>
+      <w:pPr>
+        <w:keepNext/>
+        <w:pBdr>
+          <w:top w:val="single" w:sz="4" w:space="4" w:color="BFBFBF"/>
+          <w:left w:val="single" w:sz="4" w:space="4" w:color="BFBFBF"/>
+          <w:bottom w:val="single" w:sz="4" w:space="4" w:color="BFBFBF"/>
+          <w:right w:val="single" w:sz="4" w:space="4" w:color="BFBFBF"/>
+        </w:pBdr>
+        <w:spacing w:before="120" w:after="60"/>
+        <w:jc w:val="center"/>
+      </w:pPr>
+      <w:r>
+        <w:rPr>
+          <w:noProof/>
+        </w:rPr>
+        <w:lastRenderedPageBreak/>
+        <w:drawing>
+          <wp:inline distT="0" distB="0" distL="0" distR="0" wp14:anchorId="07C21311" wp14:editId="3B622E12">
+            <wp:extent cx="5715000" cy="3571875"/>
+            <wp:effectExtent l="0" t="0" r="0" b="9525"/>
+            <wp:docPr id="22" name="Picture 22"/>
+            <wp:cNvGraphicFramePr>
+              <a:graphicFrameLocks xmlns:a="http://schemas.openxmlformats.org/drawingml/2006/main" noChangeAspect="1"/>
+            </wp:cNvGraphicFramePr>
+            <a:graphic xmlns:a="http://schemas.openxmlformats.org/drawingml/2006/main">
+              <a:graphicData uri="http://schemas.openxmlformats.org/drawingml/2006/picture">
+                <pic:pic xmlns:pic="http://schemas.openxmlformats.org/drawingml/2006/picture">
+                  <pic:nvPicPr>
+                    <pic:cNvPr id="22" name=""/>
+                    <pic:cNvPicPr/>
+                  </pic:nvPicPr>
+                  <pic:blipFill>
+                    <a:blip r:embed="rId20" cstate="print">
+                      <a:extLst>
+                        <a:ext uri="{28A0092B-C50C-407E-A947-70E740481C1C}">
+                          <a14:useLocalDpi xmlns:a14="http://schemas.microsoft.com/office/drawing/2010/main" val="0"/>
+                        </a:ext>
+                      </a:extLst>
+                    </a:blip>
+                    <a:stretch>
+                      <a:fillRect/>
+                    </a:stretch>
+                  </pic:blipFill>
+                  <pic:spPr>
+                    <a:xfrm>
+                      <a:off x="0" y="0"/>
+                      <a:ext cx="5715000" cy="3571875"/>
+                    </a:xfrm>
+                    <a:prstGeom prst="rect">
+                      <a:avLst/>
+                    </a:prstGeom>
+                  </pic:spPr>
+                </pic:pic>
+              </a:graphicData>
+            </a:graphic>
+          </wp:inline>
+        </w:drawing>
+      </w:r>
+    </w:p>
+    <w:p>
+      <w:pPr>
+        <w:spacing w:after="200"/>
+        <w:jc w:val="center"/>
+      </w:pPr>
+      <w:r>
+        <w:rPr>
+          <w:i/>
+          <w:iCs/>
+          <w:color w:val="666666"/>
+          <w:sz w:val="20"/>
+          <w:szCs w:val="20"/>
+          <w:cs/>
+        </w:rPr>
+        <w:t>ภาพที่ 4.2 หน้าการแจ้งเตือน</w:t>
+      </w:r>
+    </w:p>
+    <w:p>
+      <w:pPr>
+        <w:pStyle w:val="Heading2"/>
+        <w:keepNext/>
+        <w:spacing w:before="320" w:after="160"/>
+      </w:pPr>
+      <w:bookmarkStart w:id="16" w:name="_Toc242174316"/>
+      <w:r>
+        <w:rPr>
+          <w:b/>
+          <w:bCs/>
+          <w:color w:val="2E5FA3"/>
+          <w:sz w:val="28"/>
+          <w:szCs w:val="28"/>
+        </w:rPr>
+        <w:t xml:space="preserve">4.2 </w:t>
+      </w:r>
+      <w:r>
+        <w:rPr>
+          <w:b/>
+          <w:bCs/>
+          <w:color w:val="2E5FA3"/>
+          <w:sz w:val="28"/>
+          <w:szCs w:val="28"/>
+          <w:cs/>
+        </w:rPr>
+        <w:t>เปลี่ยนรหัสผ่าน</w:t>
+      </w:r>
+      <w:bookmarkEnd w:id="16"/>
+    </w:p>
+    <w:p>
+      <w:pPr>
+        <w:pStyle w:val="ListParagraph"/>
+        <w:numPr>
+          <w:ilvl w:val="0"/>
+          <w:numId w:val="6"/>
+        </w:numPr>
+        <w:spacing w:after="100"/>
+      </w:pPr>
+      <w:r>
+        <w:rPr>
+          <w:cs/>
+        </w:rPr>
+        <w:t>เข้าเมนู “เปลี่ยนรหัสผ่าน” แล้วกรอก “รหัสผ่านปัจจุบัน” (บัญชีที่เพิ่งสร้างใหม่ใช้รหัสผ่านตั้งต้นตามที่แสดงบนหน้า)</w:t>
+      </w:r>
+    </w:p>
+    <w:p>
+      <w:pPr>
+        <w:pStyle w:val="ListParagraph"/>
+        <w:numPr>
+          <w:ilvl w:val="0"/>
+          <w:numId w:val="6"/>
+        </w:numPr>
+        <w:spacing w:after="100"/>
+      </w:pPr>
+      <w:r>
+        <w:rPr>
+          <w:cs/>
+        </w:rPr>
+        <w:t>กรอก “รหัสผ่านใหม่” และ “ยืนยันรหัสผ่านใหม่” ให้ตรงกัน — กดไอคอนรูปตาท้ายช่องเพื่อดูตัวอักษรที่พิมพ์</w:t>
+      </w:r>
+    </w:p>
+    <w:p>
+      <w:pPr>
+        <w:pStyle w:val="ListParagraph"/>
+        <w:numPr>
+          <w:ilvl w:val="0"/>
+          <w:numId w:val="6"/>
+        </w:numPr>
+        <w:spacing w:after="100"/>
+      </w:pPr>
+      <w:r>
+        <w:rPr>
+          <w:cs/>
+        </w:rPr>
+        <w:t>กดปุ่ม “เปลี่ยนรหัสผ่าน” เมื่อสำเร็จจะขึ้นข้อความยืนยัน ครั้งหน้าให้เข้าระบบด้วยรหัสผ่านใหม่</w:t>
+      </w:r>
+    </w:p>
+    <w:p>
+      <w:pPr>
+        <w:pBdr>
+          <w:left w:val="single" w:sz="16" w:space="8" w:color="C0392B"/>
+        </w:pBdr>
+        <w:spacing w:before="60" w:after="160"/>
+        <w:ind w:left="360"/>
+      </w:pPr>
+      <w:r>
+        <w:rPr>
+          <w:i/>
+          <w:iCs/>
+          <w:color w:val="666666"/>
+          <w:sz w:val="22"/>
+          <w:szCs w:val="22"/>
+          <w:cs/>
+        </w:rPr>
+        <w:t>หมายเหตุ: ถ้ากรอกไม่ครบ ช่องยืนยันไม่ตรงกัน รหัสผ่านปัจจุบันไม่ถูกต้อง หรือรหัสผ่านใหม่ซ้ำกับรหัสเดิม ระบบจะแจ้งข้อความสีแดงใต้ฟอร์มและยังไม่เปลี่ยนรหัสผ่าน</w:t>
+      </w:r>
+    </w:p>
+    <w:p>
+      <w:pPr>
+        <w:keepNext/>
+        <w:pBdr>
+          <w:top w:val="single" w:sz="4" w:space="4" w:color="BFBFBF"/>
+          <w:left w:val="single" w:sz="4" w:space="4" w:color="BFBFBF"/>
+          <w:bottom w:val="single" w:sz="4" w:space="4" w:color="BFBFBF"/>
+          <w:right w:val="single" w:sz="4" w:space="4" w:color="BFBFBF"/>
+        </w:pBdr>
+        <w:spacing w:before="120" w:after="60"/>
+        <w:jc w:val="center"/>
+      </w:pPr>
+      <w:r>
+        <w:rPr>
+          <w:noProof/>
+        </w:rPr>
+        <w:lastRenderedPageBreak/>
+        <w:drawing>
+          <wp:inline distT="0" distB="0" distL="0" distR="0" wp14:anchorId="408E3989" wp14:editId="2B42242C">
+            <wp:extent cx="5715000" cy="3571875"/>
+            <wp:effectExtent l="0" t="0" r="0" b="9525"/>
+            <wp:docPr id="24" name="Picture 24"/>
+            <wp:cNvGraphicFramePr>
+              <a:graphicFrameLocks xmlns:a="http://schemas.openxmlformats.org/drawingml/2006/main" noChangeAspect="1"/>
+            </wp:cNvGraphicFramePr>
+            <a:graphic xmlns:a="http://schemas.openxmlformats.org/drawingml/2006/main">
+              <a:graphicData uri="http://schemas.openxmlformats.org/drawingml/2006/picture">
+                <pic:pic xmlns:pic="http://schemas.openxmlformats.org/drawingml/2006/picture">
+                  <pic:nvPicPr>
+                    <pic:cNvPr id="24" name=""/>
+                    <pic:cNvPicPr/>
+                  </pic:nvPicPr>
+                  <pic:blipFill>
+                    <a:blip r:embed="rId21" cstate="print">
+                      <a:extLst>
+                        <a:ext uri="{28A0092B-C50C-407E-A947-70E740481C1C}">
+                          <a14:useLocalDpi xmlns:a14="http://schemas.microsoft.com/office/drawing/2010/main" val="0"/>
+                        </a:ext>
+                      </a:extLst>
+                    </a:blip>
+                    <a:stretch>
+                      <a:fillRect/>
+                    </a:stretch>
+                  </pic:blipFill>
+                  <pic:spPr>
+                    <a:xfrm>
+                      <a:off x="0" y="0"/>
+                      <a:ext cx="5715000" cy="3571875"/>
+                    </a:xfrm>
+                    <a:prstGeom prst="rect">
+                      <a:avLst/>
+                    </a:prstGeom>
+                  </pic:spPr>
+                </pic:pic>
+              </a:graphicData>
+            </a:graphic>
+          </wp:inline>
+        </w:drawing>
+      </w:r>
+    </w:p>
+    <w:p>
+      <w:pPr>
+        <w:spacing w:after="200"/>
+        <w:jc w:val="center"/>
+      </w:pPr>
+      <w:r>
+        <w:rPr>
+          <w:i/>
+          <w:iCs/>
+          <w:color w:val="666666"/>
+          <w:sz w:val="20"/>
+          <w:szCs w:val="20"/>
+          <w:cs/>
+        </w:rPr>
+        <w:t>ภาพที่ 4.3 หน้าเปลี่ยนรหัสผ่าน</w:t>
+      </w:r>
+    </w:p>
+    <w:p>
+      <w:pPr>
+        <w:pStyle w:val="Heading2"/>
+        <w:keepNext/>
+        <w:spacing w:before="320" w:after="160"/>
+      </w:pPr>
+      <w:bookmarkStart w:id="17" w:name="_Toc242174317"/>
+      <w:r>
+        <w:rPr>
+          <w:b/>
+          <w:bCs/>
+          <w:color w:val="2E5FA3"/>
+          <w:sz w:val="28"/>
+          <w:szCs w:val="28"/>
+        </w:rPr>
+        <w:t xml:space="preserve">4.3 </w:t>
+      </w:r>
+      <w:r>
+        <w:rPr>
+          <w:b/>
+          <w:bCs/>
+          <w:color w:val="2E5FA3"/>
+          <w:sz w:val="28"/>
+          <w:szCs w:val="28"/>
+          <w:cs/>
+        </w:rPr>
+        <w:t>ขนาดตัวอักษร</w:t>
+      </w:r>
+      <w:bookmarkEnd w:id="17"/>
+    </w:p>
+    <w:p>
+      <w:pPr>
+        <w:pStyle w:val="ListParagraph"/>
+        <w:numPr>
+          <w:ilvl w:val="0"/>
+          <w:numId w:val="7"/>
+        </w:numPr>
+        <w:spacing w:after="100"/>
+      </w:pPr>
+      <w:r>
+        <w:rPr>
+          <w:cs/>
+        </w:rPr>
+        <w:t>เข้าเมนู “ขนาดตัวอักษร” แล้วเลือกระดับสำเร็จรูป 5 แบบ: เล็กพิเศษ (85%)</w:t>
+      </w:r>
+      <w:r>
+        <w:t xml:space="preserve">, </w:t>
+      </w:r>
+      <w:r>
+        <w:rPr>
+          <w:cs/>
+        </w:rPr>
+        <w:t>เล็ก (92%)</w:t>
+      </w:r>
+      <w:r>
+        <w:t xml:space="preserve">, </w:t>
+      </w:r>
+      <w:r>
+        <w:rPr>
+          <w:cs/>
+        </w:rPr>
+        <w:t>ปกติ (100%)</w:t>
+      </w:r>
+      <w:r>
+        <w:t xml:space="preserve">, </w:t>
+      </w:r>
+      <w:r>
+        <w:rPr>
+          <w:cs/>
+        </w:rPr>
+        <w:t>ใหญ่ (110%)</w:t>
+      </w:r>
+      <w:r>
+        <w:t xml:space="preserve">, </w:t>
+      </w:r>
+      <w:r>
+        <w:rPr>
+          <w:cs/>
+        </w:rPr>
+        <w:t>ใหญ่พิเศษ (120%)</w:t>
+      </w:r>
+    </w:p>
+    <w:p>
+      <w:pPr>
+        <w:pStyle w:val="ListParagraph"/>
+        <w:numPr>
+          <w:ilvl w:val="0"/>
+          <w:numId w:val="7"/>
+        </w:numPr>
+        <w:spacing w:after="100"/>
+      </w:pPr>
+      <w:r>
+        <w:rPr>
+          <w:cs/>
+        </w:rPr>
+        <w:t>ถ้ายังไม่พอดี ปรับละเอียดด้วยแถบเลื่อน หรือปุ่ม − / + ได้ทีละ 1% ตั้งแต่ 75% ถึง 150%</w:t>
+      </w:r>
+    </w:p>
+    <w:p>
+      <w:pPr>
+        <w:pStyle w:val="ListParagraph"/>
+        <w:numPr>
+          <w:ilvl w:val="0"/>
+          <w:numId w:val="7"/>
+        </w:numPr>
+        <w:spacing w:after="100"/>
+      </w:pPr>
+      <w:r>
+        <w:rPr>
+          <w:cs/>
+        </w:rPr>
+        <w:t>ดูผลในกรอบ “ตัวอย่าง” แล้วกด “บันทึกการตั้งค่า” — ถ้าออกจากหน้าโดยไม่บันทึก ขนาดจะกลับเป็นค่าเดิม ส่วนปุ่ม “คืนค่าเริ่มต้น (100%)” ใช้กลับไปขนาดปกติ</w:t>
+      </w:r>
+    </w:p>
+    <w:p>
+      <w:pPr>
+        <w:pBdr>
+          <w:left w:val="single" w:sz="16" w:space="8" w:color="C0392B"/>
+        </w:pBdr>
+        <w:spacing w:before="60" w:after="160"/>
+        <w:ind w:left="360"/>
+      </w:pPr>
+      <w:r>
+        <w:rPr>
+          <w:i/>
+          <w:iCs/>
+          <w:color w:val="666666"/>
+          <w:sz w:val="22"/>
+          <w:szCs w:val="22"/>
+          <w:cs/>
+        </w:rPr>
+        <w:t>หมายเหตุ: ค่านี้เก็บไว้ที่เบราว์เซอร์ของเครื่องที่ใช้อยู่ ไม่ผูกกับบัญชี (เปลี่ยนเครื่องต้องตั้งใหม่) และไม่กระทบขนาดตัวอักษรของเอกสารที่สั่งพิมพ์</w:t>
+      </w:r>
+    </w:p>
+    <w:p>
+      <w:pPr>
+        <w:keepNext/>
+        <w:pBdr>
+          <w:top w:val="single" w:sz="4" w:space="4" w:color="BFBFBF"/>
+          <w:left w:val="single" w:sz="4" w:space="4" w:color="BFBFBF"/>
+          <w:bottom w:val="single" w:sz="4" w:space="4" w:color="BFBFBF"/>
+          <w:right w:val="single" w:sz="4" w:space="4" w:color="BFBFBF"/>
+        </w:pBdr>
+        <w:spacing w:before="120" w:after="60"/>
+        <w:jc w:val="center"/>
+      </w:pPr>
+      <w:r>
+        <w:rPr>
+          <w:noProof/>
+        </w:rPr>
+        <w:lastRenderedPageBreak/>
+        <w:drawing>
+          <wp:inline distT="0" distB="0" distL="0" distR="0" wp14:anchorId="237278F0" wp14:editId="79965791">
+            <wp:extent cx="5715000" cy="4206875"/>
+            <wp:effectExtent l="0" t="0" r="0" b="3175"/>
+            <wp:docPr id="26" name="Picture 26"/>
+            <wp:cNvGraphicFramePr>
+              <a:graphicFrameLocks xmlns:a="http://schemas.openxmlformats.org/drawingml/2006/main" noChangeAspect="1"/>
+            </wp:cNvGraphicFramePr>
+            <a:graphic xmlns:a="http://schemas.openxmlformats.org/drawingml/2006/main">
+              <a:graphicData uri="http://schemas.openxmlformats.org/drawingml/2006/picture">
+                <pic:pic xmlns:pic="http://schemas.openxmlformats.org/drawingml/2006/picture">
+                  <pic:nvPicPr>
+                    <pic:cNvPr id="26" name=""/>
+                    <pic:cNvPicPr/>
+                  </pic:nvPicPr>
+                  <pic:blipFill>
+                    <a:blip r:embed="rId22" cstate="print">
+                      <a:extLst>
+                        <a:ext uri="{28A0092B-C50C-407E-A947-70E740481C1C}">
+                          <a14:useLocalDpi xmlns:a14="http://schemas.microsoft.com/office/drawing/2010/main" val="0"/>
+                        </a:ext>
+                      </a:extLst>
+                    </a:blip>
+                    <a:stretch>
+                      <a:fillRect/>
+                    </a:stretch>
+                  </pic:blipFill>
+                  <pic:spPr>
+                    <a:xfrm>
+                      <a:off x="0" y="0"/>
+                      <a:ext cx="5715000" cy="4206875"/>
+                    </a:xfrm>
+                    <a:prstGeom prst="rect">
+                      <a:avLst/>
+                    </a:prstGeom>
+                  </pic:spPr>
+                </pic:pic>
+              </a:graphicData>
+            </a:graphic>
+          </wp:inline>
+        </w:drawing>
+      </w:r>
+    </w:p>
+    <w:p>
+      <w:pPr>
+        <w:spacing w:after="200"/>
+        <w:jc w:val="center"/>
+      </w:pPr>
+      <w:r>
+        <w:rPr>
+          <w:i/>
+          <w:iCs/>
+          <w:color w:val="666666"/>
+          <w:sz w:val="20"/>
+          <w:szCs w:val="20"/>
+          <w:cs/>
+        </w:rPr>
+        <w:t>ภาพที่ 4.4 หน้าขนาดตัวอักษร</w:t>
+      </w:r>
+    </w:p>
+    <w:p>
+      <w:r>
+        <w:rPr>
+          <w:cs/>
+        </w:rPr>
+        <w:br w:type="page"/>
+      </w:r>
+    </w:p>
+    <w:p>
+      <w:pPr>
+        <w:pStyle w:val="Heading1"/>
+        <w:keepNext/>
+        <w:pBdr>
+          <w:bottom w:val="single" w:sz="6" w:space="4" w:color="1F3864"/>
+        </w:pBdr>
+        <w:spacing w:before="400" w:after="200"/>
+      </w:pPr>
+      <w:bookmarkStart w:id="18" w:name="_Toc242174318"/>
       <w:r>
         <w:rPr>
           <w:b/>
           <w:bCs/>
           <w:color w:val="1F3864"/>
         </w:rPr>
-        <w:t>FAQ</w:t>
+        <w:lastRenderedPageBreak/>
+        <w:t>5</w:t>
       </w:r>
       <w:r>
         <w:rPr>
@@ -4039,16 +5753,34 @@
           <w:color w:val="1F3864"/>
           <w:cs/>
         </w:rPr>
+        <w:t>. คำถามที่พบบ่อย (</w:t>
+      </w:r>
+      <w:r>
+        <w:rPr>
+          <w:b/>
+          <w:bCs/>
+          <w:color w:val="1F3864"/>
+        </w:rPr>
+        <w:t>FAQ</w:t>
+      </w:r>
+      <w:r>
+        <w:rPr>
+          <w:b/>
+          <w:bCs/>
+          <w:color w:val="1F3864"/>
+          <w:cs/>
+        </w:rPr>
         <w:t>)</w:t>
       </w:r>
-      <w:bookmarkEnd w:id="12"/>
+      <w:bookmarkEnd w:id="18"/>
     </w:p>
     <w:p>
       <w:pPr>
         <w:pStyle w:val="Heading3"/>
+        <w:keepNext/>
         <w:spacing w:before="240" w:after="120"/>
       </w:pPr>
-      <w:bookmarkStart w:id="13" w:name="_Toc240985525"/>
+      <w:bookmarkStart w:id="19" w:name="_Toc242174319"/>
       <w:r>
         <w:rPr>
           <w:b/>
@@ -4068,7 +5800,7 @@
         </w:rPr>
         <w:t>?</w:t>
       </w:r>
-      <w:bookmarkEnd w:id="13"/>
+      <w:bookmarkEnd w:id="19"/>
     </w:p>
     <w:p>
       <w:pPr>
@@ -4078,21 +5810,16 @@
         <w:rPr>
           <w:cs/>
         </w:rPr>
-        <w:t>ตอบ: ระบบห้</w:t>
-      </w:r>
-      <w:r>
-        <w:rPr>
-          <w:cs/>
-        </w:rPr>
-        <w:t>ามผู้อนุมัติอนุมัติใบเบิกของตัวเองเสมอ เพื่อป้องกันการอนุมัติให้ตัวเอง ต้องให้ผู้อนุมัติท่านอื่นในหน่วยงานเดียวกัน หรือผู้ดูแลระบบ เป็นผู้พิจารณาแทน</w:t>
+        <w:t>ตอบ: ระบบห้ามผู้อนุมัติอนุมัติใบเบิกของตัวเองเสมอ เพื่อป้องกันการอนุมัติให้ตัวเอง ต้องให้ผู้อนุมัติท่านอื่นในหน่วยงานเดียวกัน หรือผู้ดูแลระบบ เป็นผู้พิจารณาแทน</w:t>
       </w:r>
     </w:p>
     <w:p>
       <w:pPr>
         <w:pStyle w:val="Heading3"/>
+        <w:keepNext/>
         <w:spacing w:before="240" w:after="120"/>
       </w:pPr>
-      <w:bookmarkStart w:id="14" w:name="_Toc240985526"/>
+      <w:bookmarkStart w:id="20" w:name="_Toc242174320"/>
       <w:r>
         <w:rPr>
           <w:b/>
@@ -4112,7 +5839,7 @@
         </w:rPr>
         <w:t>?</w:t>
       </w:r>
-      <w:bookmarkEnd w:id="14"/>
+      <w:bookmarkEnd w:id="20"/>
     </w:p>
     <w:p>
       <w:pPr>
@@ -4122,29 +5849,16 @@
         <w:rPr>
           <w:cs/>
         </w:rPr>
-        <w:t>ตอบ: การอนุมัติใบเบิกไม่ตัดสต๊อก เป็นเพียงการอนุญาตให้ฝ่ายคล</w:t>
-      </w:r>
-      <w:r>
-        <w:rPr>
-          <w:cs/>
-        </w:rPr>
-        <w:t>ังทำใบจ่ายได้ ยอดจะลด</w:t>
-      </w:r>
-      <w:bookmarkStart w:id="15" w:name="_GoBack"/>
-      <w:bookmarkEnd w:id="15"/>
-      <w:r>
-        <w:rPr>
-          <w:cs/>
-        </w:rPr>
-        <w:t>ก็ต่อเมื่อมีการบันทึกใบจ่ายจริงเท่านั้น</w:t>
+        <w:t>ตอบ: การอนุมัติใบเบิกไม่ตัดสต๊อก เป็นเพียงการอนุญาตให้ฝ่ายคลังทำใบจ่ายได้ ยอดจะลดก็ต่อเมื่อมีการบันทึกใบจ่ายจริงเท่านั้น</w:t>
       </w:r>
     </w:p>
     <w:p>
       <w:pPr>
         <w:pStyle w:val="Heading3"/>
+        <w:keepNext/>
         <w:spacing w:before="240" w:after="120"/>
       </w:pPr>
-      <w:bookmarkStart w:id="16" w:name="_Toc240985527"/>
+      <w:bookmarkStart w:id="21" w:name="_Toc242174321"/>
       <w:r>
         <w:rPr>
           <w:b/>
@@ -4164,7 +5878,7 @@
         </w:rPr>
         <w:t>?</w:t>
       </w:r>
-      <w:bookmarkEnd w:id="16"/>
+      <w:bookmarkEnd w:id="21"/>
     </w:p>
     <w:p>
       <w:pPr>
@@ -4174,21 +5888,16 @@
         <w:rPr>
           <w:cs/>
         </w:rPr>
-        <w:t>ตอบ: กดปุ่ม “ส่งกลับแก้ไข” ที่กล่องรายละเอียดใบเบิก (ทำได้เฉพาะยังไม่มีการจ่ายของแม้บางส่วน) สถานะจะกลับเ</w:t>
-      </w:r>
-      <w:r>
-        <w:rPr>
-          <w:cs/>
-        </w:rPr>
-        <w:t>ป็น “รออนุมัติ” ให้ผู้ขอเบิกแก้ไขและยื่นใหม่เข้ามาให้ท่านพิจารณาอีกครั้ง</w:t>
+        <w:t>ตอบ: กดปุ่ม “ส่งกลับแก้ไข” ที่กล่องรายละเอียดใบเบิก (ทำได้เฉพาะยังไม่มีการจ่ายของแม้บางส่วน) สถานะจะกลับเป็น “รออนุมัติ” ให้ผู้ขอเบิกแก้ไขและยื่นใหม่เข้ามาให้ท่านพิจารณาอีกครั้ง</w:t>
       </w:r>
     </w:p>
     <w:p>
       <w:pPr>
         <w:pStyle w:val="Heading3"/>
+        <w:keepNext/>
         <w:spacing w:before="240" w:after="120"/>
       </w:pPr>
-      <w:bookmarkStart w:id="17" w:name="_Toc240985528"/>
+      <w:bookmarkStart w:id="22" w:name="_Toc242174322"/>
       <w:r>
         <w:rPr>
           <w:b/>
@@ -4208,7 +5917,7 @@
         </w:rPr>
         <w:t>?</w:t>
       </w:r>
-      <w:bookmarkEnd w:id="17"/>
+      <w:bookmarkEnd w:id="22"/>
     </w:p>
     <w:p>
       <w:pPr>
@@ -4221,9 +5930,48 @@
         <w:t>ตอบ: ระบบไม่มีฟังก์ชันลืมรหัสผ่านด้วยตนเอง กรุณาติดต่อผู้ดูแลระบบขององค์กรให้ช่วยตั้งรหัสผ่านใหม่ให้</w:t>
       </w:r>
     </w:p>
+    <w:p>
+      <w:pPr>
+        <w:pStyle w:val="Heading3"/>
+        <w:keepNext/>
+        <w:spacing w:before="240" w:after="120"/>
+      </w:pPr>
+      <w:bookmarkStart w:id="23" w:name="_Toc242174323"/>
+      <w:r>
+        <w:rPr>
+          <w:b/>
+          <w:bCs/>
+          <w:sz w:val="26"/>
+          <w:szCs w:val="26"/>
+          <w:cs/>
+        </w:rPr>
+        <w:t>ถาม: ใบเบิกพนักงานใหม่ที่อนุมัติไปแล้วผิด ส่งกลับแก้ไขได้ไหม</w:t>
+      </w:r>
+      <w:r>
+        <w:rPr>
+          <w:b/>
+          <w:bCs/>
+          <w:sz w:val="26"/>
+          <w:szCs w:val="26"/>
+        </w:rPr>
+        <w:t>?</w:t>
+      </w:r>
+      <w:bookmarkEnd w:id="23"/>
+    </w:p>
+    <w:p>
+      <w:pPr>
+        <w:spacing w:after="120"/>
+      </w:pPr>
+      <w:r>
+        <w:rPr>
+          <w:cs/>
+        </w:rPr>
+        <w:t>ตอบ: ไม่ได้ ใบเบิกพนักงานใหม่ไม่มีการส่งกลับแก้ไข ต้องให้ผู้ดูแลระบบยกเลิกใบนั้น แล้วผู้ขอเบิกทำใบใหม่ที่เมนู “เบิกพนักงานใหม่”</w:t>
+      </w:r>
+    </w:p>
     <w:sectPr>
-      <w:headerReference w:type="default" r:id="rId17"/>
-      <w:footerReference w:type="default" r:id="rId18"/>
+      <w:headerReference w:type="default" r:id="rId23"/>
+      <w:footerReference w:type="default" r:id="rId24"/>
       <w:pgSz w:w="11906" w:h="16838"/>
       <w:pgMar w:top="1134" w:right="1417" w:bottom="1134" w:left="1417" w:header="708" w:footer="708" w:gutter="0"/>
       <w:cols w:space="720"/>
@@ -4298,7 +6046,7 @@
         <w:sz w:val="18"/>
         <w:szCs w:val="18"/>
       </w:rPr>
-      <w:t>7</w:t>
+      <w:t>15</w:t>
     </w:r>
     <w:r>
       <w:rPr>
@@ -4348,7 +6096,7 @@
         <w:sz w:val="18"/>
         <w:szCs w:val="18"/>
       </w:rPr>
-      <w:t>10</w:t>
+      <w:t>15</w:t>
     </w:r>
     <w:r>
       <w:rPr>
@@ -4563,6 +6311,114 @@
     </w:lvl>
   </w:abstractNum>
   <w:abstractNum w:abstractNumId="2" w15:restartNumberingAfterBreak="0">
+    <w:nsid w:val="284A5004"/>
+    <w:multiLevelType w:val="multilevel"/>
+    <w:tmpl w:val="55807AB2"/>
+    <w:lvl w:ilvl="0">
+      <w:start w:val="1"/>
+      <w:numFmt w:val="decimal"/>
+      <w:lvlText w:val="%1."/>
+      <w:lvlJc w:val="left"/>
+      <w:pPr>
+        <w:ind w:left="560" w:hanging="340"/>
+      </w:pPr>
+    </w:lvl>
+    <w:lvl w:ilvl="1">
+      <w:numFmt w:val="decimal"/>
+      <w:lvlText w:val=""/>
+      <w:lvlJc w:val="left"/>
+    </w:lvl>
+    <w:lvl w:ilvl="2">
+      <w:numFmt w:val="decimal"/>
+      <w:lvlText w:val=""/>
+      <w:lvlJc w:val="left"/>
+    </w:lvl>
+    <w:lvl w:ilvl="3">
+      <w:numFmt w:val="decimal"/>
+      <w:lvlText w:val=""/>
+      <w:lvlJc w:val="left"/>
+    </w:lvl>
+    <w:lvl w:ilvl="4">
+      <w:numFmt w:val="decimal"/>
+      <w:lvlText w:val=""/>
+      <w:lvlJc w:val="left"/>
+    </w:lvl>
+    <w:lvl w:ilvl="5">
+      <w:numFmt w:val="decimal"/>
+      <w:lvlText w:val=""/>
+      <w:lvlJc w:val="left"/>
+    </w:lvl>
+    <w:lvl w:ilvl="6">
+      <w:numFmt w:val="decimal"/>
+      <w:lvlText w:val=""/>
+      <w:lvlJc w:val="left"/>
+    </w:lvl>
+    <w:lvl w:ilvl="7">
+      <w:numFmt w:val="decimal"/>
+      <w:lvlText w:val=""/>
+      <w:lvlJc w:val="left"/>
+    </w:lvl>
+    <w:lvl w:ilvl="8">
+      <w:numFmt w:val="decimal"/>
+      <w:lvlText w:val=""/>
+      <w:lvlJc w:val="left"/>
+    </w:lvl>
+  </w:abstractNum>
+  <w:abstractNum w:abstractNumId="3" w15:restartNumberingAfterBreak="0">
+    <w:nsid w:val="3A5A4CF5"/>
+    <w:multiLevelType w:val="multilevel"/>
+    <w:tmpl w:val="55807AB2"/>
+    <w:lvl w:ilvl="0">
+      <w:start w:val="1"/>
+      <w:numFmt w:val="decimal"/>
+      <w:lvlText w:val="%1."/>
+      <w:lvlJc w:val="left"/>
+      <w:pPr>
+        <w:ind w:left="560" w:hanging="340"/>
+      </w:pPr>
+    </w:lvl>
+    <w:lvl w:ilvl="1">
+      <w:numFmt w:val="decimal"/>
+      <w:lvlText w:val=""/>
+      <w:lvlJc w:val="left"/>
+    </w:lvl>
+    <w:lvl w:ilvl="2">
+      <w:numFmt w:val="decimal"/>
+      <w:lvlText w:val=""/>
+      <w:lvlJc w:val="left"/>
+    </w:lvl>
+    <w:lvl w:ilvl="3">
+      <w:numFmt w:val="decimal"/>
+      <w:lvlText w:val=""/>
+      <w:lvlJc w:val="left"/>
+    </w:lvl>
+    <w:lvl w:ilvl="4">
+      <w:numFmt w:val="decimal"/>
+      <w:lvlText w:val=""/>
+      <w:lvlJc w:val="left"/>
+    </w:lvl>
+    <w:lvl w:ilvl="5">
+      <w:numFmt w:val="decimal"/>
+      <w:lvlText w:val=""/>
+      <w:lvlJc w:val="left"/>
+    </w:lvl>
+    <w:lvl w:ilvl="6">
+      <w:numFmt w:val="decimal"/>
+      <w:lvlText w:val=""/>
+      <w:lvlJc w:val="left"/>
+    </w:lvl>
+    <w:lvl w:ilvl="7">
+      <w:numFmt w:val="decimal"/>
+      <w:lvlText w:val=""/>
+      <w:lvlJc w:val="left"/>
+    </w:lvl>
+    <w:lvl w:ilvl="8">
+      <w:numFmt w:val="decimal"/>
+      <w:lvlText w:val=""/>
+      <w:lvlJc w:val="left"/>
+    </w:lvl>
+  </w:abstractNum>
+  <w:abstractNum w:abstractNumId="4" w15:restartNumberingAfterBreak="0">
     <w:nsid w:val="6E6C7C31"/>
     <w:multiLevelType w:val="hybridMultilevel"/>
     <w:tmpl w:val="830A9968"/>
@@ -4620,6 +6476,60 @@
       <w:lvlJc w:val="left"/>
     </w:lvl>
   </w:abstractNum>
+  <w:abstractNum w:abstractNumId="5" w15:restartNumberingAfterBreak="0">
+    <w:nsid w:val="7B704FB7"/>
+    <w:multiLevelType w:val="multilevel"/>
+    <w:tmpl w:val="55807AB2"/>
+    <w:lvl w:ilvl="0">
+      <w:start w:val="1"/>
+      <w:numFmt w:val="decimal"/>
+      <w:lvlText w:val="%1."/>
+      <w:lvlJc w:val="left"/>
+      <w:pPr>
+        <w:ind w:left="560" w:hanging="340"/>
+      </w:pPr>
+    </w:lvl>
+    <w:lvl w:ilvl="1">
+      <w:numFmt w:val="decimal"/>
+      <w:lvlText w:val=""/>
+      <w:lvlJc w:val="left"/>
+    </w:lvl>
+    <w:lvl w:ilvl="2">
+      <w:numFmt w:val="decimal"/>
+      <w:lvlText w:val=""/>
+      <w:lvlJc w:val="left"/>
+    </w:lvl>
+    <w:lvl w:ilvl="3">
+      <w:numFmt w:val="decimal"/>
+      <w:lvlText w:val=""/>
+      <w:lvlJc w:val="left"/>
+    </w:lvl>
+    <w:lvl w:ilvl="4">
+      <w:numFmt w:val="decimal"/>
+      <w:lvlText w:val=""/>
+      <w:lvlJc w:val="left"/>
+    </w:lvl>
+    <w:lvl w:ilvl="5">
+      <w:numFmt w:val="decimal"/>
+      <w:lvlText w:val=""/>
+      <w:lvlJc w:val="left"/>
+    </w:lvl>
+    <w:lvl w:ilvl="6">
+      <w:numFmt w:val="decimal"/>
+      <w:lvlText w:val=""/>
+      <w:lvlJc w:val="left"/>
+    </w:lvl>
+    <w:lvl w:ilvl="7">
+      <w:numFmt w:val="decimal"/>
+      <w:lvlText w:val=""/>
+      <w:lvlJc w:val="left"/>
+    </w:lvl>
+    <w:lvl w:ilvl="8">
+      <w:numFmt w:val="decimal"/>
+      <w:lvlText w:val=""/>
+      <w:lvlJc w:val="left"/>
+    </w:lvl>
+  </w:abstractNum>
   <w:num w:numId="1">
     <w:abstractNumId w:val="1"/>
     <w:lvlOverride w:ilvl="0">
@@ -4627,7 +6537,7 @@
     </w:lvlOverride>
   </w:num>
   <w:num w:numId="2">
-    <w:abstractNumId w:val="2"/>
+    <w:abstractNumId w:val="4"/>
     <w:lvlOverride w:ilvl="0">
       <w:startOverride w:val="1"/>
     </w:lvlOverride>
@@ -4637,6 +6547,18 @@
     <w:lvlOverride w:ilvl="0">
       <w:startOverride w:val="1"/>
     </w:lvlOverride>
+  </w:num>
+  <w:num w:numId="4">
+    <w:abstractNumId w:val="0"/>
+  </w:num>
+  <w:num w:numId="5">
+    <w:abstractNumId w:val="3"/>
+  </w:num>
+  <w:num w:numId="6">
+    <w:abstractNumId w:val="2"/>
+  </w:num>
+  <w:num w:numId="7">
+    <w:abstractNumId w:val="5"/>
   </w:num>
 </w:numbering>
 </file>
@@ -5534,7 +7456,7 @@
 </file>
 
 <file path=customXml/itemProps1.xml><?xml version="1.0" encoding="utf-8"?>
-<ds:datastoreItem xmlns:ds="http://schemas.openxmlformats.org/officeDocument/2006/customXml" ds:itemID="{570801C3-AE54-41D7-BDED-91736BC4D8ED}">
+<ds:datastoreItem xmlns:ds="http://schemas.openxmlformats.org/officeDocument/2006/customXml" ds:itemID="{F1BEE88E-9CD3-44B9-A862-3B492F318B29}">
   <ds:schemaRefs>
     <ds:schemaRef ds:uri="http://schemas.openxmlformats.org/officeDocument/2006/bibliography"/>
   </ds:schemaRefs>
